--- a/docs/uat/UAT-UKCOPO-DecisionTrees.docx
+++ b/docs/uat/UAT-UKCOPO-DecisionTrees.docx
@@ -1,6 +1,6 @@
 
 <file path=word/document.xml><?xml version="1.0" encoding="utf-8"?>
-<w:document xmlns:wpc="http://schemas.microsoft.com/office/word/2010/wordprocessingCanvas" xmlns:mc="http://schemas.openxmlformats.org/markup-compatibility/2006" xmlns:o="urn:schemas-microsoft-com:office:office" xmlns:r="http://schemas.openxmlformats.org/officeDocument/2006/relationships" xmlns:m="http://schemas.openxmlformats.org/officeDocument/2006/math" xmlns:v="urn:schemas-microsoft-com:vml" xmlns:wp14="http://schemas.microsoft.com/office/word/2010/wordprocessingDrawing" xmlns:wp="http://schemas.openxmlformats.org/drawingml/2006/wordprocessingDrawing" xmlns:w10="urn:schemas-microsoft-com:office:word" xmlns:w="http://schemas.openxmlformats.org/wordprocessingml/2006/main" xmlns:w14="http://schemas.microsoft.com/office/word/2010/wordml" xmlns:w15="http://schemas.microsoft.com/office/word/2012/wordml" xmlns:wpg="http://schemas.microsoft.com/office/word/2010/wordprocessingGroup" xmlns:wpi="http://schemas.microsoft.com/office/word/2010/wordprocessingInk" xmlns:wne="http://schemas.microsoft.com/office/word/2006/wordml" xmlns:wps="http://schemas.microsoft.com/office/word/2010/wordprocessingShape" xmlns:cx="http://schemas.microsoft.com/office/drawing/2014/chartex" xmlns:cx1="http://schemas.microsoft.com/office/drawing/2015/9/8/chartex" xmlns:cx2="http://schemas.microsoft.com/office/drawing/2015/10/21/chartex" xmlns:cx3="http://schemas.microsoft.com/office/drawing/2016/5/9/chartex" xmlns:cx4="http://schemas.microsoft.com/office/drawing/2016/5/10/chartex" xmlns:cx5="http://schemas.microsoft.com/office/drawing/2016/5/11/chartex" xmlns:cx6="http://schemas.microsoft.com/office/drawing/2016/5/12/chartex" xmlns:cx7="http://schemas.microsoft.com/office/drawing/2016/5/13/chartex" xmlns:cx8="http://schemas.microsoft.com/office/drawing/2016/5/14/chartex" xmlns:aink="http://schemas.microsoft.com/office/drawing/2016/ink" xmlns:am3d="http://schemas.microsoft.com/office/drawing/2017/model3d" xmlns:w16cex="http://schemas.microsoft.com/office/word/2018/wordml/cex" xmlns:w16cid="http://schemas.microsoft.com/office/word/2016/wordml/cid" xmlns:w16="http://schemas.microsoft.com/office/word/2018/wordml" xmlns:w16sdtdh="http://schemas.microsoft.com/office/word/2020/wordml/sdtdatahash" xmlns:w16se="http://schemas.microsoft.com/office/word/2015/wordml/symex" mc:Ignorable="w14 w15 wp14">
+<w:document xmlns:wpc="http://schemas.microsoft.com/office/word/2010/wordprocessingCanvas" xmlns:cx="http://schemas.microsoft.com/office/drawing/2014/chartex" xmlns:cx1="http://schemas.microsoft.com/office/drawing/2015/9/8/chartex" xmlns:cx2="http://schemas.microsoft.com/office/drawing/2015/10/21/chartex" xmlns:cx3="http://schemas.microsoft.com/office/drawing/2016/5/9/chartex" xmlns:cx4="http://schemas.microsoft.com/office/drawing/2016/5/10/chartex" xmlns:cx5="http://schemas.microsoft.com/office/drawing/2016/5/11/chartex" xmlns:cx6="http://schemas.microsoft.com/office/drawing/2016/5/12/chartex" xmlns:cx7="http://schemas.microsoft.com/office/drawing/2016/5/13/chartex" xmlns:cx8="http://schemas.microsoft.com/office/drawing/2016/5/14/chartex" xmlns:mc="http://schemas.openxmlformats.org/markup-compatibility/2006" xmlns:aink="http://schemas.microsoft.com/office/drawing/2016/ink" xmlns:am3d="http://schemas.microsoft.com/office/drawing/2017/model3d" xmlns:o="urn:schemas-microsoft-com:office:office" xmlns:oel="http://schemas.microsoft.com/office/2019/extlst" xmlns:r="http://schemas.openxmlformats.org/officeDocument/2006/relationships" xmlns:m="http://schemas.openxmlformats.org/officeDocument/2006/math" xmlns:v="urn:schemas-microsoft-com:vml" xmlns:wp14="http://schemas.microsoft.com/office/word/2010/wordprocessingDrawing" xmlns:wp="http://schemas.openxmlformats.org/drawingml/2006/wordprocessingDrawing" xmlns:w10="urn:schemas-microsoft-com:office:word" xmlns:w="http://schemas.openxmlformats.org/wordprocessingml/2006/main" xmlns:w14="http://schemas.microsoft.com/office/word/2010/wordml" xmlns:w15="http://schemas.microsoft.com/office/word/2012/wordml" xmlns:w16cex="http://schemas.microsoft.com/office/word/2018/wordml/cex" xmlns:w16cid="http://schemas.microsoft.com/office/word/2016/wordml/cid" xmlns:w16="http://schemas.microsoft.com/office/word/2018/wordml" xmlns:w16du="http://schemas.microsoft.com/office/word/2023/wordml/word16du" xmlns:w16sdtdh="http://schemas.microsoft.com/office/word/2020/wordml/sdtdatahash" xmlns:w16sdtfl="http://schemas.microsoft.com/office/word/2024/wordml/sdtformatlock" xmlns:w16se="http://schemas.microsoft.com/office/word/2015/wordml/symex" xmlns:wpg="http://schemas.microsoft.com/office/word/2010/wordprocessingGroup" xmlns:wpi="http://schemas.microsoft.com/office/word/2010/wordprocessingInk" xmlns:wne="http://schemas.microsoft.com/office/word/2006/wordml" xmlns:wps="http://schemas.microsoft.com/office/word/2010/wordprocessingShape" mc:Ignorable="w14 w15 w16se w16cid w16 w16cex w16sdtdh w16sdtfl w16du wp14">
   <w:body>
     <w:p>
       <w:pPr>
@@ -8,7 +8,7 @@
         <w:jc w:val="center"/>
       </w:pPr>
       <w:r>
-        <w:t xml:space="preserve">UAT-UKCOPO</w:t>
+        <w:t>UAT-UKCOPO</w:t>
       </w:r>
     </w:p>
     <w:p>
@@ -17,7 +17,7 @@
         <w:jc w:val="center"/>
       </w:pPr>
       <w:r>
-        <w:t xml:space="preserve">Decision Trees — Companion Document</w:t>
+        <w:t>Decision Trees — Companion Document</w:t>
       </w:r>
     </w:p>
     <w:p>
@@ -25,7 +25,7 @@
         <w:jc w:val="center"/>
       </w:pPr>
       <w:r>
-        <w:t xml:space="preserve">UK COPO request type — authorization-status update routing reference</w:t>
+        <w:t>UK COPO request type — authorization-status update routing reference</w:t>
       </w:r>
     </w:p>
     <w:p>
@@ -41,10 +41,8 @@
         <w:rPr>
           <w:i/>
           <w:iCs/>
-          <w:sz w:val="20"/>
-          <w:szCs w:val="20"/>
-        </w:rPr>
-        <w:t xml:space="preserve">This document is the narrative companion to the UAT test cases (Excel) and the full source markdown. It collects the shared and per-test decision trees from UAT-UKCOPO.md §4.5 and Family 3 so the routing logic stays legible — ASCII trees don’t render cleanly inside Excel cells.</w:t>
+        </w:rPr>
+        <w:t>This document is the narrative companion to the UAT test cases (Excel) and the full source markdown. It collects the shared and per-test decision trees from UAT-UKCOPO.md §4.5 and Family 3 so the routing logic stays legible — ASCII trees don’t render cleanly inside Excel cells.</w:t>
       </w:r>
     </w:p>
     <w:p>
@@ -57,99 +55,80 @@
         <w:pStyle w:val="Heading1"/>
       </w:pPr>
       <w:r>
-        <w:t xml:space="preserve">§4.5 UK COPO authorization-status decision tree</w:t>
-      </w:r>
-    </w:p>
-    <w:p>
-      <w:r>
-        <w:t xml:space="preserve">This tree explains *why* Family 3's expected results diverge across the 11 status-update tests. DARS's `applyAuthorizationStatusUpdate` (utils/caseEscalation.ts:514-556) enforces a **hybrid storage rule** — the same IA-pushed value lands in a different field, triggers a different banner, and gates a different surface depending on (a) whether the signal is case-level or task-level, (b) the `scope` of the signal, and (c) whether the value is terminal. When a Family 3 test's expected results reference a banner, chip, cascade, or gate, this tree tells you the routing rule that produced it.</w:t>
-      </w:r>
-    </w:p>
-    <w:p>
-      <w:pPr>
-        <w:spacing w:after="0" w:before="0"/>
-      </w:pPr>
-      <w:r>
-        <w:rPr>
-          <w:rFonts w:ascii="Consolas" w:cs="Consolas" w:eastAsia="Consolas" w:hAnsi="Consolas"/>
-          <w:sz w:val="18"/>
-          <w:szCs w:val="18"/>
-        </w:rPr>
-        <w:t xml:space="preserve">On case open</w:t>
-      </w:r>
-    </w:p>
-    <w:p>
-      <w:pPr>
-        <w:spacing w:after="0" w:before="0"/>
-      </w:pPr>
-      <w:r>
-        <w:rPr>
-          <w:rFonts w:ascii="Consolas" w:cs="Consolas" w:eastAsia="Consolas" w:hAnsi="Consolas"/>
-          <w:sz w:val="18"/>
-          <w:szCs w:val="18"/>
-        </w:rPr>
-        <w:t xml:space="preserve">│</w:t>
-      </w:r>
-    </w:p>
-    <w:p>
-      <w:pPr>
-        <w:spacing w:after="0" w:before="0"/>
-      </w:pPr>
-      <w:r>
-        <w:rPr>
-          <w:rFonts w:ascii="Consolas" w:cs="Consolas" w:eastAsia="Consolas" w:hAnsi="Consolas"/>
-          <w:sz w:val="18"/>
-          <w:szCs w:val="18"/>
-        </w:rPr>
-        <w:t xml:space="preserve">├── requestType ≠ "COPO Order" OR country ≠ "GB"</w:t>
-      </w:r>
-    </w:p>
-    <w:p>
-      <w:pPr>
-        <w:spacing w:after="0" w:before="0"/>
-      </w:pPr>
-      <w:r>
-        <w:rPr>
-          <w:rFonts w:ascii="Consolas" w:cs="Consolas" w:eastAsia="Consolas" w:hAnsi="Consolas"/>
-          <w:sz w:val="18"/>
-          <w:szCs w:val="18"/>
-        </w:rPr>
-        <w:t xml:space="preserve">│   └── Not in scope (out-of-scope for UK COPO suite — see UAT-MockCases.md for EU eEvidence)</w:t>
-      </w:r>
-    </w:p>
-    <w:p>
-      <w:pPr>
-        <w:spacing w:after="0" w:before="0"/>
-      </w:pPr>
-      <w:r>
-        <w:rPr>
-          <w:rFonts w:ascii="Consolas" w:cs="Consolas" w:eastAsia="Consolas" w:hAnsi="Consolas"/>
-          <w:sz w:val="18"/>
-          <w:szCs w:val="18"/>
-        </w:rPr>
-        <w:t xml:space="preserve">│</w:t>
-      </w:r>
-    </w:p>
-    <w:p>
-      <w:pPr>
-        <w:spacing w:after="0" w:before="0"/>
-      </w:pPr>
-      <w:r>
-        <w:rPr>
-          <w:rFonts w:ascii="Consolas" w:cs="Consolas" w:eastAsia="Consolas" w:hAnsi="Consolas"/>
-          <w:sz w:val="18"/>
-          <w:szCs w:val="18"/>
-        </w:rPr>
-        <w:t xml:space="preserve">└── requestType === "COPO Order" AND country === "GB"</w:t>
-      </w:r>
-    </w:p>
-    <w:p>
-      <w:pPr>
-        <w:spacing w:after="0" w:before="0"/>
-      </w:pPr>
-      <w:r>
-        <w:rPr>
-          <w:rFonts w:ascii="Consolas" w:cs="Consolas" w:eastAsia="Consolas" w:hAnsi="Consolas"/>
+        <w:lastRenderedPageBreak/>
+        <w:t>§4.5 UK COPO authorization-status decision tree</w:t>
+      </w:r>
+    </w:p>
+    <w:p>
+      <w:r>
+        <w:t>This tree explains *why* Family 3's expected results diverge across the 11 status-update tests. DARS's `applyAuthorizationStatusUpdate` (utils/caseEscalation.ts:514-556) enforces a **hybrid storage rule** — the same IA-pushed value lands in a different field, triggers a different banner, and gates a different surface depending on (a) whether the signal is case-level or task-level, (b) the `scope` of the signal, and (c) whether the value is terminal. When a Family 3 test's expected results reference a banner, chip, cascade, or gate, this tree tells you the routing rule that produced it.</w:t>
+      </w:r>
+    </w:p>
+    <w:p/>
+    <w:p>
+      <w:r>
+        <w:rPr>
+          <w:rFonts w:ascii="Consolas" w:eastAsia="Consolas" w:hAnsi="Consolas" w:cs="Consolas"/>
+          <w:sz w:val="18"/>
+          <w:szCs w:val="18"/>
+        </w:rPr>
+        <w:t>On case open</w:t>
+      </w:r>
+    </w:p>
+    <w:p>
+      <w:r>
+        <w:rPr>
+          <w:rFonts w:ascii="Consolas" w:eastAsia="Consolas" w:hAnsi="Consolas" w:cs="Consolas"/>
+          <w:sz w:val="18"/>
+          <w:szCs w:val="18"/>
+        </w:rPr>
+        <w:t>│</w:t>
+      </w:r>
+    </w:p>
+    <w:p>
+      <w:r>
+        <w:rPr>
+          <w:rFonts w:ascii="Consolas" w:eastAsia="Consolas" w:hAnsi="Consolas" w:cs="Consolas"/>
+          <w:sz w:val="18"/>
+          <w:szCs w:val="18"/>
+        </w:rPr>
+        <w:t>├── requestType ≠ "COPO Order" OR country ≠ "GB"</w:t>
+      </w:r>
+    </w:p>
+    <w:p>
+      <w:r>
+        <w:rPr>
+          <w:rFonts w:ascii="Consolas" w:eastAsia="Consolas" w:hAnsi="Consolas" w:cs="Consolas"/>
+          <w:sz w:val="18"/>
+          <w:szCs w:val="18"/>
+        </w:rPr>
+        <w:t>│   └── Not in scope (out-of-scope for UK COPO suite — see UAT-MockCases.md for EU eEvidence)</w:t>
+      </w:r>
+    </w:p>
+    <w:p>
+      <w:r>
+        <w:rPr>
+          <w:rFonts w:ascii="Consolas" w:eastAsia="Consolas" w:hAnsi="Consolas" w:cs="Consolas"/>
+          <w:sz w:val="18"/>
+          <w:szCs w:val="18"/>
+        </w:rPr>
+        <w:t>│</w:t>
+      </w:r>
+    </w:p>
+    <w:p>
+      <w:r>
+        <w:rPr>
+          <w:rFonts w:ascii="Consolas" w:eastAsia="Consolas" w:hAnsi="Consolas" w:cs="Consolas"/>
+          <w:sz w:val="18"/>
+          <w:szCs w:val="18"/>
+        </w:rPr>
+        <w:t>└── requestType === "COPO Order" AND country === "GB"</w:t>
+      </w:r>
+    </w:p>
+    <w:p>
+      <w:r>
+        <w:rPr>
+          <w:rFonts w:ascii="Consolas" w:eastAsia="Consolas" w:hAnsi="Consolas" w:cs="Consolas"/>
           <w:sz w:val="18"/>
           <w:szCs w:val="18"/>
         </w:rPr>
@@ -157,12 +136,9 @@
       </w:r>
     </w:p>
     <w:p>
-      <w:pPr>
-        <w:spacing w:after="0" w:before="0"/>
-      </w:pPr>
-      <w:r>
-        <w:rPr>
-          <w:rFonts w:ascii="Consolas" w:cs="Consolas" w:eastAsia="Consolas" w:hAnsi="Consolas"/>
+      <w:r>
+        <w:rPr>
+          <w:rFonts w:ascii="Consolas" w:eastAsia="Consolas" w:hAnsi="Consolas" w:cs="Consolas"/>
           <w:sz w:val="18"/>
           <w:szCs w:val="18"/>
         </w:rPr>
@@ -170,12 +146,9 @@
       </w:r>
     </w:p>
     <w:p>
-      <w:pPr>
-        <w:spacing w:after="0" w:before="0"/>
-      </w:pPr>
-      <w:r>
-        <w:rPr>
-          <w:rFonts w:ascii="Consolas" w:cs="Consolas" w:eastAsia="Consolas" w:hAnsi="Consolas"/>
+      <w:r>
+        <w:rPr>
+          <w:rFonts w:ascii="Consolas" w:eastAsia="Consolas" w:hAnsi="Consolas" w:cs="Consolas"/>
           <w:sz w:val="18"/>
           <w:szCs w:val="18"/>
         </w:rPr>
@@ -183,12 +156,9 @@
       </w:r>
     </w:p>
     <w:p>
-      <w:pPr>
-        <w:spacing w:after="0" w:before="0"/>
-      </w:pPr>
-      <w:r>
-        <w:rPr>
-          <w:rFonts w:ascii="Consolas" w:cs="Consolas" w:eastAsia="Consolas" w:hAnsi="Consolas"/>
+      <w:r>
+        <w:rPr>
+          <w:rFonts w:ascii="Consolas" w:eastAsia="Consolas" w:hAnsi="Consolas" w:cs="Consolas"/>
           <w:sz w:val="18"/>
           <w:szCs w:val="18"/>
         </w:rPr>
@@ -196,12 +166,9 @@
       </w:r>
     </w:p>
     <w:p>
-      <w:pPr>
-        <w:spacing w:after="0" w:before="0"/>
-      </w:pPr>
-      <w:r>
-        <w:rPr>
-          <w:rFonts w:ascii="Consolas" w:cs="Consolas" w:eastAsia="Consolas" w:hAnsi="Consolas"/>
+      <w:r>
+        <w:rPr>
+          <w:rFonts w:ascii="Consolas" w:eastAsia="Consolas" w:hAnsi="Consolas" w:cs="Consolas"/>
           <w:sz w:val="18"/>
           <w:szCs w:val="18"/>
         </w:rPr>
@@ -209,12 +176,9 @@
       </w:r>
     </w:p>
     <w:p>
-      <w:pPr>
-        <w:spacing w:after="0" w:before="0"/>
-      </w:pPr>
-      <w:r>
-        <w:rPr>
-          <w:rFonts w:ascii="Consolas" w:cs="Consolas" w:eastAsia="Consolas" w:hAnsi="Consolas"/>
+      <w:r>
+        <w:rPr>
+          <w:rFonts w:ascii="Consolas" w:eastAsia="Consolas" w:hAnsi="Consolas" w:cs="Consolas"/>
           <w:sz w:val="18"/>
           <w:szCs w:val="18"/>
         </w:rPr>
@@ -222,12 +186,9 @@
       </w:r>
     </w:p>
     <w:p>
-      <w:pPr>
-        <w:spacing w:after="0" w:before="0"/>
-      </w:pPr>
-      <w:r>
-        <w:rPr>
-          <w:rFonts w:ascii="Consolas" w:cs="Consolas" w:eastAsia="Consolas" w:hAnsi="Consolas"/>
+      <w:r>
+        <w:rPr>
+          <w:rFonts w:ascii="Consolas" w:eastAsia="Consolas" w:hAnsi="Consolas" w:cs="Consolas"/>
           <w:sz w:val="18"/>
           <w:szCs w:val="18"/>
         </w:rPr>
@@ -235,12 +196,9 @@
       </w:r>
     </w:p>
     <w:p>
-      <w:pPr>
-        <w:spacing w:after="0" w:before="0"/>
-      </w:pPr>
-      <w:r>
-        <w:rPr>
-          <w:rFonts w:ascii="Consolas" w:cs="Consolas" w:eastAsia="Consolas" w:hAnsi="Consolas"/>
+      <w:r>
+        <w:rPr>
+          <w:rFonts w:ascii="Consolas" w:eastAsia="Consolas" w:hAnsi="Consolas" w:cs="Consolas"/>
           <w:sz w:val="18"/>
           <w:szCs w:val="18"/>
         </w:rPr>
@@ -248,12 +206,9 @@
       </w:r>
     </w:p>
     <w:p>
-      <w:pPr>
-        <w:spacing w:after="0" w:before="0"/>
-      </w:pPr>
-      <w:r>
-        <w:rPr>
-          <w:rFonts w:ascii="Consolas" w:cs="Consolas" w:eastAsia="Consolas" w:hAnsi="Consolas"/>
+      <w:r>
+        <w:rPr>
+          <w:rFonts w:ascii="Consolas" w:eastAsia="Consolas" w:hAnsi="Consolas" w:cs="Consolas"/>
           <w:sz w:val="18"/>
           <w:szCs w:val="18"/>
         </w:rPr>
@@ -261,12 +216,9 @@
       </w:r>
     </w:p>
     <w:p>
-      <w:pPr>
-        <w:spacing w:after="0" w:before="0"/>
-      </w:pPr>
-      <w:r>
-        <w:rPr>
-          <w:rFonts w:ascii="Consolas" w:cs="Consolas" w:eastAsia="Consolas" w:hAnsi="Consolas"/>
+      <w:r>
+        <w:rPr>
+          <w:rFonts w:ascii="Consolas" w:eastAsia="Consolas" w:hAnsi="Consolas" w:cs="Consolas"/>
           <w:sz w:val="18"/>
           <w:szCs w:val="18"/>
         </w:rPr>
@@ -274,12 +226,9 @@
       </w:r>
     </w:p>
     <w:p>
-      <w:pPr>
-        <w:spacing w:after="0" w:before="0"/>
-      </w:pPr>
-      <w:r>
-        <w:rPr>
-          <w:rFonts w:ascii="Consolas" w:cs="Consolas" w:eastAsia="Consolas" w:hAnsi="Consolas"/>
+      <w:r>
+        <w:rPr>
+          <w:rFonts w:ascii="Consolas" w:eastAsia="Consolas" w:hAnsi="Consolas" w:cs="Consolas"/>
           <w:sz w:val="18"/>
           <w:szCs w:val="18"/>
         </w:rPr>
@@ -287,12 +236,9 @@
       </w:r>
     </w:p>
     <w:p>
-      <w:pPr>
-        <w:spacing w:after="0" w:before="0"/>
-      </w:pPr>
-      <w:r>
-        <w:rPr>
-          <w:rFonts w:ascii="Consolas" w:cs="Consolas" w:eastAsia="Consolas" w:hAnsi="Consolas"/>
+      <w:r>
+        <w:rPr>
+          <w:rFonts w:ascii="Consolas" w:eastAsia="Consolas" w:hAnsi="Consolas" w:cs="Consolas"/>
           <w:sz w:val="18"/>
           <w:szCs w:val="18"/>
         </w:rPr>
@@ -300,12 +246,9 @@
       </w:r>
     </w:p>
     <w:p>
-      <w:pPr>
-        <w:spacing w:after="0" w:before="0"/>
-      </w:pPr>
-      <w:r>
-        <w:rPr>
-          <w:rFonts w:ascii="Consolas" w:cs="Consolas" w:eastAsia="Consolas" w:hAnsi="Consolas"/>
+      <w:r>
+        <w:rPr>
+          <w:rFonts w:ascii="Consolas" w:eastAsia="Consolas" w:hAnsi="Consolas" w:cs="Consolas"/>
           <w:sz w:val="18"/>
           <w:szCs w:val="18"/>
         </w:rPr>
@@ -313,12 +256,9 @@
       </w:r>
     </w:p>
     <w:p>
-      <w:pPr>
-        <w:spacing w:after="0" w:before="0"/>
-      </w:pPr>
-      <w:r>
-        <w:rPr>
-          <w:rFonts w:ascii="Consolas" w:cs="Consolas" w:eastAsia="Consolas" w:hAnsi="Consolas"/>
+      <w:r>
+        <w:rPr>
+          <w:rFonts w:ascii="Consolas" w:eastAsia="Consolas" w:hAnsi="Consolas" w:cs="Consolas"/>
           <w:sz w:val="18"/>
           <w:szCs w:val="18"/>
         </w:rPr>
@@ -326,12 +266,9 @@
       </w:r>
     </w:p>
     <w:p>
-      <w:pPr>
-        <w:spacing w:after="0" w:before="0"/>
-      </w:pPr>
-      <w:r>
-        <w:rPr>
-          <w:rFonts w:ascii="Consolas" w:cs="Consolas" w:eastAsia="Consolas" w:hAnsi="Consolas"/>
+      <w:r>
+        <w:rPr>
+          <w:rFonts w:ascii="Consolas" w:eastAsia="Consolas" w:hAnsi="Consolas" w:cs="Consolas"/>
           <w:sz w:val="18"/>
           <w:szCs w:val="18"/>
         </w:rPr>
@@ -339,12 +276,9 @@
       </w:r>
     </w:p>
     <w:p>
-      <w:pPr>
-        <w:spacing w:after="0" w:before="0"/>
-      </w:pPr>
-      <w:r>
-        <w:rPr>
-          <w:rFonts w:ascii="Consolas" w:cs="Consolas" w:eastAsia="Consolas" w:hAnsi="Consolas"/>
+      <w:r>
+        <w:rPr>
+          <w:rFonts w:ascii="Consolas" w:eastAsia="Consolas" w:hAnsi="Consolas" w:cs="Consolas"/>
           <w:sz w:val="18"/>
           <w:szCs w:val="18"/>
         </w:rPr>
@@ -352,12 +286,9 @@
       </w:r>
     </w:p>
     <w:p>
-      <w:pPr>
-        <w:spacing w:after="0" w:before="0"/>
-      </w:pPr>
-      <w:r>
-        <w:rPr>
-          <w:rFonts w:ascii="Consolas" w:cs="Consolas" w:eastAsia="Consolas" w:hAnsi="Consolas"/>
+      <w:r>
+        <w:rPr>
+          <w:rFonts w:ascii="Consolas" w:eastAsia="Consolas" w:hAnsi="Consolas" w:cs="Consolas"/>
           <w:sz w:val="18"/>
           <w:szCs w:val="18"/>
         </w:rPr>
@@ -365,12 +296,9 @@
       </w:r>
     </w:p>
     <w:p>
-      <w:pPr>
-        <w:spacing w:after="0" w:before="0"/>
-      </w:pPr>
-      <w:r>
-        <w:rPr>
-          <w:rFonts w:ascii="Consolas" w:cs="Consolas" w:eastAsia="Consolas" w:hAnsi="Consolas"/>
+      <w:r>
+        <w:rPr>
+          <w:rFonts w:ascii="Consolas" w:eastAsia="Consolas" w:hAnsi="Consolas" w:cs="Consolas"/>
           <w:sz w:val="18"/>
           <w:szCs w:val="18"/>
         </w:rPr>
@@ -378,12 +306,9 @@
       </w:r>
     </w:p>
     <w:p>
-      <w:pPr>
-        <w:spacing w:after="0" w:before="0"/>
-      </w:pPr>
-      <w:r>
-        <w:rPr>
-          <w:rFonts w:ascii="Consolas" w:cs="Consolas" w:eastAsia="Consolas" w:hAnsi="Consolas"/>
+      <w:r>
+        <w:rPr>
+          <w:rFonts w:ascii="Consolas" w:eastAsia="Consolas" w:hAnsi="Consolas" w:cs="Consolas"/>
           <w:sz w:val="18"/>
           <w:szCs w:val="18"/>
         </w:rPr>
@@ -391,12 +316,9 @@
       </w:r>
     </w:p>
     <w:p>
-      <w:pPr>
-        <w:spacing w:after="0" w:before="0"/>
-      </w:pPr>
-      <w:r>
-        <w:rPr>
-          <w:rFonts w:ascii="Consolas" w:cs="Consolas" w:eastAsia="Consolas" w:hAnsi="Consolas"/>
+      <w:r>
+        <w:rPr>
+          <w:rFonts w:ascii="Consolas" w:eastAsia="Consolas" w:hAnsi="Consolas" w:cs="Consolas"/>
           <w:sz w:val="18"/>
           <w:szCs w:val="18"/>
         </w:rPr>
@@ -404,12 +326,9 @@
       </w:r>
     </w:p>
     <w:p>
-      <w:pPr>
-        <w:spacing w:after="0" w:before="0"/>
-      </w:pPr>
-      <w:r>
-        <w:rPr>
-          <w:rFonts w:ascii="Consolas" w:cs="Consolas" w:eastAsia="Consolas" w:hAnsi="Consolas"/>
+      <w:r>
+        <w:rPr>
+          <w:rFonts w:ascii="Consolas" w:eastAsia="Consolas" w:hAnsi="Consolas" w:cs="Consolas"/>
           <w:sz w:val="18"/>
           <w:szCs w:val="18"/>
         </w:rPr>
@@ -417,12 +336,9 @@
       </w:r>
     </w:p>
     <w:p>
-      <w:pPr>
-        <w:spacing w:after="0" w:before="0"/>
-      </w:pPr>
-      <w:r>
-        <w:rPr>
-          <w:rFonts w:ascii="Consolas" w:cs="Consolas" w:eastAsia="Consolas" w:hAnsi="Consolas"/>
+      <w:r>
+        <w:rPr>
+          <w:rFonts w:ascii="Consolas" w:eastAsia="Consolas" w:hAnsi="Consolas" w:cs="Consolas"/>
           <w:sz w:val="18"/>
           <w:szCs w:val="18"/>
         </w:rPr>
@@ -430,12 +346,9 @@
       </w:r>
     </w:p>
     <w:p>
-      <w:pPr>
-        <w:spacing w:after="0" w:before="0"/>
-      </w:pPr>
-      <w:r>
-        <w:rPr>
-          <w:rFonts w:ascii="Consolas" w:cs="Consolas" w:eastAsia="Consolas" w:hAnsi="Consolas"/>
+      <w:r>
+        <w:rPr>
+          <w:rFonts w:ascii="Consolas" w:eastAsia="Consolas" w:hAnsi="Consolas" w:cs="Consolas"/>
           <w:sz w:val="18"/>
           <w:szCs w:val="18"/>
         </w:rPr>
@@ -443,12 +356,9 @@
       </w:r>
     </w:p>
     <w:p>
-      <w:pPr>
-        <w:spacing w:after="0" w:before="0"/>
-      </w:pPr>
-      <w:r>
-        <w:rPr>
-          <w:rFonts w:ascii="Consolas" w:cs="Consolas" w:eastAsia="Consolas" w:hAnsi="Consolas"/>
+      <w:r>
+        <w:rPr>
+          <w:rFonts w:ascii="Consolas" w:eastAsia="Consolas" w:hAnsi="Consolas" w:cs="Consolas"/>
           <w:sz w:val="18"/>
           <w:szCs w:val="18"/>
         </w:rPr>
@@ -456,12 +366,9 @@
       </w:r>
     </w:p>
     <w:p>
-      <w:pPr>
-        <w:spacing w:after="0" w:before="0"/>
-      </w:pPr>
-      <w:r>
-        <w:rPr>
-          <w:rFonts w:ascii="Consolas" w:cs="Consolas" w:eastAsia="Consolas" w:hAnsi="Consolas"/>
+      <w:r>
+        <w:rPr>
+          <w:rFonts w:ascii="Consolas" w:eastAsia="Consolas" w:hAnsi="Consolas" w:cs="Consolas"/>
           <w:sz w:val="18"/>
           <w:szCs w:val="18"/>
         </w:rPr>
@@ -469,12 +376,9 @@
       </w:r>
     </w:p>
     <w:p>
-      <w:pPr>
-        <w:spacing w:after="0" w:before="0"/>
-      </w:pPr>
-      <w:r>
-        <w:rPr>
-          <w:rFonts w:ascii="Consolas" w:cs="Consolas" w:eastAsia="Consolas" w:hAnsi="Consolas"/>
+      <w:r>
+        <w:rPr>
+          <w:rFonts w:ascii="Consolas" w:eastAsia="Consolas" w:hAnsi="Consolas" w:cs="Consolas"/>
           <w:sz w:val="18"/>
           <w:szCs w:val="18"/>
         </w:rPr>
@@ -482,12 +386,9 @@
       </w:r>
     </w:p>
     <w:p>
-      <w:pPr>
-        <w:spacing w:after="0" w:before="0"/>
-      </w:pPr>
-      <w:r>
-        <w:rPr>
-          <w:rFonts w:ascii="Consolas" w:cs="Consolas" w:eastAsia="Consolas" w:hAnsi="Consolas"/>
+      <w:r>
+        <w:rPr>
+          <w:rFonts w:ascii="Consolas" w:eastAsia="Consolas" w:hAnsi="Consolas" w:cs="Consolas"/>
           <w:sz w:val="18"/>
           <w:szCs w:val="18"/>
         </w:rPr>
@@ -495,12 +396,9 @@
       </w:r>
     </w:p>
     <w:p>
-      <w:pPr>
-        <w:spacing w:after="0" w:before="0"/>
-      </w:pPr>
-      <w:r>
-        <w:rPr>
-          <w:rFonts w:ascii="Consolas" w:cs="Consolas" w:eastAsia="Consolas" w:hAnsi="Consolas"/>
+      <w:r>
+        <w:rPr>
+          <w:rFonts w:ascii="Consolas" w:eastAsia="Consolas" w:hAnsi="Consolas" w:cs="Consolas"/>
           <w:sz w:val="18"/>
           <w:szCs w:val="18"/>
         </w:rPr>
@@ -508,12 +406,9 @@
       </w:r>
     </w:p>
     <w:p>
-      <w:pPr>
-        <w:spacing w:after="0" w:before="0"/>
-      </w:pPr>
-      <w:r>
-        <w:rPr>
-          <w:rFonts w:ascii="Consolas" w:cs="Consolas" w:eastAsia="Consolas" w:hAnsi="Consolas"/>
+      <w:r>
+        <w:rPr>
+          <w:rFonts w:ascii="Consolas" w:eastAsia="Consolas" w:hAnsi="Consolas" w:cs="Consolas"/>
           <w:sz w:val="18"/>
           <w:szCs w:val="18"/>
         </w:rPr>
@@ -521,12 +416,9 @@
       </w:r>
     </w:p>
     <w:p>
-      <w:pPr>
-        <w:spacing w:after="0" w:before="0"/>
-      </w:pPr>
-      <w:r>
-        <w:rPr>
-          <w:rFonts w:ascii="Consolas" w:cs="Consolas" w:eastAsia="Consolas" w:hAnsi="Consolas"/>
+      <w:r>
+        <w:rPr>
+          <w:rFonts w:ascii="Consolas" w:eastAsia="Consolas" w:hAnsi="Consolas" w:cs="Consolas"/>
           <w:sz w:val="18"/>
           <w:szCs w:val="18"/>
         </w:rPr>
@@ -534,12 +426,9 @@
       </w:r>
     </w:p>
     <w:p>
-      <w:pPr>
-        <w:spacing w:after="0" w:before="0"/>
-      </w:pPr>
-      <w:r>
-        <w:rPr>
-          <w:rFonts w:ascii="Consolas" w:cs="Consolas" w:eastAsia="Consolas" w:hAnsi="Consolas"/>
+      <w:r>
+        <w:rPr>
+          <w:rFonts w:ascii="Consolas" w:eastAsia="Consolas" w:hAnsi="Consolas" w:cs="Consolas"/>
           <w:sz w:val="18"/>
           <w:szCs w:val="18"/>
         </w:rPr>
@@ -547,12 +436,9 @@
       </w:r>
     </w:p>
     <w:p>
-      <w:pPr>
-        <w:spacing w:after="0" w:before="0"/>
-      </w:pPr>
-      <w:r>
-        <w:rPr>
-          <w:rFonts w:ascii="Consolas" w:cs="Consolas" w:eastAsia="Consolas" w:hAnsi="Consolas"/>
+      <w:r>
+        <w:rPr>
+          <w:rFonts w:ascii="Consolas" w:eastAsia="Consolas" w:hAnsi="Consolas" w:cs="Consolas"/>
           <w:sz w:val="18"/>
           <w:szCs w:val="18"/>
         </w:rPr>
@@ -560,12 +446,9 @@
       </w:r>
     </w:p>
     <w:p>
-      <w:pPr>
-        <w:spacing w:after="0" w:before="0"/>
-      </w:pPr>
-      <w:r>
-        <w:rPr>
-          <w:rFonts w:ascii="Consolas" w:cs="Consolas" w:eastAsia="Consolas" w:hAnsi="Consolas"/>
+      <w:r>
+        <w:rPr>
+          <w:rFonts w:ascii="Consolas" w:eastAsia="Consolas" w:hAnsi="Consolas" w:cs="Consolas"/>
           <w:sz w:val="18"/>
           <w:szCs w:val="18"/>
         </w:rPr>
@@ -573,12 +456,9 @@
       </w:r>
     </w:p>
     <w:p>
-      <w:pPr>
-        <w:spacing w:after="0" w:before="0"/>
-      </w:pPr>
-      <w:r>
-        <w:rPr>
-          <w:rFonts w:ascii="Consolas" w:cs="Consolas" w:eastAsia="Consolas" w:hAnsi="Consolas"/>
+      <w:r>
+        <w:rPr>
+          <w:rFonts w:ascii="Consolas" w:eastAsia="Consolas" w:hAnsi="Consolas" w:cs="Consolas"/>
           <w:sz w:val="18"/>
           <w:szCs w:val="18"/>
         </w:rPr>
@@ -586,12 +466,9 @@
       </w:r>
     </w:p>
     <w:p>
-      <w:pPr>
-        <w:spacing w:after="0" w:before="0"/>
-      </w:pPr>
-      <w:r>
-        <w:rPr>
-          <w:rFonts w:ascii="Consolas" w:cs="Consolas" w:eastAsia="Consolas" w:hAnsi="Consolas"/>
+      <w:r>
+        <w:rPr>
+          <w:rFonts w:ascii="Consolas" w:eastAsia="Consolas" w:hAnsi="Consolas" w:cs="Consolas"/>
           <w:sz w:val="18"/>
           <w:szCs w:val="18"/>
         </w:rPr>
@@ -599,12 +476,9 @@
       </w:r>
     </w:p>
     <w:p>
-      <w:pPr>
-        <w:spacing w:after="0" w:before="0"/>
-      </w:pPr>
-      <w:r>
-        <w:rPr>
-          <w:rFonts w:ascii="Consolas" w:cs="Consolas" w:eastAsia="Consolas" w:hAnsi="Consolas"/>
+      <w:r>
+        <w:rPr>
+          <w:rFonts w:ascii="Consolas" w:eastAsia="Consolas" w:hAnsi="Consolas" w:cs="Consolas"/>
           <w:sz w:val="18"/>
           <w:szCs w:val="18"/>
         </w:rPr>
@@ -612,12 +486,9 @@
       </w:r>
     </w:p>
     <w:p>
-      <w:pPr>
-        <w:spacing w:after="0" w:before="0"/>
-      </w:pPr>
-      <w:r>
-        <w:rPr>
-          <w:rFonts w:ascii="Consolas" w:cs="Consolas" w:eastAsia="Consolas" w:hAnsi="Consolas"/>
+      <w:r>
+        <w:rPr>
+          <w:rFonts w:ascii="Consolas" w:eastAsia="Consolas" w:hAnsi="Consolas" w:cs="Consolas"/>
           <w:sz w:val="18"/>
           <w:szCs w:val="18"/>
         </w:rPr>
@@ -625,12 +496,9 @@
       </w:r>
     </w:p>
     <w:p>
-      <w:pPr>
-        <w:spacing w:after="0" w:before="0"/>
-      </w:pPr>
-      <w:r>
-        <w:rPr>
-          <w:rFonts w:ascii="Consolas" w:cs="Consolas" w:eastAsia="Consolas" w:hAnsi="Consolas"/>
+      <w:r>
+        <w:rPr>
+          <w:rFonts w:ascii="Consolas" w:eastAsia="Consolas" w:hAnsi="Consolas" w:cs="Consolas"/>
           <w:sz w:val="18"/>
           <w:szCs w:val="18"/>
         </w:rPr>
@@ -638,12 +506,9 @@
       </w:r>
     </w:p>
     <w:p>
-      <w:pPr>
-        <w:spacing w:after="0" w:before="0"/>
-      </w:pPr>
-      <w:r>
-        <w:rPr>
-          <w:rFonts w:ascii="Consolas" w:cs="Consolas" w:eastAsia="Consolas" w:hAnsi="Consolas"/>
+      <w:r>
+        <w:rPr>
+          <w:rFonts w:ascii="Consolas" w:eastAsia="Consolas" w:hAnsi="Consolas" w:cs="Consolas"/>
           <w:sz w:val="18"/>
           <w:szCs w:val="18"/>
         </w:rPr>
@@ -651,12 +516,9 @@
       </w:r>
     </w:p>
     <w:p>
-      <w:pPr>
-        <w:spacing w:after="0" w:before="0"/>
-      </w:pPr>
-      <w:r>
-        <w:rPr>
-          <w:rFonts w:ascii="Consolas" w:cs="Consolas" w:eastAsia="Consolas" w:hAnsi="Consolas"/>
+      <w:r>
+        <w:rPr>
+          <w:rFonts w:ascii="Consolas" w:eastAsia="Consolas" w:hAnsi="Consolas" w:cs="Consolas"/>
           <w:sz w:val="18"/>
           <w:szCs w:val="18"/>
         </w:rPr>
@@ -664,12 +526,9 @@
       </w:r>
     </w:p>
     <w:p>
-      <w:pPr>
-        <w:spacing w:after="0" w:before="0"/>
-      </w:pPr>
-      <w:r>
-        <w:rPr>
-          <w:rFonts w:ascii="Consolas" w:cs="Consolas" w:eastAsia="Consolas" w:hAnsi="Consolas"/>
+      <w:r>
+        <w:rPr>
+          <w:rFonts w:ascii="Consolas" w:eastAsia="Consolas" w:hAnsi="Consolas" w:cs="Consolas"/>
           <w:sz w:val="18"/>
           <w:szCs w:val="18"/>
         </w:rPr>
@@ -677,12 +536,9 @@
       </w:r>
     </w:p>
     <w:p>
-      <w:pPr>
-        <w:spacing w:after="0" w:before="0"/>
-      </w:pPr>
-      <w:r>
-        <w:rPr>
-          <w:rFonts w:ascii="Consolas" w:cs="Consolas" w:eastAsia="Consolas" w:hAnsi="Consolas"/>
+      <w:r>
+        <w:rPr>
+          <w:rFonts w:ascii="Consolas" w:eastAsia="Consolas" w:hAnsi="Consolas" w:cs="Consolas"/>
           <w:sz w:val="18"/>
           <w:szCs w:val="18"/>
         </w:rPr>
@@ -690,12 +546,9 @@
       </w:r>
     </w:p>
     <w:p>
-      <w:pPr>
-        <w:spacing w:after="0" w:before="0"/>
-      </w:pPr>
-      <w:r>
-        <w:rPr>
-          <w:rFonts w:ascii="Consolas" w:cs="Consolas" w:eastAsia="Consolas" w:hAnsi="Consolas"/>
+      <w:r>
+        <w:rPr>
+          <w:rFonts w:ascii="Consolas" w:eastAsia="Consolas" w:hAnsi="Consolas" w:cs="Consolas"/>
           <w:sz w:val="18"/>
           <w:szCs w:val="18"/>
         </w:rPr>
@@ -703,12 +556,9 @@
       </w:r>
     </w:p>
     <w:p>
-      <w:pPr>
-        <w:spacing w:after="0" w:before="0"/>
-      </w:pPr>
-      <w:r>
-        <w:rPr>
-          <w:rFonts w:ascii="Consolas" w:cs="Consolas" w:eastAsia="Consolas" w:hAnsi="Consolas"/>
+      <w:r>
+        <w:rPr>
+          <w:rFonts w:ascii="Consolas" w:eastAsia="Consolas" w:hAnsi="Consolas" w:cs="Consolas"/>
           <w:sz w:val="18"/>
           <w:szCs w:val="18"/>
         </w:rPr>
@@ -716,12 +566,9 @@
       </w:r>
     </w:p>
     <w:p>
-      <w:pPr>
-        <w:spacing w:after="0" w:before="0"/>
-      </w:pPr>
-      <w:r>
-        <w:rPr>
-          <w:rFonts w:ascii="Consolas" w:cs="Consolas" w:eastAsia="Consolas" w:hAnsi="Consolas"/>
+      <w:r>
+        <w:rPr>
+          <w:rFonts w:ascii="Consolas" w:eastAsia="Consolas" w:hAnsi="Consolas" w:cs="Consolas"/>
           <w:sz w:val="18"/>
           <w:szCs w:val="18"/>
         </w:rPr>
@@ -729,12 +576,9 @@
       </w:r>
     </w:p>
     <w:p>
-      <w:pPr>
-        <w:spacing w:after="0" w:before="0"/>
-      </w:pPr>
-      <w:r>
-        <w:rPr>
-          <w:rFonts w:ascii="Consolas" w:cs="Consolas" w:eastAsia="Consolas" w:hAnsi="Consolas"/>
+      <w:r>
+        <w:rPr>
+          <w:rFonts w:ascii="Consolas" w:eastAsia="Consolas" w:hAnsi="Consolas" w:cs="Consolas"/>
           <w:sz w:val="18"/>
           <w:szCs w:val="18"/>
         </w:rPr>
@@ -742,12 +586,9 @@
       </w:r>
     </w:p>
     <w:p>
-      <w:pPr>
-        <w:spacing w:after="0" w:before="0"/>
-      </w:pPr>
-      <w:r>
-        <w:rPr>
-          <w:rFonts w:ascii="Consolas" w:cs="Consolas" w:eastAsia="Consolas" w:hAnsi="Consolas"/>
+      <w:r>
+        <w:rPr>
+          <w:rFonts w:ascii="Consolas" w:eastAsia="Consolas" w:hAnsi="Consolas" w:cs="Consolas"/>
           <w:sz w:val="18"/>
           <w:szCs w:val="18"/>
         </w:rPr>
@@ -755,12 +596,9 @@
       </w:r>
     </w:p>
     <w:p>
-      <w:pPr>
-        <w:spacing w:after="0" w:before="0"/>
-      </w:pPr>
-      <w:r>
-        <w:rPr>
-          <w:rFonts w:ascii="Consolas" w:cs="Consolas" w:eastAsia="Consolas" w:hAnsi="Consolas"/>
+      <w:r>
+        <w:rPr>
+          <w:rFonts w:ascii="Consolas" w:eastAsia="Consolas" w:hAnsi="Consolas" w:cs="Consolas"/>
           <w:sz w:val="18"/>
           <w:szCs w:val="18"/>
         </w:rPr>
@@ -768,12 +606,9 @@
       </w:r>
     </w:p>
     <w:p>
-      <w:pPr>
-        <w:spacing w:after="0" w:before="0"/>
-      </w:pPr>
-      <w:r>
-        <w:rPr>
-          <w:rFonts w:ascii="Consolas" w:cs="Consolas" w:eastAsia="Consolas" w:hAnsi="Consolas"/>
+      <w:r>
+        <w:rPr>
+          <w:rFonts w:ascii="Consolas" w:eastAsia="Consolas" w:hAnsi="Consolas" w:cs="Consolas"/>
           <w:sz w:val="18"/>
           <w:szCs w:val="18"/>
         </w:rPr>
@@ -781,25 +616,20 @@
       </w:r>
     </w:p>
     <w:p>
-      <w:pPr>
-        <w:spacing w:after="0" w:before="0"/>
-      </w:pPr>
-      <w:r>
-        <w:rPr>
-          <w:rFonts w:ascii="Consolas" w:cs="Consolas" w:eastAsia="Consolas" w:hAnsi="Consolas"/>
-          <w:sz w:val="18"/>
-          <w:szCs w:val="18"/>
-        </w:rPr>
+      <w:r>
+        <w:rPr>
+          <w:rFonts w:ascii="Consolas" w:eastAsia="Consolas" w:hAnsi="Consolas" w:cs="Consolas"/>
+          <w:sz w:val="18"/>
+          <w:szCs w:val="18"/>
+        </w:rPr>
+        <w:lastRenderedPageBreak/>
         <w:t xml:space="preserve">    │   │   │            RS chooses whether to halt Collection manually</w:t>
       </w:r>
     </w:p>
     <w:p>
-      <w:pPr>
-        <w:spacing w:after="0" w:before="0"/>
-      </w:pPr>
-      <w:r>
-        <w:rPr>
-          <w:rFonts w:ascii="Consolas" w:cs="Consolas" w:eastAsia="Consolas" w:hAnsi="Consolas"/>
+      <w:r>
+        <w:rPr>
+          <w:rFonts w:ascii="Consolas" w:eastAsia="Consolas" w:hAnsi="Consolas" w:cs="Consolas"/>
           <w:sz w:val="18"/>
           <w:szCs w:val="18"/>
         </w:rPr>
@@ -807,12 +637,9 @@
       </w:r>
     </w:p>
     <w:p>
-      <w:pPr>
-        <w:spacing w:after="0" w:before="0"/>
-      </w:pPr>
-      <w:r>
-        <w:rPr>
-          <w:rFonts w:ascii="Consolas" w:cs="Consolas" w:eastAsia="Consolas" w:hAnsi="Consolas"/>
+      <w:r>
+        <w:rPr>
+          <w:rFonts w:ascii="Consolas" w:eastAsia="Consolas" w:hAnsi="Consolas" w:cs="Consolas"/>
           <w:sz w:val="18"/>
           <w:szCs w:val="18"/>
         </w:rPr>
@@ -820,12 +647,9 @@
       </w:r>
     </w:p>
     <w:p>
-      <w:pPr>
-        <w:spacing w:after="0" w:before="0"/>
-      </w:pPr>
-      <w:r>
-        <w:rPr>
-          <w:rFonts w:ascii="Consolas" w:cs="Consolas" w:eastAsia="Consolas" w:hAnsi="Consolas"/>
+      <w:r>
+        <w:rPr>
+          <w:rFonts w:ascii="Consolas" w:eastAsia="Consolas" w:hAnsi="Consolas" w:cs="Consolas"/>
           <w:sz w:val="18"/>
           <w:szCs w:val="18"/>
         </w:rPr>
@@ -833,12 +657,9 @@
       </w:r>
     </w:p>
     <w:p>
-      <w:pPr>
-        <w:spacing w:after="0" w:before="0"/>
-      </w:pPr>
-      <w:r>
-        <w:rPr>
-          <w:rFonts w:ascii="Consolas" w:cs="Consolas" w:eastAsia="Consolas" w:hAnsi="Consolas"/>
+      <w:r>
+        <w:rPr>
+          <w:rFonts w:ascii="Consolas" w:eastAsia="Consolas" w:hAnsi="Consolas" w:cs="Consolas"/>
           <w:sz w:val="18"/>
           <w:szCs w:val="18"/>
         </w:rPr>
@@ -846,12 +667,9 @@
       </w:r>
     </w:p>
     <w:p>
-      <w:pPr>
-        <w:spacing w:after="0" w:before="0"/>
-      </w:pPr>
-      <w:r>
-        <w:rPr>
-          <w:rFonts w:ascii="Consolas" w:cs="Consolas" w:eastAsia="Consolas" w:hAnsi="Consolas"/>
+      <w:r>
+        <w:rPr>
+          <w:rFonts w:ascii="Consolas" w:eastAsia="Consolas" w:hAnsi="Consolas" w:cs="Consolas"/>
           <w:sz w:val="18"/>
           <w:szCs w:val="18"/>
         </w:rPr>
@@ -859,12 +677,9 @@
       </w:r>
     </w:p>
     <w:p>
-      <w:pPr>
-        <w:spacing w:after="0" w:before="0"/>
-      </w:pPr>
-      <w:r>
-        <w:rPr>
-          <w:rFonts w:ascii="Consolas" w:cs="Consolas" w:eastAsia="Consolas" w:hAnsi="Consolas"/>
+      <w:r>
+        <w:rPr>
+          <w:rFonts w:ascii="Consolas" w:eastAsia="Consolas" w:hAnsi="Consolas" w:cs="Consolas"/>
           <w:sz w:val="18"/>
           <w:szCs w:val="18"/>
         </w:rPr>
@@ -872,12 +687,9 @@
       </w:r>
     </w:p>
     <w:p>
-      <w:pPr>
-        <w:spacing w:after="0" w:before="0"/>
-      </w:pPr>
-      <w:r>
-        <w:rPr>
-          <w:rFonts w:ascii="Consolas" w:cs="Consolas" w:eastAsia="Consolas" w:hAnsi="Consolas"/>
+      <w:r>
+        <w:rPr>
+          <w:rFonts w:ascii="Consolas" w:eastAsia="Consolas" w:hAnsi="Consolas" w:cs="Consolas"/>
           <w:sz w:val="18"/>
           <w:szCs w:val="18"/>
         </w:rPr>
@@ -885,12 +697,9 @@
       </w:r>
     </w:p>
     <w:p>
-      <w:pPr>
-        <w:spacing w:after="0" w:before="0"/>
-      </w:pPr>
-      <w:r>
-        <w:rPr>
-          <w:rFonts w:ascii="Consolas" w:cs="Consolas" w:eastAsia="Consolas" w:hAnsi="Consolas"/>
+      <w:r>
+        <w:rPr>
+          <w:rFonts w:ascii="Consolas" w:eastAsia="Consolas" w:hAnsi="Consolas" w:cs="Consolas"/>
           <w:sz w:val="18"/>
           <w:szCs w:val="18"/>
         </w:rPr>
@@ -898,12 +707,9 @@
       </w:r>
     </w:p>
     <w:p>
-      <w:pPr>
-        <w:spacing w:after="0" w:before="0"/>
-      </w:pPr>
-      <w:r>
-        <w:rPr>
-          <w:rFonts w:ascii="Consolas" w:cs="Consolas" w:eastAsia="Consolas" w:hAnsi="Consolas"/>
+      <w:r>
+        <w:rPr>
+          <w:rFonts w:ascii="Consolas" w:eastAsia="Consolas" w:hAnsi="Consolas" w:cs="Consolas"/>
           <w:sz w:val="18"/>
           <w:szCs w:val="18"/>
         </w:rPr>
@@ -911,12 +717,9 @@
       </w:r>
     </w:p>
     <w:p>
-      <w:pPr>
-        <w:spacing w:after="0" w:before="0"/>
-      </w:pPr>
-      <w:r>
-        <w:rPr>
-          <w:rFonts w:ascii="Consolas" w:cs="Consolas" w:eastAsia="Consolas" w:hAnsi="Consolas"/>
+      <w:r>
+        <w:rPr>
+          <w:rFonts w:ascii="Consolas" w:eastAsia="Consolas" w:hAnsi="Consolas" w:cs="Consolas"/>
           <w:sz w:val="18"/>
           <w:szCs w:val="18"/>
         </w:rPr>
@@ -924,12 +727,9 @@
       </w:r>
     </w:p>
     <w:p>
-      <w:pPr>
-        <w:spacing w:after="0" w:before="0"/>
-      </w:pPr>
-      <w:r>
-        <w:rPr>
-          <w:rFonts w:ascii="Consolas" w:cs="Consolas" w:eastAsia="Consolas" w:hAnsi="Consolas"/>
+      <w:r>
+        <w:rPr>
+          <w:rFonts w:ascii="Consolas" w:eastAsia="Consolas" w:hAnsi="Consolas" w:cs="Consolas"/>
           <w:sz w:val="18"/>
           <w:szCs w:val="18"/>
         </w:rPr>
@@ -937,12 +737,9 @@
       </w:r>
     </w:p>
     <w:p>
-      <w:pPr>
-        <w:spacing w:after="0" w:before="0"/>
-      </w:pPr>
-      <w:r>
-        <w:rPr>
-          <w:rFonts w:ascii="Consolas" w:cs="Consolas" w:eastAsia="Consolas" w:hAnsi="Consolas"/>
+      <w:r>
+        <w:rPr>
+          <w:rFonts w:ascii="Consolas" w:eastAsia="Consolas" w:hAnsi="Consolas" w:cs="Consolas"/>
           <w:sz w:val="18"/>
           <w:szCs w:val="18"/>
         </w:rPr>
@@ -950,12 +747,9 @@
       </w:r>
     </w:p>
     <w:p>
-      <w:pPr>
-        <w:spacing w:after="0" w:before="0"/>
-      </w:pPr>
-      <w:r>
-        <w:rPr>
-          <w:rFonts w:ascii="Consolas" w:cs="Consolas" w:eastAsia="Consolas" w:hAnsi="Consolas"/>
+      <w:r>
+        <w:rPr>
+          <w:rFonts w:ascii="Consolas" w:eastAsia="Consolas" w:hAnsi="Consolas" w:cs="Consolas"/>
           <w:sz w:val="18"/>
           <w:szCs w:val="18"/>
         </w:rPr>
@@ -963,12 +757,9 @@
       </w:r>
     </w:p>
     <w:p>
-      <w:pPr>
-        <w:spacing w:after="0" w:before="0"/>
-      </w:pPr>
-      <w:r>
-        <w:rPr>
-          <w:rFonts w:ascii="Consolas" w:cs="Consolas" w:eastAsia="Consolas" w:hAnsi="Consolas"/>
+      <w:r>
+        <w:rPr>
+          <w:rFonts w:ascii="Consolas" w:eastAsia="Consolas" w:hAnsi="Consolas" w:cs="Consolas"/>
           <w:sz w:val="18"/>
           <w:szCs w:val="18"/>
         </w:rPr>
@@ -976,12 +767,9 @@
       </w:r>
     </w:p>
     <w:p>
-      <w:pPr>
-        <w:spacing w:after="0" w:before="0"/>
-      </w:pPr>
-      <w:r>
-        <w:rPr>
-          <w:rFonts w:ascii="Consolas" w:cs="Consolas" w:eastAsia="Consolas" w:hAnsi="Consolas"/>
+      <w:r>
+        <w:rPr>
+          <w:rFonts w:ascii="Consolas" w:eastAsia="Consolas" w:hAnsi="Consolas" w:cs="Consolas"/>
           <w:sz w:val="18"/>
           <w:szCs w:val="18"/>
         </w:rPr>
@@ -989,12 +777,9 @@
       </w:r>
     </w:p>
     <w:p>
-      <w:pPr>
-        <w:spacing w:after="0" w:before="0"/>
-      </w:pPr>
-      <w:r>
-        <w:rPr>
-          <w:rFonts w:ascii="Consolas" w:cs="Consolas" w:eastAsia="Consolas" w:hAnsi="Consolas"/>
+      <w:r>
+        <w:rPr>
+          <w:rFonts w:ascii="Consolas" w:eastAsia="Consolas" w:hAnsi="Consolas" w:cs="Consolas"/>
           <w:sz w:val="18"/>
           <w:szCs w:val="18"/>
         </w:rPr>
@@ -1002,12 +787,9 @@
       </w:r>
     </w:p>
     <w:p>
-      <w:pPr>
-        <w:spacing w:after="0" w:before="0"/>
-      </w:pPr>
-      <w:r>
-        <w:rPr>
-          <w:rFonts w:ascii="Consolas" w:cs="Consolas" w:eastAsia="Consolas" w:hAnsi="Consolas"/>
+      <w:r>
+        <w:rPr>
+          <w:rFonts w:ascii="Consolas" w:eastAsia="Consolas" w:hAnsi="Consolas" w:cs="Consolas"/>
           <w:sz w:val="18"/>
           <w:szCs w:val="18"/>
         </w:rPr>
@@ -1015,12 +797,9 @@
       </w:r>
     </w:p>
     <w:p>
-      <w:pPr>
-        <w:spacing w:after="0" w:before="0"/>
-      </w:pPr>
-      <w:r>
-        <w:rPr>
-          <w:rFonts w:ascii="Consolas" w:cs="Consolas" w:eastAsia="Consolas" w:hAnsi="Consolas"/>
+      <w:r>
+        <w:rPr>
+          <w:rFonts w:ascii="Consolas" w:eastAsia="Consolas" w:hAnsi="Consolas" w:cs="Consolas"/>
           <w:sz w:val="18"/>
           <w:szCs w:val="18"/>
         </w:rPr>
@@ -1028,12 +807,9 @@
       </w:r>
     </w:p>
     <w:p>
-      <w:pPr>
-        <w:spacing w:after="0" w:before="0"/>
-      </w:pPr>
-      <w:r>
-        <w:rPr>
-          <w:rFonts w:ascii="Consolas" w:cs="Consolas" w:eastAsia="Consolas" w:hAnsi="Consolas"/>
+      <w:r>
+        <w:rPr>
+          <w:rFonts w:ascii="Consolas" w:eastAsia="Consolas" w:hAnsi="Consolas" w:cs="Consolas"/>
           <w:sz w:val="18"/>
           <w:szCs w:val="18"/>
         </w:rPr>
@@ -1041,12 +817,9 @@
       </w:r>
     </w:p>
     <w:p>
-      <w:pPr>
-        <w:spacing w:after="0" w:before="0"/>
-      </w:pPr>
-      <w:r>
-        <w:rPr>
-          <w:rFonts w:ascii="Consolas" w:cs="Consolas" w:eastAsia="Consolas" w:hAnsi="Consolas"/>
+      <w:r>
+        <w:rPr>
+          <w:rFonts w:ascii="Consolas" w:eastAsia="Consolas" w:hAnsi="Consolas" w:cs="Consolas"/>
           <w:sz w:val="18"/>
           <w:szCs w:val="18"/>
         </w:rPr>
@@ -1054,12 +827,9 @@
       </w:r>
     </w:p>
     <w:p>
-      <w:pPr>
-        <w:spacing w:after="0" w:before="0"/>
-      </w:pPr>
-      <w:r>
-        <w:rPr>
-          <w:rFonts w:ascii="Consolas" w:cs="Consolas" w:eastAsia="Consolas" w:hAnsi="Consolas"/>
+      <w:r>
+        <w:rPr>
+          <w:rFonts w:ascii="Consolas" w:eastAsia="Consolas" w:hAnsi="Consolas" w:cs="Consolas"/>
           <w:sz w:val="18"/>
           <w:szCs w:val="18"/>
         </w:rPr>
@@ -1067,12 +837,9 @@
       </w:r>
     </w:p>
     <w:p>
-      <w:pPr>
-        <w:spacing w:after="0" w:before="0"/>
-      </w:pPr>
-      <w:r>
-        <w:rPr>
-          <w:rFonts w:ascii="Consolas" w:cs="Consolas" w:eastAsia="Consolas" w:hAnsi="Consolas"/>
+      <w:r>
+        <w:rPr>
+          <w:rFonts w:ascii="Consolas" w:eastAsia="Consolas" w:hAnsi="Consolas" w:cs="Consolas"/>
           <w:sz w:val="18"/>
           <w:szCs w:val="18"/>
         </w:rPr>
@@ -1080,12 +847,9 @@
       </w:r>
     </w:p>
     <w:p>
-      <w:pPr>
-        <w:spacing w:after="0" w:before="0"/>
-      </w:pPr>
-      <w:r>
-        <w:rPr>
-          <w:rFonts w:ascii="Consolas" w:cs="Consolas" w:eastAsia="Consolas" w:hAnsi="Consolas"/>
+      <w:r>
+        <w:rPr>
+          <w:rFonts w:ascii="Consolas" w:eastAsia="Consolas" w:hAnsi="Consolas" w:cs="Consolas"/>
           <w:sz w:val="18"/>
           <w:szCs w:val="18"/>
         </w:rPr>
@@ -1093,12 +857,9 @@
       </w:r>
     </w:p>
     <w:p>
-      <w:pPr>
-        <w:spacing w:after="0" w:before="0"/>
-      </w:pPr>
-      <w:r>
-        <w:rPr>
-          <w:rFonts w:ascii="Consolas" w:cs="Consolas" w:eastAsia="Consolas" w:hAnsi="Consolas"/>
+      <w:r>
+        <w:rPr>
+          <w:rFonts w:ascii="Consolas" w:eastAsia="Consolas" w:hAnsi="Consolas" w:cs="Consolas"/>
           <w:sz w:val="18"/>
           <w:szCs w:val="18"/>
         </w:rPr>
@@ -1106,12 +867,9 @@
       </w:r>
     </w:p>
     <w:p>
-      <w:pPr>
-        <w:spacing w:after="0" w:before="0"/>
-      </w:pPr>
-      <w:r>
-        <w:rPr>
-          <w:rFonts w:ascii="Consolas" w:cs="Consolas" w:eastAsia="Consolas" w:hAnsi="Consolas"/>
+      <w:r>
+        <w:rPr>
+          <w:rFonts w:ascii="Consolas" w:eastAsia="Consolas" w:hAnsi="Consolas" w:cs="Consolas"/>
           <w:sz w:val="18"/>
           <w:szCs w:val="18"/>
         </w:rPr>
@@ -1119,12 +877,9 @@
       </w:r>
     </w:p>
     <w:p>
-      <w:pPr>
-        <w:spacing w:after="0" w:before="0"/>
-      </w:pPr>
-      <w:r>
-        <w:rPr>
-          <w:rFonts w:ascii="Consolas" w:cs="Consolas" w:eastAsia="Consolas" w:hAnsi="Consolas"/>
+      <w:r>
+        <w:rPr>
+          <w:rFonts w:ascii="Consolas" w:eastAsia="Consolas" w:hAnsi="Consolas" w:cs="Consolas"/>
           <w:sz w:val="18"/>
           <w:szCs w:val="18"/>
         </w:rPr>
@@ -1132,12 +887,9 @@
       </w:r>
     </w:p>
     <w:p>
-      <w:pPr>
-        <w:spacing w:after="0" w:before="0"/>
-      </w:pPr>
-      <w:r>
-        <w:rPr>
-          <w:rFonts w:ascii="Consolas" w:cs="Consolas" w:eastAsia="Consolas" w:hAnsi="Consolas"/>
+      <w:r>
+        <w:rPr>
+          <w:rFonts w:ascii="Consolas" w:eastAsia="Consolas" w:hAnsi="Consolas" w:cs="Consolas"/>
           <w:sz w:val="18"/>
           <w:szCs w:val="18"/>
         </w:rPr>
@@ -1145,12 +897,9 @@
       </w:r>
     </w:p>
     <w:p>
-      <w:pPr>
-        <w:spacing w:after="0" w:before="0"/>
-      </w:pPr>
-      <w:r>
-        <w:rPr>
-          <w:rFonts w:ascii="Consolas" w:cs="Consolas" w:eastAsia="Consolas" w:hAnsi="Consolas"/>
+      <w:r>
+        <w:rPr>
+          <w:rFonts w:ascii="Consolas" w:eastAsia="Consolas" w:hAnsi="Consolas" w:cs="Consolas"/>
           <w:sz w:val="18"/>
           <w:szCs w:val="18"/>
         </w:rPr>
@@ -1158,12 +907,9 @@
       </w:r>
     </w:p>
     <w:p>
-      <w:pPr>
-        <w:spacing w:after="0" w:before="0"/>
-      </w:pPr>
-      <w:r>
-        <w:rPr>
-          <w:rFonts w:ascii="Consolas" w:cs="Consolas" w:eastAsia="Consolas" w:hAnsi="Consolas"/>
+      <w:r>
+        <w:rPr>
+          <w:rFonts w:ascii="Consolas" w:eastAsia="Consolas" w:hAnsi="Consolas" w:cs="Consolas"/>
           <w:sz w:val="18"/>
           <w:szCs w:val="18"/>
         </w:rPr>
@@ -1171,12 +917,9 @@
       </w:r>
     </w:p>
     <w:p>
-      <w:pPr>
-        <w:spacing w:after="0" w:before="0"/>
-      </w:pPr>
-      <w:r>
-        <w:rPr>
-          <w:rFonts w:ascii="Consolas" w:cs="Consolas" w:eastAsia="Consolas" w:hAnsi="Consolas"/>
+      <w:r>
+        <w:rPr>
+          <w:rFonts w:ascii="Consolas" w:eastAsia="Consolas" w:hAnsi="Consolas" w:cs="Consolas"/>
           <w:sz w:val="18"/>
           <w:szCs w:val="18"/>
         </w:rPr>
@@ -1184,12 +927,9 @@
       </w:r>
     </w:p>
     <w:p>
-      <w:pPr>
-        <w:spacing w:after="0" w:before="0"/>
-      </w:pPr>
-      <w:r>
-        <w:rPr>
-          <w:rFonts w:ascii="Consolas" w:cs="Consolas" w:eastAsia="Consolas" w:hAnsi="Consolas"/>
+      <w:r>
+        <w:rPr>
+          <w:rFonts w:ascii="Consolas" w:eastAsia="Consolas" w:hAnsi="Consolas" w:cs="Consolas"/>
           <w:sz w:val="18"/>
           <w:szCs w:val="18"/>
         </w:rPr>
@@ -1197,12 +937,9 @@
       </w:r>
     </w:p>
     <w:p>
-      <w:pPr>
-        <w:spacing w:after="0" w:before="0"/>
-      </w:pPr>
-      <w:r>
-        <w:rPr>
-          <w:rFonts w:ascii="Consolas" w:cs="Consolas" w:eastAsia="Consolas" w:hAnsi="Consolas"/>
+      <w:r>
+        <w:rPr>
+          <w:rFonts w:ascii="Consolas" w:eastAsia="Consolas" w:hAnsi="Consolas" w:cs="Consolas"/>
           <w:sz w:val="18"/>
           <w:szCs w:val="18"/>
         </w:rPr>
@@ -1210,12 +947,9 @@
       </w:r>
     </w:p>
     <w:p>
-      <w:pPr>
-        <w:spacing w:after="0" w:before="0"/>
-      </w:pPr>
-      <w:r>
-        <w:rPr>
-          <w:rFonts w:ascii="Consolas" w:cs="Consolas" w:eastAsia="Consolas" w:hAnsi="Consolas"/>
+      <w:r>
+        <w:rPr>
+          <w:rFonts w:ascii="Consolas" w:eastAsia="Consolas" w:hAnsi="Consolas" w:cs="Consolas"/>
           <w:sz w:val="18"/>
           <w:szCs w:val="18"/>
         </w:rPr>
@@ -1223,12 +957,9 @@
       </w:r>
     </w:p>
     <w:p>
-      <w:pPr>
-        <w:spacing w:after="0" w:before="0"/>
-      </w:pPr>
-      <w:r>
-        <w:rPr>
-          <w:rFonts w:ascii="Consolas" w:cs="Consolas" w:eastAsia="Consolas" w:hAnsi="Consolas"/>
+      <w:r>
+        <w:rPr>
+          <w:rFonts w:ascii="Consolas" w:eastAsia="Consolas" w:hAnsi="Consolas" w:cs="Consolas"/>
           <w:sz w:val="18"/>
           <w:szCs w:val="18"/>
         </w:rPr>
@@ -1236,12 +967,9 @@
       </w:r>
     </w:p>
     <w:p>
-      <w:pPr>
-        <w:spacing w:after="0" w:before="0"/>
-      </w:pPr>
-      <w:r>
-        <w:rPr>
-          <w:rFonts w:ascii="Consolas" w:cs="Consolas" w:eastAsia="Consolas" w:hAnsi="Consolas"/>
+      <w:r>
+        <w:rPr>
+          <w:rFonts w:ascii="Consolas" w:eastAsia="Consolas" w:hAnsi="Consolas" w:cs="Consolas"/>
           <w:sz w:val="18"/>
           <w:szCs w:val="18"/>
         </w:rPr>
@@ -1249,12 +977,9 @@
       </w:r>
     </w:p>
     <w:p>
-      <w:pPr>
-        <w:spacing w:after="0" w:before="0"/>
-      </w:pPr>
-      <w:r>
-        <w:rPr>
-          <w:rFonts w:ascii="Consolas" w:cs="Consolas" w:eastAsia="Consolas" w:hAnsi="Consolas"/>
+      <w:r>
+        <w:rPr>
+          <w:rFonts w:ascii="Consolas" w:eastAsia="Consolas" w:hAnsi="Consolas" w:cs="Consolas"/>
           <w:sz w:val="18"/>
           <w:szCs w:val="18"/>
         </w:rPr>
@@ -1262,12 +987,9 @@
       </w:r>
     </w:p>
     <w:p>
-      <w:pPr>
-        <w:spacing w:after="0" w:before="0"/>
-      </w:pPr>
-      <w:r>
-        <w:rPr>
-          <w:rFonts w:ascii="Consolas" w:cs="Consolas" w:eastAsia="Consolas" w:hAnsi="Consolas"/>
+      <w:r>
+        <w:rPr>
+          <w:rFonts w:ascii="Consolas" w:eastAsia="Consolas" w:hAnsi="Consolas" w:cs="Consolas"/>
           <w:sz w:val="18"/>
           <w:szCs w:val="18"/>
         </w:rPr>
@@ -1275,12 +997,9 @@
       </w:r>
     </w:p>
     <w:p>
-      <w:pPr>
-        <w:spacing w:after="0" w:before="0"/>
-      </w:pPr>
-      <w:r>
-        <w:rPr>
-          <w:rFonts w:ascii="Consolas" w:cs="Consolas" w:eastAsia="Consolas" w:hAnsi="Consolas"/>
+      <w:r>
+        <w:rPr>
+          <w:rFonts w:ascii="Consolas" w:eastAsia="Consolas" w:hAnsi="Consolas" w:cs="Consolas"/>
           <w:sz w:val="18"/>
           <w:szCs w:val="18"/>
         </w:rPr>
@@ -1288,12 +1007,9 @@
       </w:r>
     </w:p>
     <w:p>
-      <w:pPr>
-        <w:spacing w:after="0" w:before="0"/>
-      </w:pPr>
-      <w:r>
-        <w:rPr>
-          <w:rFonts w:ascii="Consolas" w:cs="Consolas" w:eastAsia="Consolas" w:hAnsi="Consolas"/>
+      <w:r>
+        <w:rPr>
+          <w:rFonts w:ascii="Consolas" w:eastAsia="Consolas" w:hAnsi="Consolas" w:cs="Consolas"/>
           <w:sz w:val="18"/>
           <w:szCs w:val="18"/>
         </w:rPr>
@@ -1301,12 +1017,9 @@
       </w:r>
     </w:p>
     <w:p>
-      <w:pPr>
-        <w:spacing w:after="0" w:before="0"/>
-      </w:pPr>
-      <w:r>
-        <w:rPr>
-          <w:rFonts w:ascii="Consolas" w:cs="Consolas" w:eastAsia="Consolas" w:hAnsi="Consolas"/>
+      <w:r>
+        <w:rPr>
+          <w:rFonts w:ascii="Consolas" w:eastAsia="Consolas" w:hAnsi="Consolas" w:cs="Consolas"/>
           <w:sz w:val="18"/>
           <w:szCs w:val="18"/>
         </w:rPr>
@@ -1314,12 +1027,9 @@
       </w:r>
     </w:p>
     <w:p>
-      <w:pPr>
-        <w:spacing w:after="0" w:before="0"/>
-      </w:pPr>
-      <w:r>
-        <w:rPr>
-          <w:rFonts w:ascii="Consolas" w:cs="Consolas" w:eastAsia="Consolas" w:hAnsi="Consolas"/>
+      <w:r>
+        <w:rPr>
+          <w:rFonts w:ascii="Consolas" w:eastAsia="Consolas" w:hAnsi="Consolas" w:cs="Consolas"/>
           <w:sz w:val="18"/>
           <w:szCs w:val="18"/>
         </w:rPr>
@@ -1327,12 +1037,9 @@
       </w:r>
     </w:p>
     <w:p>
-      <w:pPr>
-        <w:spacing w:after="0" w:before="0"/>
-      </w:pPr>
-      <w:r>
-        <w:rPr>
-          <w:rFonts w:ascii="Consolas" w:cs="Consolas" w:eastAsia="Consolas" w:hAnsi="Consolas"/>
+      <w:r>
+        <w:rPr>
+          <w:rFonts w:ascii="Consolas" w:eastAsia="Consolas" w:hAnsi="Consolas" w:cs="Consolas"/>
           <w:sz w:val="18"/>
           <w:szCs w:val="18"/>
         </w:rPr>
@@ -1340,12 +1047,9 @@
       </w:r>
     </w:p>
     <w:p>
-      <w:pPr>
-        <w:spacing w:after="0" w:before="0"/>
-      </w:pPr>
-      <w:r>
-        <w:rPr>
-          <w:rFonts w:ascii="Consolas" w:cs="Consolas" w:eastAsia="Consolas" w:hAnsi="Consolas"/>
+      <w:r>
+        <w:rPr>
+          <w:rFonts w:ascii="Consolas" w:eastAsia="Consolas" w:hAnsi="Consolas" w:cs="Consolas"/>
           <w:sz w:val="18"/>
           <w:szCs w:val="18"/>
         </w:rPr>
@@ -1353,12 +1057,9 @@
       </w:r>
     </w:p>
     <w:p>
-      <w:pPr>
-        <w:spacing w:after="0" w:before="0"/>
-      </w:pPr>
-      <w:r>
-        <w:rPr>
-          <w:rFonts w:ascii="Consolas" w:cs="Consolas" w:eastAsia="Consolas" w:hAnsi="Consolas"/>
+      <w:r>
+        <w:rPr>
+          <w:rFonts w:ascii="Consolas" w:eastAsia="Consolas" w:hAnsi="Consolas" w:cs="Consolas"/>
           <w:sz w:val="18"/>
           <w:szCs w:val="18"/>
         </w:rPr>
@@ -1366,12 +1067,9 @@
       </w:r>
     </w:p>
     <w:p>
-      <w:pPr>
-        <w:spacing w:after="0" w:before="0"/>
-      </w:pPr>
-      <w:r>
-        <w:rPr>
-          <w:rFonts w:ascii="Consolas" w:cs="Consolas" w:eastAsia="Consolas" w:hAnsi="Consolas"/>
+      <w:r>
+        <w:rPr>
+          <w:rFonts w:ascii="Consolas" w:eastAsia="Consolas" w:hAnsi="Consolas" w:cs="Consolas"/>
           <w:sz w:val="18"/>
           <w:szCs w:val="18"/>
         </w:rPr>
@@ -1379,12 +1077,9 @@
       </w:r>
     </w:p>
     <w:p>
-      <w:pPr>
-        <w:spacing w:after="0" w:before="0"/>
-      </w:pPr>
-      <w:r>
-        <w:rPr>
-          <w:rFonts w:ascii="Consolas" w:cs="Consolas" w:eastAsia="Consolas" w:hAnsi="Consolas"/>
+      <w:r>
+        <w:rPr>
+          <w:rFonts w:ascii="Consolas" w:eastAsia="Consolas" w:hAnsi="Consolas" w:cs="Consolas"/>
           <w:sz w:val="18"/>
           <w:szCs w:val="18"/>
         </w:rPr>
@@ -1392,12 +1087,9 @@
       </w:r>
     </w:p>
     <w:p>
-      <w:pPr>
-        <w:spacing w:after="0" w:before="0"/>
-      </w:pPr>
-      <w:r>
-        <w:rPr>
-          <w:rFonts w:ascii="Consolas" w:cs="Consolas" w:eastAsia="Consolas" w:hAnsi="Consolas"/>
+      <w:r>
+        <w:rPr>
+          <w:rFonts w:ascii="Consolas" w:eastAsia="Consolas" w:hAnsi="Consolas" w:cs="Consolas"/>
           <w:sz w:val="18"/>
           <w:szCs w:val="18"/>
         </w:rPr>
@@ -1405,12 +1097,9 @@
       </w:r>
     </w:p>
     <w:p>
-      <w:pPr>
-        <w:spacing w:after="0" w:before="0"/>
-      </w:pPr>
-      <w:r>
-        <w:rPr>
-          <w:rFonts w:ascii="Consolas" w:cs="Consolas" w:eastAsia="Consolas" w:hAnsi="Consolas"/>
+      <w:r>
+        <w:rPr>
+          <w:rFonts w:ascii="Consolas" w:eastAsia="Consolas" w:hAnsi="Consolas" w:cs="Consolas"/>
           <w:sz w:val="18"/>
           <w:szCs w:val="18"/>
         </w:rPr>
@@ -1418,12 +1107,9 @@
       </w:r>
     </w:p>
     <w:p>
-      <w:pPr>
-        <w:spacing w:after="0" w:before="0"/>
-      </w:pPr>
-      <w:r>
-        <w:rPr>
-          <w:rFonts w:ascii="Consolas" w:cs="Consolas" w:eastAsia="Consolas" w:hAnsi="Consolas"/>
+      <w:r>
+        <w:rPr>
+          <w:rFonts w:ascii="Consolas" w:eastAsia="Consolas" w:hAnsi="Consolas" w:cs="Consolas"/>
           <w:sz w:val="18"/>
           <w:szCs w:val="18"/>
         </w:rPr>
@@ -1431,12 +1117,9 @@
       </w:r>
     </w:p>
     <w:p>
-      <w:pPr>
-        <w:spacing w:after="0" w:before="0"/>
-      </w:pPr>
-      <w:r>
-        <w:rPr>
-          <w:rFonts w:ascii="Consolas" w:cs="Consolas" w:eastAsia="Consolas" w:hAnsi="Consolas"/>
+      <w:r>
+        <w:rPr>
+          <w:rFonts w:ascii="Consolas" w:eastAsia="Consolas" w:hAnsi="Consolas" w:cs="Consolas"/>
           <w:sz w:val="18"/>
           <w:szCs w:val="18"/>
         </w:rPr>
@@ -1444,12 +1127,9 @@
       </w:r>
     </w:p>
     <w:p>
-      <w:pPr>
-        <w:spacing w:after="0" w:before="0"/>
-      </w:pPr>
-      <w:r>
-        <w:rPr>
-          <w:rFonts w:ascii="Consolas" w:cs="Consolas" w:eastAsia="Consolas" w:hAnsi="Consolas"/>
+      <w:r>
+        <w:rPr>
+          <w:rFonts w:ascii="Consolas" w:eastAsia="Consolas" w:hAnsi="Consolas" w:cs="Consolas"/>
           <w:sz w:val="18"/>
           <w:szCs w:val="18"/>
         </w:rPr>
@@ -1457,12 +1137,9 @@
       </w:r>
     </w:p>
     <w:p>
-      <w:pPr>
-        <w:spacing w:after="0" w:before="0"/>
-      </w:pPr>
-      <w:r>
-        <w:rPr>
-          <w:rFonts w:ascii="Consolas" w:cs="Consolas" w:eastAsia="Consolas" w:hAnsi="Consolas"/>
+      <w:r>
+        <w:rPr>
+          <w:rFonts w:ascii="Consolas" w:eastAsia="Consolas" w:hAnsi="Consolas" w:cs="Consolas"/>
           <w:sz w:val="18"/>
           <w:szCs w:val="18"/>
         </w:rPr>
@@ -1470,12 +1147,9 @@
       </w:r>
     </w:p>
     <w:p>
-      <w:pPr>
-        <w:spacing w:after="0" w:before="0"/>
-      </w:pPr>
-      <w:r>
-        <w:rPr>
-          <w:rFonts w:ascii="Consolas" w:cs="Consolas" w:eastAsia="Consolas" w:hAnsi="Consolas"/>
+      <w:r>
+        <w:rPr>
+          <w:rFonts w:ascii="Consolas" w:eastAsia="Consolas" w:hAnsi="Consolas" w:cs="Consolas"/>
           <w:sz w:val="18"/>
           <w:szCs w:val="18"/>
         </w:rPr>
@@ -1483,12 +1157,9 @@
       </w:r>
     </w:p>
     <w:p>
-      <w:pPr>
-        <w:spacing w:after="0" w:before="0"/>
-      </w:pPr>
-      <w:r>
-        <w:rPr>
-          <w:rFonts w:ascii="Consolas" w:cs="Consolas" w:eastAsia="Consolas" w:hAnsi="Consolas"/>
+      <w:r>
+        <w:rPr>
+          <w:rFonts w:ascii="Consolas" w:eastAsia="Consolas" w:hAnsi="Consolas" w:cs="Consolas"/>
           <w:sz w:val="18"/>
           <w:szCs w:val="18"/>
         </w:rPr>
@@ -1496,12 +1167,9 @@
       </w:r>
     </w:p>
     <w:p>
-      <w:pPr>
-        <w:spacing w:after="0" w:before="0"/>
-      </w:pPr>
-      <w:r>
-        <w:rPr>
-          <w:rFonts w:ascii="Consolas" w:cs="Consolas" w:eastAsia="Consolas" w:hAnsi="Consolas"/>
+      <w:r>
+        <w:rPr>
+          <w:rFonts w:ascii="Consolas" w:eastAsia="Consolas" w:hAnsi="Consolas" w:cs="Consolas"/>
           <w:sz w:val="18"/>
           <w:szCs w:val="18"/>
         </w:rPr>
@@ -1509,12 +1177,9 @@
       </w:r>
     </w:p>
     <w:p>
-      <w:pPr>
-        <w:spacing w:after="0" w:before="0"/>
-      </w:pPr>
-      <w:r>
-        <w:rPr>
-          <w:rFonts w:ascii="Consolas" w:cs="Consolas" w:eastAsia="Consolas" w:hAnsi="Consolas"/>
+      <w:r>
+        <w:rPr>
+          <w:rFonts w:ascii="Consolas" w:eastAsia="Consolas" w:hAnsi="Consolas" w:cs="Consolas"/>
           <w:sz w:val="18"/>
           <w:szCs w:val="18"/>
         </w:rPr>
@@ -1522,12 +1187,9 @@
       </w:r>
     </w:p>
     <w:p>
-      <w:pPr>
-        <w:spacing w:after="0" w:before="0"/>
-      </w:pPr>
-      <w:r>
-        <w:rPr>
-          <w:rFonts w:ascii="Consolas" w:cs="Consolas" w:eastAsia="Consolas" w:hAnsi="Consolas"/>
+      <w:r>
+        <w:rPr>
+          <w:rFonts w:ascii="Consolas" w:eastAsia="Consolas" w:hAnsi="Consolas" w:cs="Consolas"/>
           <w:sz w:val="18"/>
           <w:szCs w:val="18"/>
         </w:rPr>
@@ -1535,12 +1197,9 @@
       </w:r>
     </w:p>
     <w:p>
-      <w:pPr>
-        <w:spacing w:after="0" w:before="0"/>
-      </w:pPr>
-      <w:r>
-        <w:rPr>
-          <w:rFonts w:ascii="Consolas" w:cs="Consolas" w:eastAsia="Consolas" w:hAnsi="Consolas"/>
+      <w:r>
+        <w:rPr>
+          <w:rFonts w:ascii="Consolas" w:eastAsia="Consolas" w:hAnsi="Consolas" w:cs="Consolas"/>
           <w:sz w:val="18"/>
           <w:szCs w:val="18"/>
         </w:rPr>
@@ -1548,12 +1207,9 @@
       </w:r>
     </w:p>
     <w:p>
-      <w:pPr>
-        <w:spacing w:after="0" w:before="0"/>
-      </w:pPr>
-      <w:r>
-        <w:rPr>
-          <w:rFonts w:ascii="Consolas" w:cs="Consolas" w:eastAsia="Consolas" w:hAnsi="Consolas"/>
+      <w:r>
+        <w:rPr>
+          <w:rFonts w:ascii="Consolas" w:eastAsia="Consolas" w:hAnsi="Consolas" w:cs="Consolas"/>
           <w:sz w:val="18"/>
           <w:szCs w:val="18"/>
         </w:rPr>
@@ -1561,12 +1217,9 @@
       </w:r>
     </w:p>
     <w:p>
-      <w:pPr>
-        <w:spacing w:after="0" w:before="0"/>
-      </w:pPr>
-      <w:r>
-        <w:rPr>
-          <w:rFonts w:ascii="Consolas" w:cs="Consolas" w:eastAsia="Consolas" w:hAnsi="Consolas"/>
+      <w:r>
+        <w:rPr>
+          <w:rFonts w:ascii="Consolas" w:eastAsia="Consolas" w:hAnsi="Consolas" w:cs="Consolas"/>
           <w:sz w:val="18"/>
           <w:szCs w:val="18"/>
         </w:rPr>
@@ -1574,12 +1227,9 @@
       </w:r>
     </w:p>
     <w:p>
-      <w:pPr>
-        <w:spacing w:after="0" w:before="0"/>
-      </w:pPr>
-      <w:r>
-        <w:rPr>
-          <w:rFonts w:ascii="Consolas" w:cs="Consolas" w:eastAsia="Consolas" w:hAnsi="Consolas"/>
+      <w:r>
+        <w:rPr>
+          <w:rFonts w:ascii="Consolas" w:eastAsia="Consolas" w:hAnsi="Consolas" w:cs="Consolas"/>
           <w:sz w:val="18"/>
           <w:szCs w:val="18"/>
         </w:rPr>
@@ -1587,12 +1237,9 @@
       </w:r>
     </w:p>
     <w:p>
-      <w:pPr>
-        <w:spacing w:after="0" w:before="0"/>
-      </w:pPr>
-      <w:r>
-        <w:rPr>
-          <w:rFonts w:ascii="Consolas" w:cs="Consolas" w:eastAsia="Consolas" w:hAnsi="Consolas"/>
+      <w:r>
+        <w:rPr>
+          <w:rFonts w:ascii="Consolas" w:eastAsia="Consolas" w:hAnsi="Consolas" w:cs="Consolas"/>
           <w:sz w:val="18"/>
           <w:szCs w:val="18"/>
         </w:rPr>
@@ -1600,12 +1247,9 @@
       </w:r>
     </w:p>
     <w:p>
-      <w:pPr>
-        <w:spacing w:after="0" w:before="0"/>
-      </w:pPr>
-      <w:r>
-        <w:rPr>
-          <w:rFonts w:ascii="Consolas" w:cs="Consolas" w:eastAsia="Consolas" w:hAnsi="Consolas"/>
+      <w:r>
+        <w:rPr>
+          <w:rFonts w:ascii="Consolas" w:eastAsia="Consolas" w:hAnsi="Consolas" w:cs="Consolas"/>
           <w:sz w:val="18"/>
           <w:szCs w:val="18"/>
         </w:rPr>
@@ -1613,12 +1257,9 @@
       </w:r>
     </w:p>
     <w:p>
-      <w:pPr>
-        <w:spacing w:after="0" w:before="0"/>
-      </w:pPr>
-      <w:r>
-        <w:rPr>
-          <w:rFonts w:ascii="Consolas" w:cs="Consolas" w:eastAsia="Consolas" w:hAnsi="Consolas"/>
+      <w:r>
+        <w:rPr>
+          <w:rFonts w:ascii="Consolas" w:eastAsia="Consolas" w:hAnsi="Consolas" w:cs="Consolas"/>
           <w:sz w:val="18"/>
           <w:szCs w:val="18"/>
         </w:rPr>
@@ -1626,12 +1267,9 @@
       </w:r>
     </w:p>
     <w:p>
-      <w:pPr>
-        <w:spacing w:after="0" w:before="0"/>
-      </w:pPr>
-      <w:r>
-        <w:rPr>
-          <w:rFonts w:ascii="Consolas" w:cs="Consolas" w:eastAsia="Consolas" w:hAnsi="Consolas"/>
+      <w:r>
+        <w:rPr>
+          <w:rFonts w:ascii="Consolas" w:eastAsia="Consolas" w:hAnsi="Consolas" w:cs="Consolas"/>
           <w:sz w:val="18"/>
           <w:szCs w:val="18"/>
         </w:rPr>
@@ -1639,25 +1277,20 @@
       </w:r>
     </w:p>
     <w:p>
-      <w:pPr>
-        <w:spacing w:after="0" w:before="0"/>
-      </w:pPr>
-      <w:r>
-        <w:rPr>
-          <w:rFonts w:ascii="Consolas" w:cs="Consolas" w:eastAsia="Consolas" w:hAnsi="Consolas"/>
-          <w:sz w:val="18"/>
-          <w:szCs w:val="18"/>
-        </w:rPr>
+      <w:r>
+        <w:rPr>
+          <w:rFonts w:ascii="Consolas" w:eastAsia="Consolas" w:hAnsi="Consolas" w:cs="Consolas"/>
+          <w:sz w:val="18"/>
+          <w:szCs w:val="18"/>
+        </w:rPr>
+        <w:lastRenderedPageBreak/>
         <w:t xml:space="preserve">        │   ├── Banner:  no case-level banner</w:t>
       </w:r>
     </w:p>
     <w:p>
-      <w:pPr>
-        <w:spacing w:after="0" w:before="0"/>
-      </w:pPr>
-      <w:r>
-        <w:rPr>
-          <w:rFonts w:ascii="Consolas" w:cs="Consolas" w:eastAsia="Consolas" w:hAnsi="Consolas"/>
+      <w:r>
+        <w:rPr>
+          <w:rFonts w:ascii="Consolas" w:eastAsia="Consolas" w:hAnsi="Consolas" w:cs="Consolas"/>
           <w:sz w:val="18"/>
           <w:szCs w:val="18"/>
         </w:rPr>
@@ -1665,12 +1298,9 @@
       </w:r>
     </w:p>
     <w:p>
-      <w:pPr>
-        <w:spacing w:after="0" w:before="0"/>
-      </w:pPr>
-      <w:r>
-        <w:rPr>
-          <w:rFonts w:ascii="Consolas" w:cs="Consolas" w:eastAsia="Consolas" w:hAnsi="Consolas"/>
+      <w:r>
+        <w:rPr>
+          <w:rFonts w:ascii="Consolas" w:eastAsia="Consolas" w:hAnsi="Consolas" w:cs="Consolas"/>
           <w:sz w:val="18"/>
           <w:szCs w:val="18"/>
         </w:rPr>
@@ -1678,12 +1308,9 @@
       </w:r>
     </w:p>
     <w:p>
-      <w:pPr>
-        <w:spacing w:after="0" w:before="0"/>
-      </w:pPr>
-      <w:r>
-        <w:rPr>
-          <w:rFonts w:ascii="Consolas" w:cs="Consolas" w:eastAsia="Consolas" w:hAnsi="Consolas"/>
+      <w:r>
+        <w:rPr>
+          <w:rFonts w:ascii="Consolas" w:eastAsia="Consolas" w:hAnsi="Consolas" w:cs="Consolas"/>
           <w:sz w:val="18"/>
           <w:szCs w:val="18"/>
         </w:rPr>
@@ -1691,12 +1318,9 @@
       </w:r>
     </w:p>
     <w:p>
-      <w:pPr>
-        <w:spacing w:after="0" w:before="0"/>
-      </w:pPr>
-      <w:r>
-        <w:rPr>
-          <w:rFonts w:ascii="Consolas" w:cs="Consolas" w:eastAsia="Consolas" w:hAnsi="Consolas"/>
+      <w:r>
+        <w:rPr>
+          <w:rFonts w:ascii="Consolas" w:eastAsia="Consolas" w:hAnsi="Consolas" w:cs="Consolas"/>
           <w:sz w:val="18"/>
           <w:szCs w:val="18"/>
         </w:rPr>
@@ -1704,12 +1328,9 @@
       </w:r>
     </w:p>
     <w:p>
-      <w:pPr>
-        <w:spacing w:after="0" w:before="0"/>
-      </w:pPr>
-      <w:r>
-        <w:rPr>
-          <w:rFonts w:ascii="Consolas" w:cs="Consolas" w:eastAsia="Consolas" w:hAnsi="Consolas"/>
+      <w:r>
+        <w:rPr>
+          <w:rFonts w:ascii="Consolas" w:eastAsia="Consolas" w:hAnsi="Consolas" w:cs="Consolas"/>
           <w:sz w:val="18"/>
           <w:szCs w:val="18"/>
         </w:rPr>
@@ -1717,12 +1338,9 @@
       </w:r>
     </w:p>
     <w:p>
-      <w:pPr>
-        <w:spacing w:after="0" w:before="0"/>
-      </w:pPr>
-      <w:r>
-        <w:rPr>
-          <w:rFonts w:ascii="Consolas" w:cs="Consolas" w:eastAsia="Consolas" w:hAnsi="Consolas"/>
+      <w:r>
+        <w:rPr>
+          <w:rFonts w:ascii="Consolas" w:eastAsia="Consolas" w:hAnsi="Consolas" w:cs="Consolas"/>
           <w:sz w:val="18"/>
           <w:szCs w:val="18"/>
         </w:rPr>
@@ -1730,12 +1348,9 @@
       </w:r>
     </w:p>
     <w:p>
-      <w:pPr>
-        <w:spacing w:after="0" w:before="0"/>
-      </w:pPr>
-      <w:r>
-        <w:rPr>
-          <w:rFonts w:ascii="Consolas" w:cs="Consolas" w:eastAsia="Consolas" w:hAnsi="Consolas"/>
+      <w:r>
+        <w:rPr>
+          <w:rFonts w:ascii="Consolas" w:eastAsia="Consolas" w:hAnsi="Consolas" w:cs="Consolas"/>
           <w:sz w:val="18"/>
           <w:szCs w:val="18"/>
         </w:rPr>
@@ -1743,12 +1358,9 @@
       </w:r>
     </w:p>
     <w:p>
-      <w:pPr>
-        <w:spacing w:after="0" w:before="0"/>
-      </w:pPr>
-      <w:r>
-        <w:rPr>
-          <w:rFonts w:ascii="Consolas" w:cs="Consolas" w:eastAsia="Consolas" w:hAnsi="Consolas"/>
+      <w:r>
+        <w:rPr>
+          <w:rFonts w:ascii="Consolas" w:eastAsia="Consolas" w:hAnsi="Consolas" w:cs="Consolas"/>
           <w:sz w:val="18"/>
           <w:szCs w:val="18"/>
         </w:rPr>
@@ -1756,12 +1368,9 @@
       </w:r>
     </w:p>
     <w:p>
-      <w:pPr>
-        <w:spacing w:after="0" w:before="0"/>
-      </w:pPr>
-      <w:r>
-        <w:rPr>
-          <w:rFonts w:ascii="Consolas" w:cs="Consolas" w:eastAsia="Consolas" w:hAnsi="Consolas"/>
+      <w:r>
+        <w:rPr>
+          <w:rFonts w:ascii="Consolas" w:eastAsia="Consolas" w:hAnsi="Consolas" w:cs="Consolas"/>
           <w:sz w:val="18"/>
           <w:szCs w:val="18"/>
         </w:rPr>
@@ -1769,12 +1378,9 @@
       </w:r>
     </w:p>
     <w:p>
-      <w:pPr>
-        <w:spacing w:after="0" w:before="0"/>
-      </w:pPr>
-      <w:r>
-        <w:rPr>
-          <w:rFonts w:ascii="Consolas" w:cs="Consolas" w:eastAsia="Consolas" w:hAnsi="Consolas"/>
+      <w:r>
+        <w:rPr>
+          <w:rFonts w:ascii="Consolas" w:eastAsia="Consolas" w:hAnsi="Consolas" w:cs="Consolas"/>
           <w:sz w:val="18"/>
           <w:szCs w:val="18"/>
         </w:rPr>
@@ -1782,12 +1388,9 @@
       </w:r>
     </w:p>
     <w:p>
-      <w:pPr>
-        <w:spacing w:after="0" w:before="0"/>
-      </w:pPr>
-      <w:r>
-        <w:rPr>
-          <w:rFonts w:ascii="Consolas" w:cs="Consolas" w:eastAsia="Consolas" w:hAnsi="Consolas"/>
+      <w:r>
+        <w:rPr>
+          <w:rFonts w:ascii="Consolas" w:eastAsia="Consolas" w:hAnsi="Consolas" w:cs="Consolas"/>
           <w:sz w:val="18"/>
           <w:szCs w:val="18"/>
         </w:rPr>
@@ -1795,12 +1398,9 @@
       </w:r>
     </w:p>
     <w:p>
-      <w:pPr>
-        <w:spacing w:after="0" w:before="0"/>
-      </w:pPr>
-      <w:r>
-        <w:rPr>
-          <w:rFonts w:ascii="Consolas" w:cs="Consolas" w:eastAsia="Consolas" w:hAnsi="Consolas"/>
+      <w:r>
+        <w:rPr>
+          <w:rFonts w:ascii="Consolas" w:eastAsia="Consolas" w:hAnsi="Consolas" w:cs="Consolas"/>
           <w:sz w:val="18"/>
           <w:szCs w:val="18"/>
         </w:rPr>
@@ -1808,12 +1408,9 @@
       </w:r>
     </w:p>
     <w:p>
-      <w:pPr>
-        <w:spacing w:after="0" w:before="0"/>
-      </w:pPr>
-      <w:r>
-        <w:rPr>
-          <w:rFonts w:ascii="Consolas" w:cs="Consolas" w:eastAsia="Consolas" w:hAnsi="Consolas"/>
+      <w:r>
+        <w:rPr>
+          <w:rFonts w:ascii="Consolas" w:eastAsia="Consolas" w:hAnsi="Consolas" w:cs="Consolas"/>
           <w:sz w:val="18"/>
           <w:szCs w:val="18"/>
         </w:rPr>
@@ -1821,12 +1418,9 @@
       </w:r>
     </w:p>
     <w:p>
-      <w:pPr>
-        <w:spacing w:after="0" w:before="0"/>
-      </w:pPr>
-      <w:r>
-        <w:rPr>
-          <w:rFonts w:ascii="Consolas" w:cs="Consolas" w:eastAsia="Consolas" w:hAnsi="Consolas"/>
+      <w:r>
+        <w:rPr>
+          <w:rFonts w:ascii="Consolas" w:eastAsia="Consolas" w:hAnsi="Consolas" w:cs="Consolas"/>
           <w:sz w:val="18"/>
           <w:szCs w:val="18"/>
         </w:rPr>
@@ -1834,12 +1428,9 @@
       </w:r>
     </w:p>
     <w:p>
-      <w:pPr>
-        <w:spacing w:after="0" w:before="0"/>
-      </w:pPr>
-      <w:r>
-        <w:rPr>
-          <w:rFonts w:ascii="Consolas" w:cs="Consolas" w:eastAsia="Consolas" w:hAnsi="Consolas"/>
+      <w:r>
+        <w:rPr>
+          <w:rFonts w:ascii="Consolas" w:eastAsia="Consolas" w:hAnsi="Consolas" w:cs="Consolas"/>
           <w:sz w:val="18"/>
           <w:szCs w:val="18"/>
         </w:rPr>
@@ -1847,12 +1438,9 @@
       </w:r>
     </w:p>
     <w:p>
-      <w:pPr>
-        <w:spacing w:after="0" w:before="0"/>
-      </w:pPr>
-      <w:r>
-        <w:rPr>
-          <w:rFonts w:ascii="Consolas" w:cs="Consolas" w:eastAsia="Consolas" w:hAnsi="Consolas"/>
+      <w:r>
+        <w:rPr>
+          <w:rFonts w:ascii="Consolas" w:eastAsia="Consolas" w:hAnsi="Consolas" w:cs="Consolas"/>
           <w:sz w:val="18"/>
           <w:szCs w:val="18"/>
         </w:rPr>
@@ -1860,12 +1448,9 @@
       </w:r>
     </w:p>
     <w:p>
-      <w:pPr>
-        <w:spacing w:after="0" w:before="0"/>
-      </w:pPr>
-      <w:r>
-        <w:rPr>
-          <w:rFonts w:ascii="Consolas" w:cs="Consolas" w:eastAsia="Consolas" w:hAnsi="Consolas"/>
+      <w:r>
+        <w:rPr>
+          <w:rFonts w:ascii="Consolas" w:eastAsia="Consolas" w:hAnsi="Consolas" w:cs="Consolas"/>
           <w:sz w:val="18"/>
           <w:szCs w:val="18"/>
         </w:rPr>
@@ -1873,12 +1458,9 @@
       </w:r>
     </w:p>
     <w:p>
-      <w:pPr>
-        <w:spacing w:after="0" w:before="0"/>
-      </w:pPr>
-      <w:r>
-        <w:rPr>
-          <w:rFonts w:ascii="Consolas" w:cs="Consolas" w:eastAsia="Consolas" w:hAnsi="Consolas"/>
+      <w:r>
+        <w:rPr>
+          <w:rFonts w:ascii="Consolas" w:eastAsia="Consolas" w:hAnsi="Consolas" w:cs="Consolas"/>
           <w:sz w:val="18"/>
           <w:szCs w:val="18"/>
         </w:rPr>
@@ -1886,12 +1468,9 @@
       </w:r>
     </w:p>
     <w:p>
-      <w:pPr>
-        <w:spacing w:after="0" w:before="0"/>
-      </w:pPr>
-      <w:r>
-        <w:rPr>
-          <w:rFonts w:ascii="Consolas" w:cs="Consolas" w:eastAsia="Consolas" w:hAnsi="Consolas"/>
+      <w:r>
+        <w:rPr>
+          <w:rFonts w:ascii="Consolas" w:eastAsia="Consolas" w:hAnsi="Consolas" w:cs="Consolas"/>
           <w:sz w:val="18"/>
           <w:szCs w:val="18"/>
         </w:rPr>
@@ -1899,12 +1478,9 @@
       </w:r>
     </w:p>
     <w:p>
-      <w:pPr>
-        <w:spacing w:after="0" w:before="0"/>
-      </w:pPr>
-      <w:r>
-        <w:rPr>
-          <w:rFonts w:ascii="Consolas" w:cs="Consolas" w:eastAsia="Consolas" w:hAnsi="Consolas"/>
+      <w:r>
+        <w:rPr>
+          <w:rFonts w:ascii="Consolas" w:eastAsia="Consolas" w:hAnsi="Consolas" w:cs="Consolas"/>
           <w:sz w:val="18"/>
           <w:szCs w:val="18"/>
         </w:rPr>
@@ -1912,12 +1488,9 @@
       </w:r>
     </w:p>
     <w:p>
-      <w:pPr>
-        <w:spacing w:after="0" w:before="0"/>
-      </w:pPr>
-      <w:r>
-        <w:rPr>
-          <w:rFonts w:ascii="Consolas" w:cs="Consolas" w:eastAsia="Consolas" w:hAnsi="Consolas"/>
+      <w:r>
+        <w:rPr>
+          <w:rFonts w:ascii="Consolas" w:eastAsia="Consolas" w:hAnsi="Consolas" w:cs="Consolas"/>
           <w:sz w:val="18"/>
           <w:szCs w:val="18"/>
         </w:rPr>
@@ -1925,12 +1498,9 @@
       </w:r>
     </w:p>
     <w:p>
-      <w:pPr>
-        <w:spacing w:after="0" w:before="0"/>
-      </w:pPr>
-      <w:r>
-        <w:rPr>
-          <w:rFonts w:ascii="Consolas" w:cs="Consolas" w:eastAsia="Consolas" w:hAnsi="Consolas"/>
+      <w:r>
+        <w:rPr>
+          <w:rFonts w:ascii="Consolas" w:eastAsia="Consolas" w:hAnsi="Consolas" w:cs="Consolas"/>
           <w:sz w:val="18"/>
           <w:szCs w:val="18"/>
         </w:rPr>
@@ -1938,12 +1508,9 @@
       </w:r>
     </w:p>
     <w:p>
-      <w:pPr>
-        <w:spacing w:after="0" w:before="0"/>
-      </w:pPr>
-      <w:r>
-        <w:rPr>
-          <w:rFonts w:ascii="Consolas" w:cs="Consolas" w:eastAsia="Consolas" w:hAnsi="Consolas"/>
+      <w:r>
+        <w:rPr>
+          <w:rFonts w:ascii="Consolas" w:eastAsia="Consolas" w:hAnsi="Consolas" w:cs="Consolas"/>
           <w:sz w:val="18"/>
           <w:szCs w:val="18"/>
         </w:rPr>
@@ -1951,12 +1518,9 @@
       </w:r>
     </w:p>
     <w:p>
-      <w:pPr>
-        <w:spacing w:after="0" w:before="0"/>
-      </w:pPr>
-      <w:r>
-        <w:rPr>
-          <w:rFonts w:ascii="Consolas" w:cs="Consolas" w:eastAsia="Consolas" w:hAnsi="Consolas"/>
+      <w:r>
+        <w:rPr>
+          <w:rFonts w:ascii="Consolas" w:eastAsia="Consolas" w:hAnsi="Consolas" w:cs="Consolas"/>
           <w:sz w:val="18"/>
           <w:szCs w:val="18"/>
         </w:rPr>
@@ -1968,37 +1532,37 @@
         <w:pStyle w:val="Heading2"/>
       </w:pPr>
       <w:r>
-        <w:t xml:space="preserve">How to read this tree when interpreting a UAT result</w:t>
-      </w:r>
-    </w:p>
-    <w:p>
-      <w:r>
-        <w:t xml:space="preserve">### How to read this tree when interpreting a UAT result</w:t>
-      </w:r>
-    </w:p>
-    <w:p>
-      <w:r>
-        <w:t xml:space="preserve">- **Banner present?** Trace down the tree. Banners only mount under case-level Cancelled / Withdrawn / Suspended / Expired branches. A missing banner on a task-level Cancelled (UAT-UKCOPO-114) is correct, not a bug.</w:t>
-      </w:r>
-    </w:p>
-    <w:p>
-      <w:r>
-        <w:t xml:space="preserve">- **Delivery button disabled?** Three places gate it: (1) `cancellationLocked` (case-level Cancelled only), (2) `caseStage === "Withdrawn"` (Workflow C), (3) `isCaseWithdrawn` predicate. Per-task Cancelled does not flip any of these.</w:t>
-      </w:r>
-    </w:p>
-    <w:p>
-      <w:r>
-        <w:t xml:space="preserve">- **Identifier `taskStatus` cascade?** Only Workflow B (case-level Cancelled, scope=all) followed by the RS clicking Acknowledge writes `taskStatus = "Cancelled"` on every identifier. Per-task Cancelled (Workflow K) does NOT touch `taskStatus` — the only field that changes is `authorizationDesiredTaskStatus`.</w:t>
-      </w:r>
-    </w:p>
-    <w:p>
-      <w:r>
-        <w:t xml:space="preserve">- **Audit event missing?** Each workflow appends `AuthorizationStatusUpdated`; only Withdrawal (Workflow C) appends the additional `EpocWithdrawn` kind and starts the retention clock. If Workflow K does not show an entry, confirm the simulator dispatched with `scope.kind === "some"` and identifier IDs populated.</w:t>
-      </w:r>
-    </w:p>
-    <w:p>
-      <w:r>
-        <w:t xml:space="preserve">---</w:t>
+        <w:t>How to read this tree when interpreting a UAT result</w:t>
+      </w:r>
+    </w:p>
+    <w:p>
+      <w:r>
+        <w:t>### How to read this tree when interpreting a UAT result</w:t>
+      </w:r>
+    </w:p>
+    <w:p>
+      <w:r>
+        <w:t>- **Banner present?** Trace down the tree. Banners only mount under case-level Cancelled / Withdrawn / Suspended / Expired branches. A missing banner on a task-level Cancelled (UAT-UKCOPO-114) is correct, not a bug.</w:t>
+      </w:r>
+    </w:p>
+    <w:p>
+      <w:r>
+        <w:t>- **Delivery button disabled?** Three places gate it: (1) `cancellationLocked` (case-level Cancelled only), (2) `caseStage === "Withdrawn"` (Workflow C), (3) `isCaseWithdrawn` predicate. Per-task Cancelled does not flip any of these.</w:t>
+      </w:r>
+    </w:p>
+    <w:p>
+      <w:r>
+        <w:t>- **Identifier `taskStatus` cascade?** Only Workflow B (case-level Cancelled, scope=all) followed by the RS clicking Acknowledge writes `taskStatus = "Cancelled"` on every identifier. Per-task Cancelled (Workflow K) does NOT touch `taskStatus` — the only field that changes is `authorizationDesiredTaskStatus`.</w:t>
+      </w:r>
+    </w:p>
+    <w:p>
+      <w:r>
+        <w:t>- **Audit event missing?** Each workflow appends `AuthorizationStatusUpdated`; only Withdrawal (Workflow C) appends the additional `EpocWithdrawn` kind and starts the retention clock. If Workflow K does not show an entry, confirm the simulator dispatched with `scope.kind === "some"` and identifier IDs populated.</w:t>
+      </w:r>
+    </w:p>
+    <w:p>
+      <w:r>
+        <w:t>---</w:t>
       </w:r>
     </w:p>
     <w:p>
@@ -2011,7 +1575,8 @@
         <w:pStyle w:val="Heading1"/>
       </w:pPr>
       <w:r>
-        <w:t xml:space="preserve">Family 3 — Per-test decision tree slices</w:t>
+        <w:lastRenderedPageBreak/>
+        <w:t>Family 3 — Per-test decision tree slices</w:t>
       </w:r>
     </w:p>
     <w:p>
@@ -2020,7 +1585,7 @@
           <w:i/>
           <w:iCs/>
         </w:rPr>
-        <w:t xml:space="preserve">One slice per Family 3 test (UAT-UKCOPO-100..114). Each slice highlights the single branch of §4.5 that the test exercises, plus a one-line "Compare" pointer to the sibling test that walks the contrasting branch (typically case-level vs per-task cancellation).</w:t>
+        <w:t>One slice per Family 3 test (UAT-UKCOPO-100..114). Each slice highlights the single branch of §4.5 that the test exercises, plus a one-line "Compare" pointer to the sibling test that walks the contrasting branch (typically case-level vs per-task cancellation).</w:t>
       </w:r>
     </w:p>
     <w:p>
@@ -2033,7 +1598,7 @@
         <w:pStyle w:val="Heading2"/>
       </w:pPr>
       <w:r>
-        <w:t xml:space="preserve">UAT-UKCOPO-100 — Case-level `authorizationDesiredStatus = "Active"` (no-op baseline)</w:t>
+        <w:t>UAT-UKCOPO-100 — Case-level `authorizationDesiredStatus = "Active"` (no-op baseline)</w:t>
       </w:r>
     </w:p>
     <w:p>
@@ -2045,7 +1610,7 @@
         <w:t xml:space="preserve">Capability validated: </w:t>
       </w:r>
       <w:r>
-        <w:t xml:space="preserve">Baseline state — no banner, no chip beyond `CaseSummaryCard` outline, no gates. Confirms the absence of UI chrome when the IA's stated status is the trivial baseline.</w:t>
+        <w:t>Baseline state — no banner, no chip beyond `CaseSummaryCard` outline, no gates. Confirms the absence of UI chrome when the IA's stated status is the trivial baseline.</w:t>
       </w:r>
     </w:p>
     <w:p>
@@ -2054,7 +1619,7 @@
           <w:i/>
           <w:iCs/>
         </w:rPr>
-        <w:t xml:space="preserve">Persona RS · Stage Fulfillment · Case shape GB / National / COPO Order · 1 Consumer identifier · clean</w:t>
+        <w:t>Persona RS · Stage Fulfillment · Case shape GB / National / COPO Order · 1 Consumer identifier · clean</w:t>
       </w:r>
     </w:p>
     <w:p>
@@ -2063,38 +1628,29 @@
       </w:r>
     </w:p>
     <w:p>
-      <w:pPr>
-        <w:spacing w:after="0" w:before="0"/>
-      </w:pPr>
-      <w:r>
-        <w:rPr>
-          <w:rFonts w:ascii="Consolas" w:cs="Consolas" w:eastAsia="Consolas" w:hAnsi="Consolas"/>
-          <w:sz w:val="18"/>
-          <w:szCs w:val="18"/>
-        </w:rPr>
-        <w:t xml:space="preserve">authorizationDesiredStatus === "Active"</w:t>
-      </w:r>
-    </w:p>
-    <w:p>
-      <w:pPr>
-        <w:spacing w:after="0" w:before="0"/>
-      </w:pPr>
-      <w:r>
-        <w:rPr>
-          <w:rFonts w:ascii="Consolas" w:cs="Consolas" w:eastAsia="Consolas" w:hAnsi="Consolas"/>
-          <w:sz w:val="18"/>
-          <w:szCs w:val="18"/>
-        </w:rPr>
-        <w:t xml:space="preserve">└── ► Workflow A — Baseline (no-op)</w:t>
-      </w:r>
-    </w:p>
-    <w:p>
-      <w:pPr>
-        <w:spacing w:after="0" w:before="0"/>
-      </w:pPr>
-      <w:r>
-        <w:rPr>
-          <w:rFonts w:ascii="Consolas" w:cs="Consolas" w:eastAsia="Consolas" w:hAnsi="Consolas"/>
+      <w:r>
+        <w:rPr>
+          <w:rFonts w:ascii="Consolas" w:eastAsia="Consolas" w:hAnsi="Consolas" w:cs="Consolas"/>
+          <w:sz w:val="18"/>
+          <w:szCs w:val="18"/>
+        </w:rPr>
+        <w:t>authorizationDesiredStatus === "Active"</w:t>
+      </w:r>
+    </w:p>
+    <w:p>
+      <w:r>
+        <w:rPr>
+          <w:rFonts w:ascii="Consolas" w:eastAsia="Consolas" w:hAnsi="Consolas" w:cs="Consolas"/>
+          <w:sz w:val="18"/>
+          <w:szCs w:val="18"/>
+        </w:rPr>
+        <w:t>└── ► Workflow A — Baseline (no-op)</w:t>
+      </w:r>
+    </w:p>
+    <w:p>
+      <w:r>
+        <w:rPr>
+          <w:rFonts w:ascii="Consolas" w:eastAsia="Consolas" w:hAnsi="Consolas" w:cs="Consolas"/>
           <w:sz w:val="18"/>
           <w:szCs w:val="18"/>
         </w:rPr>
@@ -2102,12 +1658,9 @@
       </w:r>
     </w:p>
     <w:p>
-      <w:pPr>
-        <w:spacing w:after="0" w:before="0"/>
-      </w:pPr>
-      <w:r>
-        <w:rPr>
-          <w:rFonts w:ascii="Consolas" w:cs="Consolas" w:eastAsia="Consolas" w:hAnsi="Consolas"/>
+      <w:r>
+        <w:rPr>
+          <w:rFonts w:ascii="Consolas" w:eastAsia="Consolas" w:hAnsi="Consolas" w:cs="Consolas"/>
           <w:sz w:val="18"/>
           <w:szCs w:val="18"/>
         </w:rPr>
@@ -2115,12 +1668,9 @@
       </w:r>
     </w:p>
     <w:p>
-      <w:pPr>
-        <w:spacing w:after="0" w:before="0"/>
-      </w:pPr>
-      <w:r>
-        <w:rPr>
-          <w:rFonts w:ascii="Consolas" w:cs="Consolas" w:eastAsia="Consolas" w:hAnsi="Consolas"/>
+      <w:r>
+        <w:rPr>
+          <w:rFonts w:ascii="Consolas" w:eastAsia="Consolas" w:hAnsi="Consolas" w:cs="Consolas"/>
           <w:sz w:val="18"/>
           <w:szCs w:val="18"/>
         </w:rPr>
@@ -2128,12 +1678,9 @@
       </w:r>
     </w:p>
     <w:p>
-      <w:pPr>
-        <w:spacing w:after="0" w:before="0"/>
-      </w:pPr>
-      <w:r>
-        <w:rPr>
-          <w:rFonts w:ascii="Consolas" w:cs="Consolas" w:eastAsia="Consolas" w:hAnsi="Consolas"/>
+      <w:r>
+        <w:rPr>
+          <w:rFonts w:ascii="Consolas" w:eastAsia="Consolas" w:hAnsi="Consolas" w:cs="Consolas"/>
           <w:sz w:val="18"/>
           <w:szCs w:val="18"/>
         </w:rPr>
@@ -2141,12 +1688,9 @@
       </w:r>
     </w:p>
     <w:p>
-      <w:pPr>
-        <w:spacing w:after="0" w:before="0"/>
-      </w:pPr>
-      <w:r>
-        <w:rPr>
-          <w:rFonts w:ascii="Consolas" w:cs="Consolas" w:eastAsia="Consolas" w:hAnsi="Consolas"/>
+      <w:r>
+        <w:rPr>
+          <w:rFonts w:ascii="Consolas" w:eastAsia="Consolas" w:hAnsi="Consolas" w:cs="Consolas"/>
           <w:sz w:val="18"/>
           <w:szCs w:val="18"/>
         </w:rPr>
@@ -2163,7 +1707,7 @@
         <w:pStyle w:val="Heading2"/>
       </w:pPr>
       <w:r>
-        <w:t xml:space="preserve">UAT-UKCOPO-101 — Case-level `authorizationDesiredStatus = "Approved"` (untyped seed)</w:t>
+        <w:t>UAT-UKCOPO-101 — Case-level `authorizationDesiredStatus = "Approved"` (untyped seed)</w:t>
       </w:r>
     </w:p>
     <w:p>
@@ -2175,7 +1719,7 @@
         <w:t xml:space="preserve">Capability validated: </w:t>
       </w:r>
       <w:r>
-        <w:t xml:space="preserve">Untyped seed value "Approved" is treated as the human-readable equivalent of "Active"; no banner mounts, no gates fire.</w:t>
+        <w:t>Untyped seed value "Approved" is treated as the human-readable equivalent of "Active"; no banner mounts, no gates fire.</w:t>
       </w:r>
     </w:p>
     <w:p>
@@ -2184,7 +1728,7 @@
           <w:i/>
           <w:iCs/>
         </w:rPr>
-        <w:t xml:space="preserve">Persona RS · Stage Fulfillment · Case shape GB / National / COPO Order · 1 Consumer identifier · clean</w:t>
+        <w:t>Persona RS · Stage Fulfillment · Case shape GB / National / COPO Order · 1 Consumer identifier · clean</w:t>
       </w:r>
     </w:p>
     <w:p>
@@ -2193,38 +1737,29 @@
       </w:r>
     </w:p>
     <w:p>
-      <w:pPr>
-        <w:spacing w:after="0" w:before="0"/>
-      </w:pPr>
-      <w:r>
-        <w:rPr>
-          <w:rFonts w:ascii="Consolas" w:cs="Consolas" w:eastAsia="Consolas" w:hAnsi="Consolas"/>
-          <w:sz w:val="18"/>
-          <w:szCs w:val="18"/>
-        </w:rPr>
-        <w:t xml:space="preserve">authorizationDesiredStatus === "Approved" (untyped seed)</w:t>
-      </w:r>
-    </w:p>
-    <w:p>
-      <w:pPr>
-        <w:spacing w:after="0" w:before="0"/>
-      </w:pPr>
-      <w:r>
-        <w:rPr>
-          <w:rFonts w:ascii="Consolas" w:cs="Consolas" w:eastAsia="Consolas" w:hAnsi="Consolas"/>
-          <w:sz w:val="18"/>
-          <w:szCs w:val="18"/>
-        </w:rPr>
-        <w:t xml:space="preserve">└── ► Workflow A — Baseline (no-op)</w:t>
-      </w:r>
-    </w:p>
-    <w:p>
-      <w:pPr>
-        <w:spacing w:after="0" w:before="0"/>
-      </w:pPr>
-      <w:r>
-        <w:rPr>
-          <w:rFonts w:ascii="Consolas" w:cs="Consolas" w:eastAsia="Consolas" w:hAnsi="Consolas"/>
+      <w:r>
+        <w:rPr>
+          <w:rFonts w:ascii="Consolas" w:eastAsia="Consolas" w:hAnsi="Consolas" w:cs="Consolas"/>
+          <w:sz w:val="18"/>
+          <w:szCs w:val="18"/>
+        </w:rPr>
+        <w:t>authorizationDesiredStatus === "Approved" (untyped seed)</w:t>
+      </w:r>
+    </w:p>
+    <w:p>
+      <w:r>
+        <w:rPr>
+          <w:rFonts w:ascii="Consolas" w:eastAsia="Consolas" w:hAnsi="Consolas" w:cs="Consolas"/>
+          <w:sz w:val="18"/>
+          <w:szCs w:val="18"/>
+        </w:rPr>
+        <w:t>└── ► Workflow A — Baseline (no-op)</w:t>
+      </w:r>
+    </w:p>
+    <w:p>
+      <w:r>
+        <w:rPr>
+          <w:rFonts w:ascii="Consolas" w:eastAsia="Consolas" w:hAnsi="Consolas" w:cs="Consolas"/>
           <w:sz w:val="18"/>
           <w:szCs w:val="18"/>
         </w:rPr>
@@ -2232,12 +1767,9 @@
       </w:r>
     </w:p>
     <w:p>
-      <w:pPr>
-        <w:spacing w:after="0" w:before="0"/>
-      </w:pPr>
-      <w:r>
-        <w:rPr>
-          <w:rFonts w:ascii="Consolas" w:cs="Consolas" w:eastAsia="Consolas" w:hAnsi="Consolas"/>
+      <w:r>
+        <w:rPr>
+          <w:rFonts w:ascii="Consolas" w:eastAsia="Consolas" w:hAnsi="Consolas" w:cs="Consolas"/>
           <w:sz w:val="18"/>
           <w:szCs w:val="18"/>
         </w:rPr>
@@ -2245,12 +1777,9 @@
       </w:r>
     </w:p>
     <w:p>
-      <w:pPr>
-        <w:spacing w:after="0" w:before="0"/>
-      </w:pPr>
-      <w:r>
-        <w:rPr>
-          <w:rFonts w:ascii="Consolas" w:cs="Consolas" w:eastAsia="Consolas" w:hAnsi="Consolas"/>
+      <w:r>
+        <w:rPr>
+          <w:rFonts w:ascii="Consolas" w:eastAsia="Consolas" w:hAnsi="Consolas" w:cs="Consolas"/>
           <w:sz w:val="18"/>
           <w:szCs w:val="18"/>
         </w:rPr>
@@ -2258,12 +1787,9 @@
       </w:r>
     </w:p>
     <w:p>
-      <w:pPr>
-        <w:spacing w:after="0" w:before="0"/>
-      </w:pPr>
-      <w:r>
-        <w:rPr>
-          <w:rFonts w:ascii="Consolas" w:cs="Consolas" w:eastAsia="Consolas" w:hAnsi="Consolas"/>
+      <w:r>
+        <w:rPr>
+          <w:rFonts w:ascii="Consolas" w:eastAsia="Consolas" w:hAnsi="Consolas" w:cs="Consolas"/>
           <w:sz w:val="18"/>
           <w:szCs w:val="18"/>
         </w:rPr>
@@ -2271,12 +1797,9 @@
       </w:r>
     </w:p>
     <w:p>
-      <w:pPr>
-        <w:spacing w:after="0" w:before="0"/>
-      </w:pPr>
-      <w:r>
-        <w:rPr>
-          <w:rFonts w:ascii="Consolas" w:cs="Consolas" w:eastAsia="Consolas" w:hAnsi="Consolas"/>
+      <w:r>
+        <w:rPr>
+          <w:rFonts w:ascii="Consolas" w:eastAsia="Consolas" w:hAnsi="Consolas" w:cs="Consolas"/>
           <w:sz w:val="18"/>
           <w:szCs w:val="18"/>
         </w:rPr>
@@ -2293,7 +1816,7 @@
         <w:pStyle w:val="Heading2"/>
       </w:pPr>
       <w:r>
-        <w:t xml:space="preserve">UAT-UKCOPO-102 — Case-level `authorizationDesiredStatus = "Cancelled"` (scope=all, terminal)</w:t>
+        <w:t>UAT-UKCOPO-102 — Case-level `authorizationDesiredStatus = "Cancelled"` (scope=all, terminal)</w:t>
       </w:r>
     </w:p>
     <w:p>
@@ -2305,7 +1828,7 @@
         <w:t xml:space="preserve">Capability validated: </w:t>
       </w:r>
       <w:r>
-        <w:t xml:space="preserve">Full case-wide cancellation via `applyAuthorizationStatusUpdate(scope.kind="all", status="Cancelled")` — mirrors onto every identifier's `authorizationDesiredTaskStatus`, locks Package + Deliver, and on Acknowledge cascades `taskStatus = "Cancelled"` to every identifier.</w:t>
+        <w:t>Full case-wide cancellation via `applyAuthorizationStatusUpdate(scope.kind="all", status="Cancelled")` — mirrors onto every identifier's `authorizationDesiredTaskStatus`, locks Package + Deliver, and on Acknowledge cascades `taskStatus = "Cancelled"` to every identifier.</w:t>
       </w:r>
     </w:p>
     <w:p>
@@ -2314,7 +1837,7 @@
           <w:i/>
           <w:iCs/>
         </w:rPr>
-        <w:t xml:space="preserve">Persona RS · Stage Fulfillment → Collection · Case shape GB / National / COPO Order · 1 Consumer identifier · mid-workflow</w:t>
+        <w:t>Persona RS · Stage Fulfillment → Collection · Case shape GB / National / COPO Order · 1 Consumer identifier · mid-workflow</w:t>
       </w:r>
     </w:p>
     <w:p>
@@ -2323,38 +1846,29 @@
       </w:r>
     </w:p>
     <w:p>
-      <w:pPr>
-        <w:spacing w:after="0" w:before="0"/>
-      </w:pPr>
-      <w:r>
-        <w:rPr>
-          <w:rFonts w:ascii="Consolas" w:cs="Consolas" w:eastAsia="Consolas" w:hAnsi="Consolas"/>
-          <w:sz w:val="18"/>
-          <w:szCs w:val="18"/>
-        </w:rPr>
-        <w:t xml:space="preserve">authorizationDesiredStatus === "Cancelled"  AND  scope.kind === "all"</w:t>
-      </w:r>
-    </w:p>
-    <w:p>
-      <w:pPr>
-        <w:spacing w:after="0" w:before="0"/>
-      </w:pPr>
-      <w:r>
-        <w:rPr>
-          <w:rFonts w:ascii="Consolas" w:cs="Consolas" w:eastAsia="Consolas" w:hAnsi="Consolas"/>
-          <w:sz w:val="18"/>
-          <w:szCs w:val="18"/>
-        </w:rPr>
-        <w:t xml:space="preserve">└── ► Workflow B — Case-wide Cancellation (terminal)</w:t>
-      </w:r>
-    </w:p>
-    <w:p>
-      <w:pPr>
-        <w:spacing w:after="0" w:before="0"/>
-      </w:pPr>
-      <w:r>
-        <w:rPr>
-          <w:rFonts w:ascii="Consolas" w:cs="Consolas" w:eastAsia="Consolas" w:hAnsi="Consolas"/>
+      <w:r>
+        <w:rPr>
+          <w:rFonts w:ascii="Consolas" w:eastAsia="Consolas" w:hAnsi="Consolas" w:cs="Consolas"/>
+          <w:sz w:val="18"/>
+          <w:szCs w:val="18"/>
+        </w:rPr>
+        <w:t>authorizationDesiredStatus === "Cancelled"  AND  scope.kind === "all"</w:t>
+      </w:r>
+    </w:p>
+    <w:p>
+      <w:r>
+        <w:rPr>
+          <w:rFonts w:ascii="Consolas" w:eastAsia="Consolas" w:hAnsi="Consolas" w:cs="Consolas"/>
+          <w:sz w:val="18"/>
+          <w:szCs w:val="18"/>
+        </w:rPr>
+        <w:t>└── ► Workflow B — Case-wide Cancellation (terminal)</w:t>
+      </w:r>
+    </w:p>
+    <w:p>
+      <w:r>
+        <w:rPr>
+          <w:rFonts w:ascii="Consolas" w:eastAsia="Consolas" w:hAnsi="Consolas" w:cs="Consolas"/>
           <w:sz w:val="18"/>
           <w:szCs w:val="18"/>
         </w:rPr>
@@ -2362,12 +1876,9 @@
       </w:r>
     </w:p>
     <w:p>
-      <w:pPr>
-        <w:spacing w:after="0" w:before="0"/>
-      </w:pPr>
-      <w:r>
-        <w:rPr>
-          <w:rFonts w:ascii="Consolas" w:cs="Consolas" w:eastAsia="Consolas" w:hAnsi="Consolas"/>
+      <w:r>
+        <w:rPr>
+          <w:rFonts w:ascii="Consolas" w:eastAsia="Consolas" w:hAnsi="Consolas" w:cs="Consolas"/>
           <w:sz w:val="18"/>
           <w:szCs w:val="18"/>
         </w:rPr>
@@ -2375,12 +1886,9 @@
       </w:r>
     </w:p>
     <w:p>
-      <w:pPr>
-        <w:spacing w:after="0" w:before="0"/>
-      </w:pPr>
-      <w:r>
-        <w:rPr>
-          <w:rFonts w:ascii="Consolas" w:cs="Consolas" w:eastAsia="Consolas" w:hAnsi="Consolas"/>
+      <w:r>
+        <w:rPr>
+          <w:rFonts w:ascii="Consolas" w:eastAsia="Consolas" w:hAnsi="Consolas" w:cs="Consolas"/>
           <w:sz w:val="18"/>
           <w:szCs w:val="18"/>
         </w:rPr>
@@ -2388,12 +1896,9 @@
       </w:r>
     </w:p>
     <w:p>
-      <w:pPr>
-        <w:spacing w:after="0" w:before="0"/>
-      </w:pPr>
-      <w:r>
-        <w:rPr>
-          <w:rFonts w:ascii="Consolas" w:cs="Consolas" w:eastAsia="Consolas" w:hAnsi="Consolas"/>
+      <w:r>
+        <w:rPr>
+          <w:rFonts w:ascii="Consolas" w:eastAsia="Consolas" w:hAnsi="Consolas" w:cs="Consolas"/>
           <w:sz w:val="18"/>
           <w:szCs w:val="18"/>
         </w:rPr>
@@ -2401,12 +1906,9 @@
       </w:r>
     </w:p>
     <w:p>
-      <w:pPr>
-        <w:spacing w:after="0" w:before="0"/>
-      </w:pPr>
-      <w:r>
-        <w:rPr>
-          <w:rFonts w:ascii="Consolas" w:cs="Consolas" w:eastAsia="Consolas" w:hAnsi="Consolas"/>
+      <w:r>
+        <w:rPr>
+          <w:rFonts w:ascii="Consolas" w:eastAsia="Consolas" w:hAnsi="Consolas" w:cs="Consolas"/>
           <w:sz w:val="18"/>
           <w:szCs w:val="18"/>
         </w:rPr>
@@ -2414,12 +1916,9 @@
       </w:r>
     </w:p>
     <w:p>
-      <w:pPr>
-        <w:spacing w:after="0" w:before="0"/>
-      </w:pPr>
-      <w:r>
-        <w:rPr>
-          <w:rFonts w:ascii="Consolas" w:cs="Consolas" w:eastAsia="Consolas" w:hAnsi="Consolas"/>
+      <w:r>
+        <w:rPr>
+          <w:rFonts w:ascii="Consolas" w:eastAsia="Consolas" w:hAnsi="Consolas" w:cs="Consolas"/>
           <w:sz w:val="18"/>
           <w:szCs w:val="18"/>
         </w:rPr>
@@ -2427,12 +1926,9 @@
       </w:r>
     </w:p>
     <w:p>
-      <w:pPr>
-        <w:spacing w:after="0" w:before="0"/>
-      </w:pPr>
-      <w:r>
-        <w:rPr>
-          <w:rFonts w:ascii="Consolas" w:cs="Consolas" w:eastAsia="Consolas" w:hAnsi="Consolas"/>
+      <w:r>
+        <w:rPr>
+          <w:rFonts w:ascii="Consolas" w:eastAsia="Consolas" w:hAnsi="Consolas" w:cs="Consolas"/>
           <w:sz w:val="18"/>
           <w:szCs w:val="18"/>
         </w:rPr>
@@ -2440,12 +1936,9 @@
       </w:r>
     </w:p>
     <w:p>
-      <w:pPr>
-        <w:spacing w:after="0" w:before="0"/>
-      </w:pPr>
-      <w:r>
-        <w:rPr>
-          <w:rFonts w:ascii="Consolas" w:cs="Consolas" w:eastAsia="Consolas" w:hAnsi="Consolas"/>
+      <w:r>
+        <w:rPr>
+          <w:rFonts w:ascii="Consolas" w:eastAsia="Consolas" w:hAnsi="Consolas" w:cs="Consolas"/>
           <w:sz w:val="18"/>
           <w:szCs w:val="18"/>
         </w:rPr>
@@ -2462,7 +1955,7 @@
         <w:pStyle w:val="Heading2"/>
       </w:pPr>
       <w:r>
-        <w:t xml:space="preserve">UAT-UKCOPO-103 — Case-level `authorizationDesiredStatus = "Withdrawn"` (terminal)</w:t>
+        <w:t>UAT-UKCOPO-103 — Case-level `authorizationDesiredStatus = "Withdrawn"` (terminal)</w:t>
       </w:r>
     </w:p>
     <w:p>
@@ -2474,7 +1967,7 @@
         <w:t xml:space="preserve">Capability validated: </w:t>
       </w:r>
       <w:r>
-        <w:t xml:space="preserve">IA withdrawal via `applyWithdrawal` — sets `authorizationDesiredStatus="Withdrawn"`, `caseStage="Withdrawn"`, appends `EpocWithdrawn` audit, starts 45-day retention clock, and freezes Delivery.</w:t>
+        <w:t>IA withdrawal via `applyWithdrawal` — sets `authorizationDesiredStatus="Withdrawn"`, `caseStage="Withdrawn"`, appends `EpocWithdrawn` audit, starts 45-day retention clock, and freezes Delivery.</w:t>
       </w:r>
     </w:p>
     <w:p>
@@ -2483,47 +1976,39 @@
           <w:i/>
           <w:iCs/>
         </w:rPr>
-        <w:t xml:space="preserve">Persona RS · Stage Collection · Case shape GB / National / COPO Order · 1 Consumer identifier · two pending jobs + one delivered job seeded</w:t>
-      </w:r>
-    </w:p>
-    <w:p>
-      <w:r>
+        <w:t>Persona RS · Stage Collection · Case shape GB / National / COPO Order · 1 Consumer identifier · two pending jobs + one delivered job seeded</w:t>
+      </w:r>
+    </w:p>
+    <w:p>
+      <w:r>
+        <w:lastRenderedPageBreak/>
         <w:t xml:space="preserve"> </w:t>
       </w:r>
     </w:p>
     <w:p>
-      <w:pPr>
-        <w:spacing w:after="0" w:before="0"/>
-      </w:pPr>
-      <w:r>
-        <w:rPr>
-          <w:rFonts w:ascii="Consolas" w:cs="Consolas" w:eastAsia="Consolas" w:hAnsi="Consolas"/>
-          <w:sz w:val="18"/>
-          <w:szCs w:val="18"/>
-        </w:rPr>
-        <w:t xml:space="preserve">authorizationDesiredStatus === "Withdrawn"  (via applyWithdrawal)</w:t>
-      </w:r>
-    </w:p>
-    <w:p>
-      <w:pPr>
-        <w:spacing w:after="0" w:before="0"/>
-      </w:pPr>
-      <w:r>
-        <w:rPr>
-          <w:rFonts w:ascii="Consolas" w:cs="Consolas" w:eastAsia="Consolas" w:hAnsi="Consolas"/>
-          <w:sz w:val="18"/>
-          <w:szCs w:val="18"/>
-        </w:rPr>
-        <w:t xml:space="preserve">└── ► Workflow C — Case-wide Withdrawal (terminal)</w:t>
-      </w:r>
-    </w:p>
-    <w:p>
-      <w:pPr>
-        <w:spacing w:after="0" w:before="0"/>
-      </w:pPr>
-      <w:r>
-        <w:rPr>
-          <w:rFonts w:ascii="Consolas" w:cs="Consolas" w:eastAsia="Consolas" w:hAnsi="Consolas"/>
+      <w:r>
+        <w:rPr>
+          <w:rFonts w:ascii="Consolas" w:eastAsia="Consolas" w:hAnsi="Consolas" w:cs="Consolas"/>
+          <w:sz w:val="18"/>
+          <w:szCs w:val="18"/>
+        </w:rPr>
+        <w:t>authorizationDesiredStatus === "Withdrawn"  (via applyWithdrawal)</w:t>
+      </w:r>
+    </w:p>
+    <w:p>
+      <w:r>
+        <w:rPr>
+          <w:rFonts w:ascii="Consolas" w:eastAsia="Consolas" w:hAnsi="Consolas" w:cs="Consolas"/>
+          <w:sz w:val="18"/>
+          <w:szCs w:val="18"/>
+        </w:rPr>
+        <w:t>└── ► Workflow C — Case-wide Withdrawal (terminal)</w:t>
+      </w:r>
+    </w:p>
+    <w:p>
+      <w:r>
+        <w:rPr>
+          <w:rFonts w:ascii="Consolas" w:eastAsia="Consolas" w:hAnsi="Consolas" w:cs="Consolas"/>
           <w:sz w:val="18"/>
           <w:szCs w:val="18"/>
         </w:rPr>
@@ -2531,12 +2016,9 @@
       </w:r>
     </w:p>
     <w:p>
-      <w:pPr>
-        <w:spacing w:after="0" w:before="0"/>
-      </w:pPr>
-      <w:r>
-        <w:rPr>
-          <w:rFonts w:ascii="Consolas" w:cs="Consolas" w:eastAsia="Consolas" w:hAnsi="Consolas"/>
+      <w:r>
+        <w:rPr>
+          <w:rFonts w:ascii="Consolas" w:eastAsia="Consolas" w:hAnsi="Consolas" w:cs="Consolas"/>
           <w:sz w:val="18"/>
           <w:szCs w:val="18"/>
         </w:rPr>
@@ -2544,12 +2026,9 @@
       </w:r>
     </w:p>
     <w:p>
-      <w:pPr>
-        <w:spacing w:after="0" w:before="0"/>
-      </w:pPr>
-      <w:r>
-        <w:rPr>
-          <w:rFonts w:ascii="Consolas" w:cs="Consolas" w:eastAsia="Consolas" w:hAnsi="Consolas"/>
+      <w:r>
+        <w:rPr>
+          <w:rFonts w:ascii="Consolas" w:eastAsia="Consolas" w:hAnsi="Consolas" w:cs="Consolas"/>
           <w:sz w:val="18"/>
           <w:szCs w:val="18"/>
         </w:rPr>
@@ -2557,12 +2036,9 @@
       </w:r>
     </w:p>
     <w:p>
-      <w:pPr>
-        <w:spacing w:after="0" w:before="0"/>
-      </w:pPr>
-      <w:r>
-        <w:rPr>
-          <w:rFonts w:ascii="Consolas" w:cs="Consolas" w:eastAsia="Consolas" w:hAnsi="Consolas"/>
+      <w:r>
+        <w:rPr>
+          <w:rFonts w:ascii="Consolas" w:eastAsia="Consolas" w:hAnsi="Consolas" w:cs="Consolas"/>
           <w:sz w:val="18"/>
           <w:szCs w:val="18"/>
         </w:rPr>
@@ -2570,12 +2046,9 @@
       </w:r>
     </w:p>
     <w:p>
-      <w:pPr>
-        <w:spacing w:after="0" w:before="0"/>
-      </w:pPr>
-      <w:r>
-        <w:rPr>
-          <w:rFonts w:ascii="Consolas" w:cs="Consolas" w:eastAsia="Consolas" w:hAnsi="Consolas"/>
+      <w:r>
+        <w:rPr>
+          <w:rFonts w:ascii="Consolas" w:eastAsia="Consolas" w:hAnsi="Consolas" w:cs="Consolas"/>
           <w:sz w:val="18"/>
           <w:szCs w:val="18"/>
         </w:rPr>
@@ -2583,12 +2056,9 @@
       </w:r>
     </w:p>
     <w:p>
-      <w:pPr>
-        <w:spacing w:after="0" w:before="0"/>
-      </w:pPr>
-      <w:r>
-        <w:rPr>
-          <w:rFonts w:ascii="Consolas" w:cs="Consolas" w:eastAsia="Consolas" w:hAnsi="Consolas"/>
+      <w:r>
+        <w:rPr>
+          <w:rFonts w:ascii="Consolas" w:eastAsia="Consolas" w:hAnsi="Consolas" w:cs="Consolas"/>
           <w:sz w:val="18"/>
           <w:szCs w:val="18"/>
         </w:rPr>
@@ -2596,12 +2066,9 @@
       </w:r>
     </w:p>
     <w:p>
-      <w:pPr>
-        <w:spacing w:after="0" w:before="0"/>
-      </w:pPr>
-      <w:r>
-        <w:rPr>
-          <w:rFonts w:ascii="Consolas" w:cs="Consolas" w:eastAsia="Consolas" w:hAnsi="Consolas"/>
+      <w:r>
+        <w:rPr>
+          <w:rFonts w:ascii="Consolas" w:eastAsia="Consolas" w:hAnsi="Consolas" w:cs="Consolas"/>
           <w:sz w:val="18"/>
           <w:szCs w:val="18"/>
         </w:rPr>
@@ -2609,12 +2076,9 @@
       </w:r>
     </w:p>
     <w:p>
-      <w:pPr>
-        <w:spacing w:after="0" w:before="0"/>
-      </w:pPr>
-      <w:r>
-        <w:rPr>
-          <w:rFonts w:ascii="Consolas" w:cs="Consolas" w:eastAsia="Consolas" w:hAnsi="Consolas"/>
+      <w:r>
+        <w:rPr>
+          <w:rFonts w:ascii="Consolas" w:eastAsia="Consolas" w:hAnsi="Consolas" w:cs="Consolas"/>
           <w:sz w:val="18"/>
           <w:szCs w:val="18"/>
         </w:rPr>
@@ -2622,12 +2086,9 @@
       </w:r>
     </w:p>
     <w:p>
-      <w:pPr>
-        <w:spacing w:after="0" w:before="0"/>
-      </w:pPr>
-      <w:r>
-        <w:rPr>
-          <w:rFonts w:ascii="Consolas" w:cs="Consolas" w:eastAsia="Consolas" w:hAnsi="Consolas"/>
+      <w:r>
+        <w:rPr>
+          <w:rFonts w:ascii="Consolas" w:eastAsia="Consolas" w:hAnsi="Consolas" w:cs="Consolas"/>
           <w:sz w:val="18"/>
           <w:szCs w:val="18"/>
         </w:rPr>
@@ -2644,7 +2105,7 @@
         <w:pStyle w:val="Heading2"/>
       </w:pPr>
       <w:r>
-        <w:t xml:space="preserve">UAT-UKCOPO-104 — Case-level `authorizationDesiredStatus = "Suspended"` (non-terminal)</w:t>
+        <w:t>UAT-UKCOPO-104 — Case-level `authorizationDesiredStatus = "Suspended"` (non-terminal)</w:t>
       </w:r>
     </w:p>
     <w:p>
@@ -2656,7 +2117,7 @@
         <w:t xml:space="preserve">Capability validated: </w:t>
       </w:r>
       <w:r>
-        <w:t xml:space="preserve">IA's pause signal — advisory only; banner mounts but no gates fire; `isAuthorizationStatusTerminal` returns false.</w:t>
+        <w:t>IA's pause signal — advisory only; banner mounts but no gates fire; `isAuthorizationStatusTerminal` returns false.</w:t>
       </w:r>
     </w:p>
     <w:p>
@@ -2665,7 +2126,7 @@
           <w:i/>
           <w:iCs/>
         </w:rPr>
-        <w:t xml:space="preserve">Persona RS · Stage Fulfillment · Case shape GB / National / COPO Order · 1 Consumer identifier · mid-workflow</w:t>
+        <w:t>Persona RS · Stage Fulfillment · Case shape GB / National / COPO Order · 1 Consumer identifier · mid-workflow</w:t>
       </w:r>
     </w:p>
     <w:p>
@@ -2674,38 +2135,29 @@
       </w:r>
     </w:p>
     <w:p>
-      <w:pPr>
-        <w:spacing w:after="0" w:before="0"/>
-      </w:pPr>
-      <w:r>
-        <w:rPr>
-          <w:rFonts w:ascii="Consolas" w:cs="Consolas" w:eastAsia="Consolas" w:hAnsi="Consolas"/>
-          <w:sz w:val="18"/>
-          <w:szCs w:val="18"/>
-        </w:rPr>
-        <w:t xml:space="preserve">authorizationDesiredStatus === "Suspended"</w:t>
-      </w:r>
-    </w:p>
-    <w:p>
-      <w:pPr>
-        <w:spacing w:after="0" w:before="0"/>
-      </w:pPr>
-      <w:r>
-        <w:rPr>
-          <w:rFonts w:ascii="Consolas" w:cs="Consolas" w:eastAsia="Consolas" w:hAnsi="Consolas"/>
-          <w:sz w:val="18"/>
-          <w:szCs w:val="18"/>
-        </w:rPr>
-        <w:t xml:space="preserve">└── ► Workflow D — Case-wide Pause (non-terminal)</w:t>
-      </w:r>
-    </w:p>
-    <w:p>
-      <w:pPr>
-        <w:spacing w:after="0" w:before="0"/>
-      </w:pPr>
-      <w:r>
-        <w:rPr>
-          <w:rFonts w:ascii="Consolas" w:cs="Consolas" w:eastAsia="Consolas" w:hAnsi="Consolas"/>
+      <w:r>
+        <w:rPr>
+          <w:rFonts w:ascii="Consolas" w:eastAsia="Consolas" w:hAnsi="Consolas" w:cs="Consolas"/>
+          <w:sz w:val="18"/>
+          <w:szCs w:val="18"/>
+        </w:rPr>
+        <w:t>authorizationDesiredStatus === "Suspended"</w:t>
+      </w:r>
+    </w:p>
+    <w:p>
+      <w:r>
+        <w:rPr>
+          <w:rFonts w:ascii="Consolas" w:eastAsia="Consolas" w:hAnsi="Consolas" w:cs="Consolas"/>
+          <w:sz w:val="18"/>
+          <w:szCs w:val="18"/>
+        </w:rPr>
+        <w:t>└── ► Workflow D — Case-wide Pause (non-terminal)</w:t>
+      </w:r>
+    </w:p>
+    <w:p>
+      <w:r>
+        <w:rPr>
+          <w:rFonts w:ascii="Consolas" w:eastAsia="Consolas" w:hAnsi="Consolas" w:cs="Consolas"/>
           <w:sz w:val="18"/>
           <w:szCs w:val="18"/>
         </w:rPr>
@@ -2713,12 +2165,9 @@
       </w:r>
     </w:p>
     <w:p>
-      <w:pPr>
-        <w:spacing w:after="0" w:before="0"/>
-      </w:pPr>
-      <w:r>
-        <w:rPr>
-          <w:rFonts w:ascii="Consolas" w:cs="Consolas" w:eastAsia="Consolas" w:hAnsi="Consolas"/>
+      <w:r>
+        <w:rPr>
+          <w:rFonts w:ascii="Consolas" w:eastAsia="Consolas" w:hAnsi="Consolas" w:cs="Consolas"/>
           <w:sz w:val="18"/>
           <w:szCs w:val="18"/>
         </w:rPr>
@@ -2726,12 +2175,9 @@
       </w:r>
     </w:p>
     <w:p>
-      <w:pPr>
-        <w:spacing w:after="0" w:before="0"/>
-      </w:pPr>
-      <w:r>
-        <w:rPr>
-          <w:rFonts w:ascii="Consolas" w:cs="Consolas" w:eastAsia="Consolas" w:hAnsi="Consolas"/>
+      <w:r>
+        <w:rPr>
+          <w:rFonts w:ascii="Consolas" w:eastAsia="Consolas" w:hAnsi="Consolas" w:cs="Consolas"/>
           <w:sz w:val="18"/>
           <w:szCs w:val="18"/>
         </w:rPr>
@@ -2739,12 +2185,9 @@
       </w:r>
     </w:p>
     <w:p>
-      <w:pPr>
-        <w:spacing w:after="0" w:before="0"/>
-      </w:pPr>
-      <w:r>
-        <w:rPr>
-          <w:rFonts w:ascii="Consolas" w:cs="Consolas" w:eastAsia="Consolas" w:hAnsi="Consolas"/>
+      <w:r>
+        <w:rPr>
+          <w:rFonts w:ascii="Consolas" w:eastAsia="Consolas" w:hAnsi="Consolas" w:cs="Consolas"/>
           <w:sz w:val="18"/>
           <w:szCs w:val="18"/>
         </w:rPr>
@@ -2752,12 +2195,9 @@
       </w:r>
     </w:p>
     <w:p>
-      <w:pPr>
-        <w:spacing w:after="0" w:before="0"/>
-      </w:pPr>
-      <w:r>
-        <w:rPr>
-          <w:rFonts w:ascii="Consolas" w:cs="Consolas" w:eastAsia="Consolas" w:hAnsi="Consolas"/>
+      <w:r>
+        <w:rPr>
+          <w:rFonts w:ascii="Consolas" w:eastAsia="Consolas" w:hAnsi="Consolas" w:cs="Consolas"/>
           <w:sz w:val="18"/>
           <w:szCs w:val="18"/>
         </w:rPr>
@@ -2765,12 +2205,9 @@
       </w:r>
     </w:p>
     <w:p>
-      <w:pPr>
-        <w:spacing w:after="0" w:before="0"/>
-      </w:pPr>
-      <w:r>
-        <w:rPr>
-          <w:rFonts w:ascii="Consolas" w:cs="Consolas" w:eastAsia="Consolas" w:hAnsi="Consolas"/>
+      <w:r>
+        <w:rPr>
+          <w:rFonts w:ascii="Consolas" w:eastAsia="Consolas" w:hAnsi="Consolas" w:cs="Consolas"/>
           <w:sz w:val="18"/>
           <w:szCs w:val="18"/>
         </w:rPr>
@@ -2778,12 +2215,9 @@
       </w:r>
     </w:p>
     <w:p>
-      <w:pPr>
-        <w:spacing w:after="0" w:before="0"/>
-      </w:pPr>
-      <w:r>
-        <w:rPr>
-          <w:rFonts w:ascii="Consolas" w:cs="Consolas" w:eastAsia="Consolas" w:hAnsi="Consolas"/>
+      <w:r>
+        <w:rPr>
+          <w:rFonts w:ascii="Consolas" w:eastAsia="Consolas" w:hAnsi="Consolas" w:cs="Consolas"/>
           <w:sz w:val="18"/>
           <w:szCs w:val="18"/>
         </w:rPr>
@@ -2800,7 +2234,7 @@
         <w:pStyle w:val="Heading2"/>
       </w:pPr>
       <w:r>
-        <w:t xml:space="preserve">UAT-UKCOPO-105 — Case-level `authorizationDesiredStatus = "Expired"` (time-driven)</w:t>
+        <w:t>UAT-UKCOPO-105 — Case-level `authorizationDesiredStatus = "Expired"` (time-driven)</w:t>
       </w:r>
     </w:p>
     <w:p>
@@ -2812,7 +2246,7 @@
         <w:t xml:space="preserve">Capability validated: </w:t>
       </w:r>
       <w:r>
-        <w:t xml:space="preserve">Time-driven aging out of the authorization — the status flips from "Active" / "Approved" to "Expired" once `authorizationExpirationDate` is passed. Advisory only; no gates auto-fire.</w:t>
+        <w:t>Time-driven aging out of the authorization — the status flips from "Active" / "Approved" to "Expired" once `authorizationExpirationDate` is passed. Advisory only; no gates auto-fire.</w:t>
       </w:r>
     </w:p>
     <w:p>
@@ -2821,7 +2255,7 @@
           <w:i/>
           <w:iCs/>
         </w:rPr>
-        <w:t xml:space="preserve">Persona RS · Stage Collection · Case shape GB / National / COPO Order · 1 Consumer identifier · `authorizationExpirationDate` forced into the past</w:t>
+        <w:t>Persona RS · Stage Collection · Case shape GB / National / COPO Order · 1 Consumer identifier · `authorizationExpirationDate` forced into the past</w:t>
       </w:r>
     </w:p>
     <w:p>
@@ -2830,38 +2264,29 @@
       </w:r>
     </w:p>
     <w:p>
-      <w:pPr>
-        <w:spacing w:after="0" w:before="0"/>
-      </w:pPr>
-      <w:r>
-        <w:rPr>
-          <w:rFonts w:ascii="Consolas" w:cs="Consolas" w:eastAsia="Consolas" w:hAnsi="Consolas"/>
-          <w:sz w:val="18"/>
-          <w:szCs w:val="18"/>
-        </w:rPr>
-        <w:t xml:space="preserve">authorizationDesiredStatus === "Expired"  (time-driven)</w:t>
-      </w:r>
-    </w:p>
-    <w:p>
-      <w:pPr>
-        <w:spacing w:after="0" w:before="0"/>
-      </w:pPr>
-      <w:r>
-        <w:rPr>
-          <w:rFonts w:ascii="Consolas" w:cs="Consolas" w:eastAsia="Consolas" w:hAnsi="Consolas"/>
-          <w:sz w:val="18"/>
-          <w:szCs w:val="18"/>
-        </w:rPr>
-        <w:t xml:space="preserve">└── ► Workflow E — Authorization aged-out</w:t>
-      </w:r>
-    </w:p>
-    <w:p>
-      <w:pPr>
-        <w:spacing w:after="0" w:before="0"/>
-      </w:pPr>
-      <w:r>
-        <w:rPr>
-          <w:rFonts w:ascii="Consolas" w:cs="Consolas" w:eastAsia="Consolas" w:hAnsi="Consolas"/>
+      <w:r>
+        <w:rPr>
+          <w:rFonts w:ascii="Consolas" w:eastAsia="Consolas" w:hAnsi="Consolas" w:cs="Consolas"/>
+          <w:sz w:val="18"/>
+          <w:szCs w:val="18"/>
+        </w:rPr>
+        <w:t>authorizationDesiredStatus === "Expired"  (time-driven)</w:t>
+      </w:r>
+    </w:p>
+    <w:p>
+      <w:r>
+        <w:rPr>
+          <w:rFonts w:ascii="Consolas" w:eastAsia="Consolas" w:hAnsi="Consolas" w:cs="Consolas"/>
+          <w:sz w:val="18"/>
+          <w:szCs w:val="18"/>
+        </w:rPr>
+        <w:t>└── ► Workflow E — Authorization aged-out</w:t>
+      </w:r>
+    </w:p>
+    <w:p>
+      <w:r>
+        <w:rPr>
+          <w:rFonts w:ascii="Consolas" w:eastAsia="Consolas" w:hAnsi="Consolas" w:cs="Consolas"/>
           <w:sz w:val="18"/>
           <w:szCs w:val="18"/>
         </w:rPr>
@@ -2869,12 +2294,9 @@
       </w:r>
     </w:p>
     <w:p>
-      <w:pPr>
-        <w:spacing w:after="0" w:before="0"/>
-      </w:pPr>
-      <w:r>
-        <w:rPr>
-          <w:rFonts w:ascii="Consolas" w:cs="Consolas" w:eastAsia="Consolas" w:hAnsi="Consolas"/>
+      <w:r>
+        <w:rPr>
+          <w:rFonts w:ascii="Consolas" w:eastAsia="Consolas" w:hAnsi="Consolas" w:cs="Consolas"/>
           <w:sz w:val="18"/>
           <w:szCs w:val="18"/>
         </w:rPr>
@@ -2882,12 +2304,9 @@
       </w:r>
     </w:p>
     <w:p>
-      <w:pPr>
-        <w:spacing w:after="0" w:before="0"/>
-      </w:pPr>
-      <w:r>
-        <w:rPr>
-          <w:rFonts w:ascii="Consolas" w:cs="Consolas" w:eastAsia="Consolas" w:hAnsi="Consolas"/>
+      <w:r>
+        <w:rPr>
+          <w:rFonts w:ascii="Consolas" w:eastAsia="Consolas" w:hAnsi="Consolas" w:cs="Consolas"/>
           <w:sz w:val="18"/>
           <w:szCs w:val="18"/>
         </w:rPr>
@@ -2895,12 +2314,9 @@
       </w:r>
     </w:p>
     <w:p>
-      <w:pPr>
-        <w:spacing w:after="0" w:before="0"/>
-      </w:pPr>
-      <w:r>
-        <w:rPr>
-          <w:rFonts w:ascii="Consolas" w:cs="Consolas" w:eastAsia="Consolas" w:hAnsi="Consolas"/>
+      <w:r>
+        <w:rPr>
+          <w:rFonts w:ascii="Consolas" w:eastAsia="Consolas" w:hAnsi="Consolas" w:cs="Consolas"/>
           <w:sz w:val="18"/>
           <w:szCs w:val="18"/>
         </w:rPr>
@@ -2908,12 +2324,9 @@
       </w:r>
     </w:p>
     <w:p>
-      <w:pPr>
-        <w:spacing w:after="0" w:before="0"/>
-      </w:pPr>
-      <w:r>
-        <w:rPr>
-          <w:rFonts w:ascii="Consolas" w:cs="Consolas" w:eastAsia="Consolas" w:hAnsi="Consolas"/>
+      <w:r>
+        <w:rPr>
+          <w:rFonts w:ascii="Consolas" w:eastAsia="Consolas" w:hAnsi="Consolas" w:cs="Consolas"/>
           <w:sz w:val="18"/>
           <w:szCs w:val="18"/>
         </w:rPr>
@@ -2921,12 +2334,9 @@
       </w:r>
     </w:p>
     <w:p>
-      <w:pPr>
-        <w:spacing w:after="0" w:before="0"/>
-      </w:pPr>
-      <w:r>
-        <w:rPr>
-          <w:rFonts w:ascii="Consolas" w:cs="Consolas" w:eastAsia="Consolas" w:hAnsi="Consolas"/>
+      <w:r>
+        <w:rPr>
+          <w:rFonts w:ascii="Consolas" w:eastAsia="Consolas" w:hAnsi="Consolas" w:cs="Consolas"/>
           <w:sz w:val="18"/>
           <w:szCs w:val="18"/>
         </w:rPr>
@@ -2934,12 +2344,9 @@
       </w:r>
     </w:p>
     <w:p>
-      <w:pPr>
-        <w:spacing w:after="0" w:before="0"/>
-      </w:pPr>
-      <w:r>
-        <w:rPr>
-          <w:rFonts w:ascii="Consolas" w:cs="Consolas" w:eastAsia="Consolas" w:hAnsi="Consolas"/>
+      <w:r>
+        <w:rPr>
+          <w:rFonts w:ascii="Consolas" w:eastAsia="Consolas" w:hAnsi="Consolas" w:cs="Consolas"/>
           <w:sz w:val="18"/>
           <w:szCs w:val="18"/>
         </w:rPr>
@@ -2956,7 +2363,7 @@
         <w:pStyle w:val="Heading2"/>
       </w:pPr>
       <w:r>
-        <w:t xml:space="preserve">UAT-UKCOPO-106 — Case-level `authorizationDesiredStatus = "Rejected"` (untyped seed)</w:t>
+        <w:t>UAT-UKCOPO-106 — Case-level `authorizationDesiredStatus = "Rejected"` (untyped seed)</w:t>
       </w:r>
     </w:p>
     <w:p>
@@ -2968,7 +2375,7 @@
         <w:t xml:space="preserve">Capability validated: </w:t>
       </w:r>
       <w:r>
-        <w:t xml:space="preserve">Out-of-union string value flows through (FormData field is typed `string`); no banner, no gates, raw label shown.</w:t>
+        <w:t>Out-of-union string value flows through (FormData field is typed `string`); no banner, no gates, raw label shown.</w:t>
       </w:r>
     </w:p>
     <w:p>
@@ -2977,7 +2384,7 @@
           <w:i/>
           <w:iCs/>
         </w:rPr>
-        <w:t xml:space="preserve">Persona RS · Stage Fulfillment · Case shape GB / National / COPO Order · 1 Consumer identifier</w:t>
+        <w:t>Persona RS · Stage Fulfillment · Case shape GB / National / COPO Order · 1 Consumer identifier</w:t>
       </w:r>
     </w:p>
     <w:p>
@@ -2986,38 +2393,29 @@
       </w:r>
     </w:p>
     <w:p>
-      <w:pPr>
-        <w:spacing w:after="0" w:before="0"/>
-      </w:pPr>
-      <w:r>
-        <w:rPr>
-          <w:rFonts w:ascii="Consolas" w:cs="Consolas" w:eastAsia="Consolas" w:hAnsi="Consolas"/>
-          <w:sz w:val="18"/>
-          <w:szCs w:val="18"/>
-        </w:rPr>
-        <w:t xml:space="preserve">authorizationDesiredStatus === "Rejected"  (untyped seed)</w:t>
-      </w:r>
-    </w:p>
-    <w:p>
-      <w:pPr>
-        <w:spacing w:after="0" w:before="0"/>
-      </w:pPr>
-      <w:r>
-        <w:rPr>
-          <w:rFonts w:ascii="Consolas" w:cs="Consolas" w:eastAsia="Consolas" w:hAnsi="Consolas"/>
-          <w:sz w:val="18"/>
-          <w:szCs w:val="18"/>
-        </w:rPr>
-        <w:t xml:space="preserve">└── ► Workflow F — Not-recognised IA value</w:t>
-      </w:r>
-    </w:p>
-    <w:p>
-      <w:pPr>
-        <w:spacing w:after="0" w:before="0"/>
-      </w:pPr>
-      <w:r>
-        <w:rPr>
-          <w:rFonts w:ascii="Consolas" w:cs="Consolas" w:eastAsia="Consolas" w:hAnsi="Consolas"/>
+      <w:r>
+        <w:rPr>
+          <w:rFonts w:ascii="Consolas" w:eastAsia="Consolas" w:hAnsi="Consolas" w:cs="Consolas"/>
+          <w:sz w:val="18"/>
+          <w:szCs w:val="18"/>
+        </w:rPr>
+        <w:t>authorizationDesiredStatus === "Rejected"  (untyped seed)</w:t>
+      </w:r>
+    </w:p>
+    <w:p>
+      <w:r>
+        <w:rPr>
+          <w:rFonts w:ascii="Consolas" w:eastAsia="Consolas" w:hAnsi="Consolas" w:cs="Consolas"/>
+          <w:sz w:val="18"/>
+          <w:szCs w:val="18"/>
+        </w:rPr>
+        <w:t>└── ► Workflow F — Not-recognised IA value</w:t>
+      </w:r>
+    </w:p>
+    <w:p>
+      <w:r>
+        <w:rPr>
+          <w:rFonts w:ascii="Consolas" w:eastAsia="Consolas" w:hAnsi="Consolas" w:cs="Consolas"/>
           <w:sz w:val="18"/>
           <w:szCs w:val="18"/>
         </w:rPr>
@@ -3025,12 +2423,9 @@
       </w:r>
     </w:p>
     <w:p>
-      <w:pPr>
-        <w:spacing w:after="0" w:before="0"/>
-      </w:pPr>
-      <w:r>
-        <w:rPr>
-          <w:rFonts w:ascii="Consolas" w:cs="Consolas" w:eastAsia="Consolas" w:hAnsi="Consolas"/>
+      <w:r>
+        <w:rPr>
+          <w:rFonts w:ascii="Consolas" w:eastAsia="Consolas" w:hAnsi="Consolas" w:cs="Consolas"/>
           <w:sz w:val="18"/>
           <w:szCs w:val="18"/>
         </w:rPr>
@@ -3038,12 +2433,9 @@
       </w:r>
     </w:p>
     <w:p>
-      <w:pPr>
-        <w:spacing w:after="0" w:before="0"/>
-      </w:pPr>
-      <w:r>
-        <w:rPr>
-          <w:rFonts w:ascii="Consolas" w:cs="Consolas" w:eastAsia="Consolas" w:hAnsi="Consolas"/>
+      <w:r>
+        <w:rPr>
+          <w:rFonts w:ascii="Consolas" w:eastAsia="Consolas" w:hAnsi="Consolas" w:cs="Consolas"/>
           <w:sz w:val="18"/>
           <w:szCs w:val="18"/>
         </w:rPr>
@@ -3051,12 +2443,9 @@
       </w:r>
     </w:p>
     <w:p>
-      <w:pPr>
-        <w:spacing w:after="0" w:before="0"/>
-      </w:pPr>
-      <w:r>
-        <w:rPr>
-          <w:rFonts w:ascii="Consolas" w:cs="Consolas" w:eastAsia="Consolas" w:hAnsi="Consolas"/>
+      <w:r>
+        <w:rPr>
+          <w:rFonts w:ascii="Consolas" w:eastAsia="Consolas" w:hAnsi="Consolas" w:cs="Consolas"/>
           <w:sz w:val="18"/>
           <w:szCs w:val="18"/>
         </w:rPr>
@@ -3064,12 +2453,9 @@
       </w:r>
     </w:p>
     <w:p>
-      <w:pPr>
-        <w:spacing w:after="0" w:before="0"/>
-      </w:pPr>
-      <w:r>
-        <w:rPr>
-          <w:rFonts w:ascii="Consolas" w:cs="Consolas" w:eastAsia="Consolas" w:hAnsi="Consolas"/>
+      <w:r>
+        <w:rPr>
+          <w:rFonts w:ascii="Consolas" w:eastAsia="Consolas" w:hAnsi="Consolas" w:cs="Consolas"/>
           <w:sz w:val="18"/>
           <w:szCs w:val="18"/>
         </w:rPr>
@@ -3077,12 +2463,9 @@
       </w:r>
     </w:p>
     <w:p>
-      <w:pPr>
-        <w:spacing w:after="0" w:before="0"/>
-      </w:pPr>
-      <w:r>
-        <w:rPr>
-          <w:rFonts w:ascii="Consolas" w:cs="Consolas" w:eastAsia="Consolas" w:hAnsi="Consolas"/>
+      <w:r>
+        <w:rPr>
+          <w:rFonts w:ascii="Consolas" w:eastAsia="Consolas" w:hAnsi="Consolas" w:cs="Consolas"/>
           <w:sz w:val="18"/>
           <w:szCs w:val="18"/>
         </w:rPr>
@@ -3091,6 +2474,7 @@
     </w:p>
     <w:p>
       <w:r>
+        <w:lastRenderedPageBreak/>
         <w:t xml:space="preserve"> </w:t>
       </w:r>
     </w:p>
@@ -3099,7 +2483,7 @@
         <w:pStyle w:val="Heading2"/>
       </w:pPr>
       <w:r>
-        <w:t xml:space="preserve">UAT-UKCOPO-110 — Task-level `authorizationDesiredTaskStatus = "Requested"` (baseline)</w:t>
+        <w:t>UAT-UKCOPO-110 — Task-level `authorizationDesiredTaskStatus = "Requested"` (baseline)</w:t>
       </w:r>
     </w:p>
     <w:p>
@@ -3111,7 +2495,7 @@
         <w:t xml:space="preserve">Capability validated: </w:t>
       </w:r>
       <w:r>
-        <w:t xml:space="preserve">PlanReviewTable's per-identifier "Authorization" column renders `Requested` as an informative (neutral) Fluent badge; column only shows on `requestType === "COPO Order"` (or eEvidence).</w:t>
+        <w:t>PlanReviewTable's per-identifier "Authorization" column renders `Requested` as an informative (neutral) Fluent badge; column only shows on `requestType === "COPO Order"` (or eEvidence).</w:t>
       </w:r>
     </w:p>
     <w:p>
@@ -3120,7 +2504,7 @@
           <w:i/>
           <w:iCs/>
         </w:rPr>
-        <w:t xml:space="preserve">Persona RS · Stage Fulfillment · Case shape GB / National / COPO Order · 1 Consumer identifier</w:t>
+        <w:t>Persona RS · Stage Fulfillment · Case shape GB / National / COPO Order · 1 Consumer identifier</w:t>
       </w:r>
     </w:p>
     <w:p>
@@ -3129,38 +2513,29 @@
       </w:r>
     </w:p>
     <w:p>
-      <w:pPr>
-        <w:spacing w:after="0" w:before="0"/>
-      </w:pPr>
-      <w:r>
-        <w:rPr>
-          <w:rFonts w:ascii="Consolas" w:cs="Consolas" w:eastAsia="Consolas" w:hAnsi="Consolas"/>
-          <w:sz w:val="18"/>
-          <w:szCs w:val="18"/>
-        </w:rPr>
-        <w:t xml:space="preserve">authorizationDesiredTaskStatus === "Requested"  (per-task baseline)</w:t>
-      </w:r>
-    </w:p>
-    <w:p>
-      <w:pPr>
-        <w:spacing w:after="0" w:before="0"/>
-      </w:pPr>
-      <w:r>
-        <w:rPr>
-          <w:rFonts w:ascii="Consolas" w:cs="Consolas" w:eastAsia="Consolas" w:hAnsi="Consolas"/>
-          <w:sz w:val="18"/>
-          <w:szCs w:val="18"/>
-        </w:rPr>
-        <w:t xml:space="preserve">└── ► Workflow G — Per-task baseline "to be created"</w:t>
-      </w:r>
-    </w:p>
-    <w:p>
-      <w:pPr>
-        <w:spacing w:after="0" w:before="0"/>
-      </w:pPr>
-      <w:r>
-        <w:rPr>
-          <w:rFonts w:ascii="Consolas" w:cs="Consolas" w:eastAsia="Consolas" w:hAnsi="Consolas"/>
+      <w:r>
+        <w:rPr>
+          <w:rFonts w:ascii="Consolas" w:eastAsia="Consolas" w:hAnsi="Consolas" w:cs="Consolas"/>
+          <w:sz w:val="18"/>
+          <w:szCs w:val="18"/>
+        </w:rPr>
+        <w:t>authorizationDesiredTaskStatus === "Requested"  (per-task baseline)</w:t>
+      </w:r>
+    </w:p>
+    <w:p>
+      <w:r>
+        <w:rPr>
+          <w:rFonts w:ascii="Consolas" w:eastAsia="Consolas" w:hAnsi="Consolas" w:cs="Consolas"/>
+          <w:sz w:val="18"/>
+          <w:szCs w:val="18"/>
+        </w:rPr>
+        <w:t>└── ► Workflow G — Per-task baseline "to be created"</w:t>
+      </w:r>
+    </w:p>
+    <w:p>
+      <w:r>
+        <w:rPr>
+          <w:rFonts w:ascii="Consolas" w:eastAsia="Consolas" w:hAnsi="Consolas" w:cs="Consolas"/>
           <w:sz w:val="18"/>
           <w:szCs w:val="18"/>
         </w:rPr>
@@ -3168,12 +2543,9 @@
       </w:r>
     </w:p>
     <w:p>
-      <w:pPr>
-        <w:spacing w:after="0" w:before="0"/>
-      </w:pPr>
-      <w:r>
-        <w:rPr>
-          <w:rFonts w:ascii="Consolas" w:cs="Consolas" w:eastAsia="Consolas" w:hAnsi="Consolas"/>
+      <w:r>
+        <w:rPr>
+          <w:rFonts w:ascii="Consolas" w:eastAsia="Consolas" w:hAnsi="Consolas" w:cs="Consolas"/>
           <w:sz w:val="18"/>
           <w:szCs w:val="18"/>
         </w:rPr>
@@ -3181,12 +2553,9 @@
       </w:r>
     </w:p>
     <w:p>
-      <w:pPr>
-        <w:spacing w:after="0" w:before="0"/>
-      </w:pPr>
-      <w:r>
-        <w:rPr>
-          <w:rFonts w:ascii="Consolas" w:cs="Consolas" w:eastAsia="Consolas" w:hAnsi="Consolas"/>
+      <w:r>
+        <w:rPr>
+          <w:rFonts w:ascii="Consolas" w:eastAsia="Consolas" w:hAnsi="Consolas" w:cs="Consolas"/>
           <w:sz w:val="18"/>
           <w:szCs w:val="18"/>
         </w:rPr>
@@ -3194,12 +2563,9 @@
       </w:r>
     </w:p>
     <w:p>
-      <w:pPr>
-        <w:spacing w:after="0" w:before="0"/>
-      </w:pPr>
-      <w:r>
-        <w:rPr>
-          <w:rFonts w:ascii="Consolas" w:cs="Consolas" w:eastAsia="Consolas" w:hAnsi="Consolas"/>
+      <w:r>
+        <w:rPr>
+          <w:rFonts w:ascii="Consolas" w:eastAsia="Consolas" w:hAnsi="Consolas" w:cs="Consolas"/>
           <w:sz w:val="18"/>
           <w:szCs w:val="18"/>
         </w:rPr>
@@ -3216,7 +2582,7 @@
         <w:pStyle w:val="Heading2"/>
       </w:pPr>
       <w:r>
-        <w:t xml:space="preserve">UAT-UKCOPO-111 — Task-level `authorizationDesiredTaskStatus = "Active"` (baseline)</w:t>
+        <w:t>UAT-UKCOPO-111 — Task-level `authorizationDesiredTaskStatus = "Active"` (baseline)</w:t>
       </w:r>
     </w:p>
     <w:p>
@@ -3228,7 +2594,7 @@
         <w:t xml:space="preserve">Capability validated: </w:t>
       </w:r>
       <w:r>
-        <w:t xml:space="preserve">PlanReviewTable's "Authorization" column renders `Active` as a brand-color Fluent badge; no banner, no gates.</w:t>
+        <w:t>PlanReviewTable's "Authorization" column renders `Active` as a brand-color Fluent badge; no banner, no gates.</w:t>
       </w:r>
     </w:p>
     <w:p>
@@ -3237,7 +2603,7 @@
           <w:i/>
           <w:iCs/>
         </w:rPr>
-        <w:t xml:space="preserve">Persona RS · Stage Fulfillment · Case shape GB / National / COPO Order · 1 Consumer identifier</w:t>
+        <w:t>Persona RS · Stage Fulfillment · Case shape GB / National / COPO Order · 1 Consumer identifier</w:t>
       </w:r>
     </w:p>
     <w:p>
@@ -3246,38 +2612,29 @@
       </w:r>
     </w:p>
     <w:p>
-      <w:pPr>
-        <w:spacing w:after="0" w:before="0"/>
-      </w:pPr>
-      <w:r>
-        <w:rPr>
-          <w:rFonts w:ascii="Consolas" w:cs="Consolas" w:eastAsia="Consolas" w:hAnsi="Consolas"/>
-          <w:sz w:val="18"/>
-          <w:szCs w:val="18"/>
-        </w:rPr>
-        <w:t xml:space="preserve">authorizationDesiredTaskStatus === "Active"</w:t>
-      </w:r>
-    </w:p>
-    <w:p>
-      <w:pPr>
-        <w:spacing w:after="0" w:before="0"/>
-      </w:pPr>
-      <w:r>
-        <w:rPr>
-          <w:rFonts w:ascii="Consolas" w:cs="Consolas" w:eastAsia="Consolas" w:hAnsi="Consolas"/>
-          <w:sz w:val="18"/>
-          <w:szCs w:val="18"/>
-        </w:rPr>
-        <w:t xml:space="preserve">└── ► Workflow H — Per-task baseline "go ahead"</w:t>
-      </w:r>
-    </w:p>
-    <w:p>
-      <w:pPr>
-        <w:spacing w:after="0" w:before="0"/>
-      </w:pPr>
-      <w:r>
-        <w:rPr>
-          <w:rFonts w:ascii="Consolas" w:cs="Consolas" w:eastAsia="Consolas" w:hAnsi="Consolas"/>
+      <w:r>
+        <w:rPr>
+          <w:rFonts w:ascii="Consolas" w:eastAsia="Consolas" w:hAnsi="Consolas" w:cs="Consolas"/>
+          <w:sz w:val="18"/>
+          <w:szCs w:val="18"/>
+        </w:rPr>
+        <w:t>authorizationDesiredTaskStatus === "Active"</w:t>
+      </w:r>
+    </w:p>
+    <w:p>
+      <w:r>
+        <w:rPr>
+          <w:rFonts w:ascii="Consolas" w:eastAsia="Consolas" w:hAnsi="Consolas" w:cs="Consolas"/>
+          <w:sz w:val="18"/>
+          <w:szCs w:val="18"/>
+        </w:rPr>
+        <w:t>└── ► Workflow H — Per-task baseline "go ahead"</w:t>
+      </w:r>
+    </w:p>
+    <w:p>
+      <w:r>
+        <w:rPr>
+          <w:rFonts w:ascii="Consolas" w:eastAsia="Consolas" w:hAnsi="Consolas" w:cs="Consolas"/>
           <w:sz w:val="18"/>
           <w:szCs w:val="18"/>
         </w:rPr>
@@ -3285,12 +2642,9 @@
       </w:r>
     </w:p>
     <w:p>
-      <w:pPr>
-        <w:spacing w:after="0" w:before="0"/>
-      </w:pPr>
-      <w:r>
-        <w:rPr>
-          <w:rFonts w:ascii="Consolas" w:cs="Consolas" w:eastAsia="Consolas" w:hAnsi="Consolas"/>
+      <w:r>
+        <w:rPr>
+          <w:rFonts w:ascii="Consolas" w:eastAsia="Consolas" w:hAnsi="Consolas" w:cs="Consolas"/>
           <w:sz w:val="18"/>
           <w:szCs w:val="18"/>
         </w:rPr>
@@ -3298,12 +2652,9 @@
       </w:r>
     </w:p>
     <w:p>
-      <w:pPr>
-        <w:spacing w:after="0" w:before="0"/>
-      </w:pPr>
-      <w:r>
-        <w:rPr>
-          <w:rFonts w:ascii="Consolas" w:cs="Consolas" w:eastAsia="Consolas" w:hAnsi="Consolas"/>
+      <w:r>
+        <w:rPr>
+          <w:rFonts w:ascii="Consolas" w:eastAsia="Consolas" w:hAnsi="Consolas" w:cs="Consolas"/>
           <w:sz w:val="18"/>
           <w:szCs w:val="18"/>
         </w:rPr>
@@ -3311,12 +2662,9 @@
       </w:r>
     </w:p>
     <w:p>
-      <w:pPr>
-        <w:spacing w:after="0" w:before="0"/>
-      </w:pPr>
-      <w:r>
-        <w:rPr>
-          <w:rFonts w:ascii="Consolas" w:cs="Consolas" w:eastAsia="Consolas" w:hAnsi="Consolas"/>
+      <w:r>
+        <w:rPr>
+          <w:rFonts w:ascii="Consolas" w:eastAsia="Consolas" w:hAnsi="Consolas" w:cs="Consolas"/>
           <w:sz w:val="18"/>
           <w:szCs w:val="18"/>
         </w:rPr>
@@ -3333,7 +2681,7 @@
         <w:pStyle w:val="Heading2"/>
       </w:pPr>
       <w:r>
-        <w:t xml:space="preserve">UAT-UKCOPO-112 — Task-level `authorizationDesiredTaskStatus = "Suspended"` (per-task warn)</w:t>
+        <w:t>UAT-UKCOPO-112 — Task-level `authorizationDesiredTaskStatus = "Suspended"` (per-task warn)</w:t>
       </w:r>
     </w:p>
     <w:p>
@@ -3345,7 +2693,7 @@
         <w:t xml:space="preserve">Capability validated: </w:t>
       </w:r>
       <w:r>
-        <w:t xml:space="preserve">Per-task pause signal via `scope.kind="some"` — case-level field cleared, per-identifier warn chip displayed, no case-level banner.</w:t>
+        <w:t>Per-task pause signal via `scope.kind="some"` — case-level field cleared, per-identifier warn chip displayed, no case-level banner.</w:t>
       </w:r>
     </w:p>
     <w:p>
@@ -3354,7 +2702,7 @@
           <w:i/>
           <w:iCs/>
         </w:rPr>
-        <w:t xml:space="preserve">Persona RS · Stage Fulfillment · Case shape GB / National / COPO Order · 1 Consumer identifier</w:t>
+        <w:t>Persona RS · Stage Fulfillment · Case shape GB / National / COPO Order · 1 Consumer identifier</w:t>
       </w:r>
     </w:p>
     <w:p>
@@ -3363,38 +2711,29 @@
       </w:r>
     </w:p>
     <w:p>
-      <w:pPr>
-        <w:spacing w:after="0" w:before="0"/>
-      </w:pPr>
-      <w:r>
-        <w:rPr>
-          <w:rFonts w:ascii="Consolas" w:cs="Consolas" w:eastAsia="Consolas" w:hAnsi="Consolas"/>
-          <w:sz w:val="18"/>
-          <w:szCs w:val="18"/>
-        </w:rPr>
-        <w:t xml:space="preserve">authorizationDesiredTaskStatus === "Suspended"  AND  scope.kind === "some"</w:t>
-      </w:r>
-    </w:p>
-    <w:p>
-      <w:pPr>
-        <w:spacing w:after="0" w:before="0"/>
-      </w:pPr>
-      <w:r>
-        <w:rPr>
-          <w:rFonts w:ascii="Consolas" w:cs="Consolas" w:eastAsia="Consolas" w:hAnsi="Consolas"/>
-          <w:sz w:val="18"/>
-          <w:szCs w:val="18"/>
-        </w:rPr>
-        <w:t xml:space="preserve">└── ► Workflow I — Per-task pause (informational)</w:t>
-      </w:r>
-    </w:p>
-    <w:p>
-      <w:pPr>
-        <w:spacing w:after="0" w:before="0"/>
-      </w:pPr>
-      <w:r>
-        <w:rPr>
-          <w:rFonts w:ascii="Consolas" w:cs="Consolas" w:eastAsia="Consolas" w:hAnsi="Consolas"/>
+      <w:r>
+        <w:rPr>
+          <w:rFonts w:ascii="Consolas" w:eastAsia="Consolas" w:hAnsi="Consolas" w:cs="Consolas"/>
+          <w:sz w:val="18"/>
+          <w:szCs w:val="18"/>
+        </w:rPr>
+        <w:t>authorizationDesiredTaskStatus === "Suspended"  AND  scope.kind === "some"</w:t>
+      </w:r>
+    </w:p>
+    <w:p>
+      <w:r>
+        <w:rPr>
+          <w:rFonts w:ascii="Consolas" w:eastAsia="Consolas" w:hAnsi="Consolas" w:cs="Consolas"/>
+          <w:sz w:val="18"/>
+          <w:szCs w:val="18"/>
+        </w:rPr>
+        <w:t>└── ► Workflow I — Per-task pause (informational)</w:t>
+      </w:r>
+    </w:p>
+    <w:p>
+      <w:r>
+        <w:rPr>
+          <w:rFonts w:ascii="Consolas" w:eastAsia="Consolas" w:hAnsi="Consolas" w:cs="Consolas"/>
           <w:sz w:val="18"/>
           <w:szCs w:val="18"/>
         </w:rPr>
@@ -3402,12 +2741,9 @@
       </w:r>
     </w:p>
     <w:p>
-      <w:pPr>
-        <w:spacing w:after="0" w:before="0"/>
-      </w:pPr>
-      <w:r>
-        <w:rPr>
-          <w:rFonts w:ascii="Consolas" w:cs="Consolas" w:eastAsia="Consolas" w:hAnsi="Consolas"/>
+      <w:r>
+        <w:rPr>
+          <w:rFonts w:ascii="Consolas" w:eastAsia="Consolas" w:hAnsi="Consolas" w:cs="Consolas"/>
           <w:sz w:val="18"/>
           <w:szCs w:val="18"/>
         </w:rPr>
@@ -3415,12 +2751,9 @@
       </w:r>
     </w:p>
     <w:p>
-      <w:pPr>
-        <w:spacing w:after="0" w:before="0"/>
-      </w:pPr>
-      <w:r>
-        <w:rPr>
-          <w:rFonts w:ascii="Consolas" w:cs="Consolas" w:eastAsia="Consolas" w:hAnsi="Consolas"/>
+      <w:r>
+        <w:rPr>
+          <w:rFonts w:ascii="Consolas" w:eastAsia="Consolas" w:hAnsi="Consolas" w:cs="Consolas"/>
           <w:sz w:val="18"/>
           <w:szCs w:val="18"/>
         </w:rPr>
@@ -3428,12 +2761,9 @@
       </w:r>
     </w:p>
     <w:p>
-      <w:pPr>
-        <w:spacing w:after="0" w:before="0"/>
-      </w:pPr>
-      <w:r>
-        <w:rPr>
-          <w:rFonts w:ascii="Consolas" w:cs="Consolas" w:eastAsia="Consolas" w:hAnsi="Consolas"/>
+      <w:r>
+        <w:rPr>
+          <w:rFonts w:ascii="Consolas" w:eastAsia="Consolas" w:hAnsi="Consolas" w:cs="Consolas"/>
           <w:sz w:val="18"/>
           <w:szCs w:val="18"/>
         </w:rPr>
@@ -3441,12 +2771,9 @@
       </w:r>
     </w:p>
     <w:p>
-      <w:pPr>
-        <w:spacing w:after="0" w:before="0"/>
-      </w:pPr>
-      <w:r>
-        <w:rPr>
-          <w:rFonts w:ascii="Consolas" w:cs="Consolas" w:eastAsia="Consolas" w:hAnsi="Consolas"/>
+      <w:r>
+        <w:rPr>
+          <w:rFonts w:ascii="Consolas" w:eastAsia="Consolas" w:hAnsi="Consolas" w:cs="Consolas"/>
           <w:sz w:val="18"/>
           <w:szCs w:val="18"/>
         </w:rPr>
@@ -3454,12 +2781,9 @@
       </w:r>
     </w:p>
     <w:p>
-      <w:pPr>
-        <w:spacing w:after="0" w:before="0"/>
-      </w:pPr>
-      <w:r>
-        <w:rPr>
-          <w:rFonts w:ascii="Consolas" w:cs="Consolas" w:eastAsia="Consolas" w:hAnsi="Consolas"/>
+      <w:r>
+        <w:rPr>
+          <w:rFonts w:ascii="Consolas" w:eastAsia="Consolas" w:hAnsi="Consolas" w:cs="Consolas"/>
           <w:sz w:val="18"/>
           <w:szCs w:val="18"/>
         </w:rPr>
@@ -3467,12 +2791,9 @@
       </w:r>
     </w:p>
     <w:p>
-      <w:pPr>
-        <w:spacing w:after="0" w:before="0"/>
-      </w:pPr>
-      <w:r>
-        <w:rPr>
-          <w:rFonts w:ascii="Consolas" w:cs="Consolas" w:eastAsia="Consolas" w:hAnsi="Consolas"/>
+      <w:r>
+        <w:rPr>
+          <w:rFonts w:ascii="Consolas" w:eastAsia="Consolas" w:hAnsi="Consolas" w:cs="Consolas"/>
           <w:sz w:val="18"/>
           <w:szCs w:val="18"/>
         </w:rPr>
@@ -3480,12 +2801,9 @@
       </w:r>
     </w:p>
     <w:p>
-      <w:pPr>
-        <w:spacing w:after="0" w:before="0"/>
-      </w:pPr>
-      <w:r>
-        <w:rPr>
-          <w:rFonts w:ascii="Consolas" w:cs="Consolas" w:eastAsia="Consolas" w:hAnsi="Consolas"/>
+      <w:r>
+        <w:rPr>
+          <w:rFonts w:ascii="Consolas" w:eastAsia="Consolas" w:hAnsi="Consolas" w:cs="Consolas"/>
           <w:sz w:val="18"/>
           <w:szCs w:val="18"/>
         </w:rPr>
@@ -3493,12 +2811,9 @@
       </w:r>
     </w:p>
     <w:p>
-      <w:pPr>
-        <w:spacing w:after="0" w:before="0"/>
-      </w:pPr>
-      <w:r>
-        <w:rPr>
-          <w:rFonts w:ascii="Consolas" w:cs="Consolas" w:eastAsia="Consolas" w:hAnsi="Consolas"/>
+      <w:r>
+        <w:rPr>
+          <w:rFonts w:ascii="Consolas" w:eastAsia="Consolas" w:hAnsi="Consolas" w:cs="Consolas"/>
           <w:sz w:val="18"/>
           <w:szCs w:val="18"/>
         </w:rPr>
@@ -3515,7 +2830,7 @@
         <w:pStyle w:val="Heading2"/>
       </w:pPr>
       <w:r>
-        <w:t xml:space="preserve">UAT-UKCOPO-113 — Task-level `authorizationDesiredTaskStatus = "Completed"` (per-task terminal-success)</w:t>
+        <w:t>UAT-UKCOPO-113 — Task-level `authorizationDesiredTaskStatus = "Completed"` (per-task terminal-success)</w:t>
       </w:r>
     </w:p>
     <w:p>
@@ -3527,7 +2842,7 @@
         <w:t xml:space="preserve">Capability validated: </w:t>
       </w:r>
       <w:r>
-        <w:t xml:space="preserve">Per-task terminal-success signal — chip rendered in success green, `taskStatus` NOT mutated by IA push.</w:t>
+        <w:t>Per-task terminal-success signal — chip rendered in success green, `taskStatus` NOT mutated by IA push.</w:t>
       </w:r>
     </w:p>
     <w:p>
@@ -3536,7 +2851,7 @@
           <w:i/>
           <w:iCs/>
         </w:rPr>
-        <w:t xml:space="preserve">Persona RS · Stage Collection · Case shape GB / National / COPO Order · 1 Consumer identifier · job already delivered</w:t>
+        <w:t>Persona RS · Stage Collection · Case shape GB / National / COPO Order · 1 Consumer identifier · job already delivered</w:t>
       </w:r>
     </w:p>
     <w:p>
@@ -3545,38 +2860,29 @@
       </w:r>
     </w:p>
     <w:p>
-      <w:pPr>
-        <w:spacing w:after="0" w:before="0"/>
-      </w:pPr>
-      <w:r>
-        <w:rPr>
-          <w:rFonts w:ascii="Consolas" w:cs="Consolas" w:eastAsia="Consolas" w:hAnsi="Consolas"/>
-          <w:sz w:val="18"/>
-          <w:szCs w:val="18"/>
-        </w:rPr>
-        <w:t xml:space="preserve">authorizationDesiredTaskStatus === "Completed"  AND  scope.kind === "some"</w:t>
-      </w:r>
-    </w:p>
-    <w:p>
-      <w:pPr>
-        <w:spacing w:after="0" w:before="0"/>
-      </w:pPr>
-      <w:r>
-        <w:rPr>
-          <w:rFonts w:ascii="Consolas" w:cs="Consolas" w:eastAsia="Consolas" w:hAnsi="Consolas"/>
-          <w:sz w:val="18"/>
-          <w:szCs w:val="18"/>
-        </w:rPr>
-        <w:t xml:space="preserve">└── ► Workflow J — Per-task done (informational)</w:t>
-      </w:r>
-    </w:p>
-    <w:p>
-      <w:pPr>
-        <w:spacing w:after="0" w:before="0"/>
-      </w:pPr>
-      <w:r>
-        <w:rPr>
-          <w:rFonts w:ascii="Consolas" w:cs="Consolas" w:eastAsia="Consolas" w:hAnsi="Consolas"/>
+      <w:r>
+        <w:rPr>
+          <w:rFonts w:ascii="Consolas" w:eastAsia="Consolas" w:hAnsi="Consolas" w:cs="Consolas"/>
+          <w:sz w:val="18"/>
+          <w:szCs w:val="18"/>
+        </w:rPr>
+        <w:t>authorizationDesiredTaskStatus === "Completed"  AND  scope.kind === "some"</w:t>
+      </w:r>
+    </w:p>
+    <w:p>
+      <w:r>
+        <w:rPr>
+          <w:rFonts w:ascii="Consolas" w:eastAsia="Consolas" w:hAnsi="Consolas" w:cs="Consolas"/>
+          <w:sz w:val="18"/>
+          <w:szCs w:val="18"/>
+        </w:rPr>
+        <w:t>└── ► Workflow J — Per-task done (informational)</w:t>
+      </w:r>
+    </w:p>
+    <w:p>
+      <w:r>
+        <w:rPr>
+          <w:rFonts w:ascii="Consolas" w:eastAsia="Consolas" w:hAnsi="Consolas" w:cs="Consolas"/>
           <w:sz w:val="18"/>
           <w:szCs w:val="18"/>
         </w:rPr>
@@ -3584,12 +2890,9 @@
       </w:r>
     </w:p>
     <w:p>
-      <w:pPr>
-        <w:spacing w:after="0" w:before="0"/>
-      </w:pPr>
-      <w:r>
-        <w:rPr>
-          <w:rFonts w:ascii="Consolas" w:cs="Consolas" w:eastAsia="Consolas" w:hAnsi="Consolas"/>
+      <w:r>
+        <w:rPr>
+          <w:rFonts w:ascii="Consolas" w:eastAsia="Consolas" w:hAnsi="Consolas" w:cs="Consolas"/>
           <w:sz w:val="18"/>
           <w:szCs w:val="18"/>
         </w:rPr>
@@ -3597,12 +2900,9 @@
       </w:r>
     </w:p>
     <w:p>
-      <w:pPr>
-        <w:spacing w:after="0" w:before="0"/>
-      </w:pPr>
-      <w:r>
-        <w:rPr>
-          <w:rFonts w:ascii="Consolas" w:cs="Consolas" w:eastAsia="Consolas" w:hAnsi="Consolas"/>
+      <w:r>
+        <w:rPr>
+          <w:rFonts w:ascii="Consolas" w:eastAsia="Consolas" w:hAnsi="Consolas" w:cs="Consolas"/>
           <w:sz w:val="18"/>
           <w:szCs w:val="18"/>
         </w:rPr>
@@ -3610,12 +2910,9 @@
       </w:r>
     </w:p>
     <w:p>
-      <w:pPr>
-        <w:spacing w:after="0" w:before="0"/>
-      </w:pPr>
-      <w:r>
-        <w:rPr>
-          <w:rFonts w:ascii="Consolas" w:cs="Consolas" w:eastAsia="Consolas" w:hAnsi="Consolas"/>
+      <w:r>
+        <w:rPr>
+          <w:rFonts w:ascii="Consolas" w:eastAsia="Consolas" w:hAnsi="Consolas" w:cs="Consolas"/>
           <w:sz w:val="18"/>
           <w:szCs w:val="18"/>
         </w:rPr>
@@ -3623,12 +2920,9 @@
       </w:r>
     </w:p>
     <w:p>
-      <w:pPr>
-        <w:spacing w:after="0" w:before="0"/>
-      </w:pPr>
-      <w:r>
-        <w:rPr>
-          <w:rFonts w:ascii="Consolas" w:cs="Consolas" w:eastAsia="Consolas" w:hAnsi="Consolas"/>
+      <w:r>
+        <w:rPr>
+          <w:rFonts w:ascii="Consolas" w:eastAsia="Consolas" w:hAnsi="Consolas" w:cs="Consolas"/>
           <w:sz w:val="18"/>
           <w:szCs w:val="18"/>
         </w:rPr>
@@ -3645,7 +2939,8 @@
         <w:pStyle w:val="Heading2"/>
       </w:pPr>
       <w:r>
-        <w:t xml:space="preserve">UAT-UKCOPO-114 — Task-level `authorizationDesiredTaskStatus = "Cancelled"` (per-task terminal-disrupt, scope=some)</w:t>
+        <w:lastRenderedPageBreak/>
+        <w:t>UAT-UKCOPO-114 — Task-level `authorizationDesiredTaskStatus = "Cancelled"` (per-task terminal-disrupt, scope=some)</w:t>
       </w:r>
     </w:p>
     <w:p>
@@ -3657,7 +2952,7 @@
         <w:t xml:space="preserve">Capability validated: </w:t>
       </w:r>
       <w:r>
-        <w:t xml:space="preserve">Per-task cancellation — the canonical contrast against case-level Cancelled (UAT-UKCOPO-102). Chip renders danger red, case-level field is CLEARED to `""`, `cancellationLocked` remains false, non-listed identifiers continue normally.</w:t>
+        <w:t>Per-task cancellation — the canonical contrast against case-level Cancelled (UAT-UKCOPO-102). Chip renders danger red, case-level field is CLEARED to `""`, `cancellationLocked` remains false, non-listed identifiers continue normally.</w:t>
       </w:r>
     </w:p>
     <w:p>
@@ -3666,7 +2961,7 @@
           <w:i/>
           <w:iCs/>
         </w:rPr>
-        <w:t xml:space="preserve">Persona RS · Stage Collection · Case shape GB / National / COPO Order · 1 Consumer identifier · job mid-Collection</w:t>
+        <w:t>Persona RS · Stage Collection · Case shape GB / National / COPO Order · 1 Consumer identifier · job mid-Collection</w:t>
       </w:r>
     </w:p>
     <w:p>
@@ -3675,38 +2970,29 @@
       </w:r>
     </w:p>
     <w:p>
-      <w:pPr>
-        <w:spacing w:after="0" w:before="0"/>
-      </w:pPr>
-      <w:r>
-        <w:rPr>
-          <w:rFonts w:ascii="Consolas" w:cs="Consolas" w:eastAsia="Consolas" w:hAnsi="Consolas"/>
-          <w:sz w:val="18"/>
-          <w:szCs w:val="18"/>
-        </w:rPr>
-        <w:t xml:space="preserve">authorizationDesiredTaskStatus === "Cancelled"  AND  scope.kind === "some"</w:t>
-      </w:r>
-    </w:p>
-    <w:p>
-      <w:pPr>
-        <w:spacing w:after="0" w:before="0"/>
-      </w:pPr>
-      <w:r>
-        <w:rPr>
-          <w:rFonts w:ascii="Consolas" w:cs="Consolas" w:eastAsia="Consolas" w:hAnsi="Consolas"/>
-          <w:sz w:val="18"/>
-          <w:szCs w:val="18"/>
-        </w:rPr>
-        <w:t xml:space="preserve">└── ► Workflow K — Per-task cancellation (informational + audit)</w:t>
-      </w:r>
-    </w:p>
-    <w:p>
-      <w:pPr>
-        <w:spacing w:after="0" w:before="0"/>
-      </w:pPr>
-      <w:r>
-        <w:rPr>
-          <w:rFonts w:ascii="Consolas" w:cs="Consolas" w:eastAsia="Consolas" w:hAnsi="Consolas"/>
+      <w:r>
+        <w:rPr>
+          <w:rFonts w:ascii="Consolas" w:eastAsia="Consolas" w:hAnsi="Consolas" w:cs="Consolas"/>
+          <w:sz w:val="18"/>
+          <w:szCs w:val="18"/>
+        </w:rPr>
+        <w:t>authorizationDesiredTaskStatus === "Cancelled"  AND  scope.kind === "some"</w:t>
+      </w:r>
+    </w:p>
+    <w:p>
+      <w:r>
+        <w:rPr>
+          <w:rFonts w:ascii="Consolas" w:eastAsia="Consolas" w:hAnsi="Consolas" w:cs="Consolas"/>
+          <w:sz w:val="18"/>
+          <w:szCs w:val="18"/>
+        </w:rPr>
+        <w:t>└── ► Workflow K — Per-task cancellation (informational + audit)</w:t>
+      </w:r>
+    </w:p>
+    <w:p>
+      <w:r>
+        <w:rPr>
+          <w:rFonts w:ascii="Consolas" w:eastAsia="Consolas" w:hAnsi="Consolas" w:cs="Consolas"/>
           <w:sz w:val="18"/>
           <w:szCs w:val="18"/>
         </w:rPr>
@@ -3714,12 +3000,9 @@
       </w:r>
     </w:p>
     <w:p>
-      <w:pPr>
-        <w:spacing w:after="0" w:before="0"/>
-      </w:pPr>
-      <w:r>
-        <w:rPr>
-          <w:rFonts w:ascii="Consolas" w:cs="Consolas" w:eastAsia="Consolas" w:hAnsi="Consolas"/>
+      <w:r>
+        <w:rPr>
+          <w:rFonts w:ascii="Consolas" w:eastAsia="Consolas" w:hAnsi="Consolas" w:cs="Consolas"/>
           <w:sz w:val="18"/>
           <w:szCs w:val="18"/>
         </w:rPr>
@@ -3727,12 +3010,9 @@
       </w:r>
     </w:p>
     <w:p>
-      <w:pPr>
-        <w:spacing w:after="0" w:before="0"/>
-      </w:pPr>
-      <w:r>
-        <w:rPr>
-          <w:rFonts w:ascii="Consolas" w:cs="Consolas" w:eastAsia="Consolas" w:hAnsi="Consolas"/>
+      <w:r>
+        <w:rPr>
+          <w:rFonts w:ascii="Consolas" w:eastAsia="Consolas" w:hAnsi="Consolas" w:cs="Consolas"/>
           <w:sz w:val="18"/>
           <w:szCs w:val="18"/>
         </w:rPr>
@@ -3740,12 +3020,9 @@
       </w:r>
     </w:p>
     <w:p>
-      <w:pPr>
-        <w:spacing w:after="0" w:before="0"/>
-      </w:pPr>
-      <w:r>
-        <w:rPr>
-          <w:rFonts w:ascii="Consolas" w:cs="Consolas" w:eastAsia="Consolas" w:hAnsi="Consolas"/>
+      <w:r>
+        <w:rPr>
+          <w:rFonts w:ascii="Consolas" w:eastAsia="Consolas" w:hAnsi="Consolas" w:cs="Consolas"/>
           <w:sz w:val="18"/>
           <w:szCs w:val="18"/>
         </w:rPr>
@@ -3753,12 +3030,9 @@
       </w:r>
     </w:p>
     <w:p>
-      <w:pPr>
-        <w:spacing w:after="0" w:before="0"/>
-      </w:pPr>
-      <w:r>
-        <w:rPr>
-          <w:rFonts w:ascii="Consolas" w:cs="Consolas" w:eastAsia="Consolas" w:hAnsi="Consolas"/>
+      <w:r>
+        <w:rPr>
+          <w:rFonts w:ascii="Consolas" w:eastAsia="Consolas" w:hAnsi="Consolas" w:cs="Consolas"/>
           <w:sz w:val="18"/>
           <w:szCs w:val="18"/>
         </w:rPr>
@@ -3766,12 +3040,9 @@
       </w:r>
     </w:p>
     <w:p>
-      <w:pPr>
-        <w:spacing w:after="0" w:before="0"/>
-      </w:pPr>
-      <w:r>
-        <w:rPr>
-          <w:rFonts w:ascii="Consolas" w:cs="Consolas" w:eastAsia="Consolas" w:hAnsi="Consolas"/>
+      <w:r>
+        <w:rPr>
+          <w:rFonts w:ascii="Consolas" w:eastAsia="Consolas" w:hAnsi="Consolas" w:cs="Consolas"/>
           <w:sz w:val="18"/>
           <w:szCs w:val="18"/>
         </w:rPr>
@@ -3779,12 +3050,9 @@
       </w:r>
     </w:p>
     <w:p>
-      <w:pPr>
-        <w:spacing w:after="0" w:before="0"/>
-      </w:pPr>
-      <w:r>
-        <w:rPr>
-          <w:rFonts w:ascii="Consolas" w:cs="Consolas" w:eastAsia="Consolas" w:hAnsi="Consolas"/>
+      <w:r>
+        <w:rPr>
+          <w:rFonts w:ascii="Consolas" w:eastAsia="Consolas" w:hAnsi="Consolas" w:cs="Consolas"/>
           <w:sz w:val="18"/>
           <w:szCs w:val="18"/>
         </w:rPr>
@@ -3792,12 +3060,9 @@
       </w:r>
     </w:p>
     <w:p>
-      <w:pPr>
-        <w:spacing w:after="0" w:before="0"/>
-      </w:pPr>
-      <w:r>
-        <w:rPr>
-          <w:rFonts w:ascii="Consolas" w:cs="Consolas" w:eastAsia="Consolas" w:hAnsi="Consolas"/>
+      <w:r>
+        <w:rPr>
+          <w:rFonts w:ascii="Consolas" w:eastAsia="Consolas" w:hAnsi="Consolas" w:cs="Consolas"/>
           <w:sz w:val="18"/>
           <w:szCs w:val="18"/>
         </w:rPr>
@@ -3805,12 +3070,9 @@
       </w:r>
     </w:p>
     <w:p>
-      <w:pPr>
-        <w:spacing w:after="0" w:before="0"/>
-      </w:pPr>
-      <w:r>
-        <w:rPr>
-          <w:rFonts w:ascii="Consolas" w:cs="Consolas" w:eastAsia="Consolas" w:hAnsi="Consolas"/>
+      <w:r>
+        <w:rPr>
+          <w:rFonts w:ascii="Consolas" w:eastAsia="Consolas" w:hAnsi="Consolas" w:cs="Consolas"/>
           <w:sz w:val="18"/>
           <w:szCs w:val="18"/>
         </w:rPr>
@@ -3818,12 +3080,9 @@
       </w:r>
     </w:p>
     <w:p>
-      <w:pPr>
-        <w:spacing w:after="0" w:before="0"/>
-      </w:pPr>
-      <w:r>
-        <w:rPr>
-          <w:rFonts w:ascii="Consolas" w:cs="Consolas" w:eastAsia="Consolas" w:hAnsi="Consolas"/>
+      <w:r>
+        <w:rPr>
+          <w:rFonts w:ascii="Consolas" w:eastAsia="Consolas" w:hAnsi="Consolas" w:cs="Consolas"/>
           <w:sz w:val="18"/>
           <w:szCs w:val="18"/>
         </w:rPr>
@@ -3831,12 +3090,9 @@
       </w:r>
     </w:p>
     <w:p>
-      <w:pPr>
-        <w:spacing w:after="0" w:before="0"/>
-      </w:pPr>
-      <w:r>
-        <w:rPr>
-          <w:rFonts w:ascii="Consolas" w:cs="Consolas" w:eastAsia="Consolas" w:hAnsi="Consolas"/>
+      <w:r>
+        <w:rPr>
+          <w:rFonts w:ascii="Consolas" w:eastAsia="Consolas" w:hAnsi="Consolas" w:cs="Consolas"/>
           <w:sz w:val="18"/>
           <w:szCs w:val="18"/>
         </w:rPr>
@@ -3844,12 +3100,9 @@
       </w:r>
     </w:p>
     <w:p>
-      <w:pPr>
-        <w:spacing w:after="0" w:before="0"/>
-      </w:pPr>
-      <w:r>
-        <w:rPr>
-          <w:rFonts w:ascii="Consolas" w:cs="Consolas" w:eastAsia="Consolas" w:hAnsi="Consolas"/>
+      <w:r>
+        <w:rPr>
+          <w:rFonts w:ascii="Consolas" w:eastAsia="Consolas" w:hAnsi="Consolas" w:cs="Consolas"/>
           <w:sz w:val="18"/>
           <w:szCs w:val="18"/>
         </w:rPr>
@@ -3857,12 +3110,9 @@
       </w:r>
     </w:p>
     <w:p>
-      <w:pPr>
-        <w:spacing w:after="0" w:before="0"/>
-      </w:pPr>
-      <w:r>
-        <w:rPr>
-          <w:rFonts w:ascii="Consolas" w:cs="Consolas" w:eastAsia="Consolas" w:hAnsi="Consolas"/>
+      <w:r>
+        <w:rPr>
+          <w:rFonts w:ascii="Consolas" w:eastAsia="Consolas" w:hAnsi="Consolas" w:cs="Consolas"/>
           <w:sz w:val="18"/>
           <w:szCs w:val="18"/>
         </w:rPr>
@@ -3870,12 +3120,9 @@
       </w:r>
     </w:p>
     <w:p>
-      <w:pPr>
-        <w:spacing w:after="0" w:before="0"/>
-      </w:pPr>
-      <w:r>
-        <w:rPr>
-          <w:rFonts w:ascii="Consolas" w:cs="Consolas" w:eastAsia="Consolas" w:hAnsi="Consolas"/>
+      <w:r>
+        <w:rPr>
+          <w:rFonts w:ascii="Consolas" w:eastAsia="Consolas" w:hAnsi="Consolas" w:cs="Consolas"/>
           <w:sz w:val="18"/>
           <w:szCs w:val="18"/>
         </w:rPr>
@@ -3883,12 +3130,9 @@
       </w:r>
     </w:p>
     <w:p>
-      <w:pPr>
-        <w:spacing w:after="0" w:before="0"/>
-      </w:pPr>
-      <w:r>
-        <w:rPr>
-          <w:rFonts w:ascii="Consolas" w:cs="Consolas" w:eastAsia="Consolas" w:hAnsi="Consolas"/>
+      <w:r>
+        <w:rPr>
+          <w:rFonts w:ascii="Consolas" w:eastAsia="Consolas" w:hAnsi="Consolas" w:cs="Consolas"/>
           <w:sz w:val="18"/>
           <w:szCs w:val="18"/>
         </w:rPr>
@@ -3901,98 +3145,22 @@
       </w:r>
     </w:p>
     <w:sectPr>
-      <w:pgSz w:w="11906" w:h="16838" w:orient="portrait"/>
+      <w:pgSz w:w="11906" w:h="16838"/>
       <w:pgMar w:top="1440" w:right="1440" w:bottom="1440" w:left="1440" w:header="708" w:footer="708" w:gutter="0"/>
-      <w:pgNumType/>
+      <w:cols w:space="720"/>
       <w:docGrid w:linePitch="360"/>
     </w:sectPr>
   </w:body>
 </w:document>
 </file>
 
-<file path=word/comments.xml><?xml version="1.0" encoding="utf-8"?>
-<w:comments xmlns:cx="http://schemas.microsoft.com/office/drawing/2014/chartex" xmlns:cx1="http://schemas.microsoft.com/office/drawing/2015/9/8/chartex" xmlns:cx2="http://schemas.microsoft.com/office/drawing/2015/10/21/chartex" xmlns:cx3="http://schemas.microsoft.com/office/drawing/2016/5/9/chartex" xmlns:cx4="http://schemas.microsoft.com/office/drawing/2016/5/10/chartex" xmlns:cx5="http://schemas.microsoft.com/office/drawing/2016/5/11/chartex" xmlns:cx6="http://schemas.microsoft.com/office/drawing/2016/5/12/chartex" xmlns:cx7="http://schemas.microsoft.com/office/drawing/2016/5/13/chartex" xmlns:cx8="http://schemas.microsoft.com/office/drawing/2016/5/14/chartex" xmlns:mc="http://schemas.openxmlformats.org/markup-compatibility/2006" xmlns:aink="http://schemas.microsoft.com/office/drawing/2016/ink" xmlns:am3d="http://schemas.microsoft.com/office/drawing/2017/model3d" xmlns:o="urn:schemas-microsoft-com:office:office" xmlns:r="http://schemas.openxmlformats.org/officeDocument/2006/relationships" xmlns:m="http://schemas.openxmlformats.org/officeDocument/2006/math" xmlns:v="urn:schemas-microsoft-com:vml" xmlns:wp14="http://schemas.microsoft.com/office/word/2010/wordprocessingDrawing" xmlns:wp="http://schemas.openxmlformats.org/drawingml/2006/wordprocessingDrawing" xmlns:w10="urn:schemas-microsoft-com:office:word" xmlns:w="http://schemas.openxmlformats.org/wordprocessingml/2006/main" xmlns:w14="http://schemas.microsoft.com/office/word/2010/wordml" xmlns:w15="http://schemas.microsoft.com/office/word/2012/wordml" xmlns:w16cex="http://schemas.microsoft.com/office/word/2018/wordml/cex" xmlns:w16cid="http://schemas.microsoft.com/office/word/2016/wordml/cid" xmlns:w16="http://schemas.microsoft.com/office/word/2018/wordml" xmlns:w16sdtdh="http://schemas.microsoft.com/office/word/2020/wordml/sdtdatahash" xmlns:w16se="http://schemas.microsoft.com/office/word/2015/wordml/symex" xmlns:wpg="http://schemas.microsoft.com/office/word/2010/wordprocessingGroup" xmlns:wpi="http://schemas.microsoft.com/office/word/2010/wordprocessingInk" xmlns:wne="http://schemas.microsoft.com/office/word/2006/wordml" xmlns:wps="http://schemas.microsoft.com/office/word/2010/wordprocessingShape"/>
-</file>
-
-<file path=word/endnotes.xml><?xml version="1.0" encoding="utf-8"?>
-<w:endnotes xmlns:wpc="http://schemas.microsoft.com/office/word/2010/wordprocessingCanvas" xmlns:mc="http://schemas.openxmlformats.org/markup-compatibility/2006" xmlns:o="urn:schemas-microsoft-com:office:office" xmlns:r="http://schemas.openxmlformats.org/officeDocument/2006/relationships" xmlns:m="http://schemas.openxmlformats.org/officeDocument/2006/math" xmlns:v="urn:schemas-microsoft-com:vml" xmlns:wp14="http://schemas.microsoft.com/office/word/2010/wordprocessingDrawing" xmlns:wp="http://schemas.openxmlformats.org/drawingml/2006/wordprocessingDrawing" xmlns:w10="urn:schemas-microsoft-com:office:word" xmlns:w="http://schemas.openxmlformats.org/wordprocessingml/2006/main" xmlns:w14="http://schemas.microsoft.com/office/word/2010/wordml" xmlns:w15="http://schemas.microsoft.com/office/word/2012/wordml" xmlns:wpg="http://schemas.microsoft.com/office/word/2010/wordprocessingGroup" xmlns:wpi="http://schemas.microsoft.com/office/word/2010/wordprocessingInk" xmlns:wne="http://schemas.microsoft.com/office/word/2006/wordml" xmlns:wps="http://schemas.microsoft.com/office/word/2010/wordprocessingShape" mc:Ignorable="w14 w15 wp14">
-  <w:endnote w:type="separator" w:id="-1">
-    <w:p>
-      <w:pPr>
-        <w:spacing w:after="0" w:line="240" w:lineRule="auto"/>
-      </w:pPr>
-      <w:r>
-        <w:rPr>
-          <w:rStyle w:val="EndnoteReference"/>
-        </w:rPr>
-        <w:endnoteRef/>
-      </w:r>
-      <w:r>
-        <w:separator/>
-      </w:r>
-    </w:p>
-  </w:endnote>
-  <w:endnote w:type="continuationSeparator" w:id="0">
-    <w:p>
-      <w:pPr>
-        <w:spacing w:after="0" w:line="240" w:lineRule="auto"/>
-      </w:pPr>
-      <w:r>
-        <w:rPr>
-          <w:rStyle w:val="EndnoteReference"/>
-        </w:rPr>
-        <w:endnoteRef/>
-      </w:r>
-      <w:r>
-        <w:continuationSeparator/>
-      </w:r>
-    </w:p>
-  </w:endnote>
-</w:endnotes>
-</file>
-
-<file path=word/footnotes.xml><?xml version="1.0" encoding="utf-8"?>
-<w:footnotes xmlns:wpc="http://schemas.microsoft.com/office/word/2010/wordprocessingCanvas" xmlns:mc="http://schemas.openxmlformats.org/markup-compatibility/2006" xmlns:o="urn:schemas-microsoft-com:office:office" xmlns:r="http://schemas.openxmlformats.org/officeDocument/2006/relationships" xmlns:m="http://schemas.openxmlformats.org/officeDocument/2006/math" xmlns:v="urn:schemas-microsoft-com:vml" xmlns:wp14="http://schemas.microsoft.com/office/word/2010/wordprocessingDrawing" xmlns:wp="http://schemas.openxmlformats.org/drawingml/2006/wordprocessingDrawing" xmlns:w10="urn:schemas-microsoft-com:office:word" xmlns:w="http://schemas.openxmlformats.org/wordprocessingml/2006/main" xmlns:w14="http://schemas.microsoft.com/office/word/2010/wordml" xmlns:w15="http://schemas.microsoft.com/office/word/2012/wordml" xmlns:wpg="http://schemas.microsoft.com/office/word/2010/wordprocessingGroup" xmlns:wpi="http://schemas.microsoft.com/office/word/2010/wordprocessingInk" xmlns:wne="http://schemas.microsoft.com/office/word/2006/wordml" xmlns:wps="http://schemas.microsoft.com/office/word/2010/wordprocessingShape" mc:Ignorable="w14 w15 wp14">
-  <w:footnote w:type="separator" w:id="-1">
-    <w:p>
-      <w:pPr>
-        <w:spacing w:after="0" w:line="240" w:lineRule="auto"/>
-      </w:pPr>
-      <w:r>
-        <w:rPr>
-          <w:rStyle w:val="FootnoteReference"/>
-        </w:rPr>
-        <w:footnoteRef/>
-      </w:r>
-      <w:r>
-        <w:separator/>
-      </w:r>
-    </w:p>
-  </w:footnote>
-  <w:footnote w:type="continuationSeparator" w:id="0">
-    <w:p>
-      <w:pPr>
-        <w:spacing w:after="0" w:line="240" w:lineRule="auto"/>
-      </w:pPr>
-      <w:r>
-        <w:rPr>
-          <w:rStyle w:val="FootnoteReference"/>
-        </w:rPr>
-        <w:footnoteRef/>
-      </w:r>
-      <w:r>
-        <w:continuationSeparator/>
-      </w:r>
-    </w:p>
-  </w:footnote>
-</w:footnotes>
-</file>
-
 <file path=word/numbering.xml><?xml version="1.0" encoding="utf-8"?>
-<w:numbering xmlns:wpc="http://schemas.microsoft.com/office/word/2010/wordprocessingCanvas" xmlns:mc="http://schemas.openxmlformats.org/markup-compatibility/2006" xmlns:o="urn:schemas-microsoft-com:office:office" xmlns:r="http://schemas.openxmlformats.org/officeDocument/2006/relationships" xmlns:m="http://schemas.openxmlformats.org/officeDocument/2006/math" xmlns:v="urn:schemas-microsoft-com:vml" xmlns:wp14="http://schemas.microsoft.com/office/word/2010/wordprocessingDrawing" xmlns:wp="http://schemas.openxmlformats.org/drawingml/2006/wordprocessingDrawing" xmlns:w10="urn:schemas-microsoft-com:office:word" xmlns:w="http://schemas.openxmlformats.org/wordprocessingml/2006/main" xmlns:w14="http://schemas.microsoft.com/office/word/2010/wordml" xmlns:w15="http://schemas.microsoft.com/office/word/2012/wordml" xmlns:wpg="http://schemas.microsoft.com/office/word/2010/wordprocessingGroup" xmlns:wpi="http://schemas.microsoft.com/office/word/2010/wordprocessingInk" xmlns:wne="http://schemas.microsoft.com/office/word/2006/wordml" xmlns:wps="http://schemas.microsoft.com/office/word/2010/wordprocessingShape" mc:Ignorable="w14 w15 wp14">
-  <w:abstractNum w:abstractNumId="1" w15:restartNumberingAfterBreak="0">
+<w:numbering xmlns:wpc="http://schemas.microsoft.com/office/word/2010/wordprocessingCanvas" xmlns:cx="http://schemas.microsoft.com/office/drawing/2014/chartex" xmlns:cx1="http://schemas.microsoft.com/office/drawing/2015/9/8/chartex" xmlns:cx2="http://schemas.microsoft.com/office/drawing/2015/10/21/chartex" xmlns:cx3="http://schemas.microsoft.com/office/drawing/2016/5/9/chartex" xmlns:cx4="http://schemas.microsoft.com/office/drawing/2016/5/10/chartex" xmlns:cx5="http://schemas.microsoft.com/office/drawing/2016/5/11/chartex" xmlns:cx6="http://schemas.microsoft.com/office/drawing/2016/5/12/chartex" xmlns:cx7="http://schemas.microsoft.com/office/drawing/2016/5/13/chartex" xmlns:cx8="http://schemas.microsoft.com/office/drawing/2016/5/14/chartex" xmlns:mc="http://schemas.openxmlformats.org/markup-compatibility/2006" xmlns:aink="http://schemas.microsoft.com/office/drawing/2016/ink" xmlns:am3d="http://schemas.microsoft.com/office/drawing/2017/model3d" xmlns:o="urn:schemas-microsoft-com:office:office" xmlns:oel="http://schemas.microsoft.com/office/2019/extlst" xmlns:r="http://schemas.openxmlformats.org/officeDocument/2006/relationships" xmlns:m="http://schemas.openxmlformats.org/officeDocument/2006/math" xmlns:v="urn:schemas-microsoft-com:vml" xmlns:wp14="http://schemas.microsoft.com/office/word/2010/wordprocessingDrawing" xmlns:wp="http://schemas.openxmlformats.org/drawingml/2006/wordprocessingDrawing" xmlns:w10="urn:schemas-microsoft-com:office:word" xmlns:w="http://schemas.openxmlformats.org/wordprocessingml/2006/main" xmlns:w14="http://schemas.microsoft.com/office/word/2010/wordml" xmlns:w15="http://schemas.microsoft.com/office/word/2012/wordml" xmlns:w16cex="http://schemas.microsoft.com/office/word/2018/wordml/cex" xmlns:w16cid="http://schemas.microsoft.com/office/word/2016/wordml/cid" xmlns:w16="http://schemas.microsoft.com/office/word/2018/wordml" xmlns:w16du="http://schemas.microsoft.com/office/word/2023/wordml/word16du" xmlns:w16sdtdh="http://schemas.microsoft.com/office/word/2020/wordml/sdtdatahash" xmlns:w16sdtfl="http://schemas.microsoft.com/office/word/2024/wordml/sdtformatlock" xmlns:w16se="http://schemas.microsoft.com/office/word/2015/wordml/symex" xmlns:wpg="http://schemas.microsoft.com/office/word/2010/wordprocessingGroup" xmlns:wpi="http://schemas.microsoft.com/office/word/2010/wordprocessingInk" xmlns:wne="http://schemas.microsoft.com/office/word/2006/wordml" xmlns:wps="http://schemas.microsoft.com/office/word/2010/wordprocessingShape" mc:Ignorable="w14 w15 w16se w16cid w16 w16cex w16sdtdh w16sdtfl w16du wp14">
+  <w:abstractNum w:abstractNumId="0" w15:restartNumberingAfterBreak="0">
+    <w:nsid w:val="0C403634"/>
     <w:multiLevelType w:val="hybridMultilevel"/>
-    <w:lvl w:ilvl="0" w15:tentative="1">
+    <w:tmpl w:val="32C63A82"/>
+    <w:lvl w:ilvl="0" w:tplc="E7FEAB7E">
       <w:start w:val="1"/>
       <w:numFmt w:val="bullet"/>
       <w:lvlText w:val="●"/>
@@ -4001,7 +3169,7 @@
         <w:ind w:left="720" w:hanging="360"/>
       </w:pPr>
     </w:lvl>
-    <w:lvl w:ilvl="1" w15:tentative="1">
+    <w:lvl w:ilvl="1" w:tplc="8EB080CE">
       <w:start w:val="1"/>
       <w:numFmt w:val="bullet"/>
       <w:lvlText w:val="○"/>
@@ -4010,7 +3178,7 @@
         <w:ind w:left="1440" w:hanging="360"/>
       </w:pPr>
     </w:lvl>
-    <w:lvl w:ilvl="2" w15:tentative="1">
+    <w:lvl w:ilvl="2" w:tplc="BCB87830">
       <w:start w:val="1"/>
       <w:numFmt w:val="bullet"/>
       <w:lvlText w:val="■"/>
@@ -4019,7 +3187,7 @@
         <w:ind w:left="2160" w:hanging="360"/>
       </w:pPr>
     </w:lvl>
-    <w:lvl w:ilvl="3" w15:tentative="1">
+    <w:lvl w:ilvl="3" w:tplc="6808962C">
       <w:start w:val="1"/>
       <w:numFmt w:val="bullet"/>
       <w:lvlText w:val="●"/>
@@ -4028,7 +3196,7 @@
         <w:ind w:left="2880" w:hanging="360"/>
       </w:pPr>
     </w:lvl>
-    <w:lvl w:ilvl="4" w15:tentative="1">
+    <w:lvl w:ilvl="4" w:tplc="7DEE7F82">
       <w:start w:val="1"/>
       <w:numFmt w:val="bullet"/>
       <w:lvlText w:val="○"/>
@@ -4037,7 +3205,7 @@
         <w:ind w:left="3600" w:hanging="360"/>
       </w:pPr>
     </w:lvl>
-    <w:lvl w:ilvl="5" w15:tentative="1">
+    <w:lvl w:ilvl="5" w:tplc="11A4FF2E">
       <w:start w:val="1"/>
       <w:numFmt w:val="bullet"/>
       <w:lvlText w:val="■"/>
@@ -4046,7 +3214,7 @@
         <w:ind w:left="4320" w:hanging="360"/>
       </w:pPr>
     </w:lvl>
-    <w:lvl w:ilvl="6" w15:tentative="1">
+    <w:lvl w:ilvl="6" w:tplc="48B01C76">
       <w:start w:val="1"/>
       <w:numFmt w:val="bullet"/>
       <w:lvlText w:val="●"/>
@@ -4055,7 +3223,7 @@
         <w:ind w:left="5040" w:hanging="360"/>
       </w:pPr>
     </w:lvl>
-    <w:lvl w:ilvl="7" w15:tentative="1">
+    <w:lvl w:ilvl="7" w:tplc="599060A6">
       <w:start w:val="1"/>
       <w:numFmt w:val="bullet"/>
       <w:lvlText w:val="●"/>
@@ -4064,7 +3232,7 @@
         <w:ind w:left="5760" w:hanging="360"/>
       </w:pPr>
     </w:lvl>
-    <w:lvl w:ilvl="8" w15:tentative="1">
+    <w:lvl w:ilvl="8" w:tplc="48A2DAD2">
       <w:start w:val="1"/>
       <w:numFmt w:val="bullet"/>
       <w:lvlText w:val="●"/>
@@ -4074,8 +3242,8 @@
       </w:pPr>
     </w:lvl>
   </w:abstractNum>
-  <w:num w:numId="1">
-    <w:abstractNumId w:val="1"/>
+  <w:num w:numId="1" w16cid:durableId="2071266641">
+    <w:abstractNumId w:val="0"/>
     <w:lvlOverride w:ilvl="0">
       <w:startOverride w:val="1"/>
     </w:lvlOverride>
@@ -4084,26 +3252,405 @@
 </file>
 
 <file path=word/styles.xml><?xml version="1.0" encoding="utf-8"?>
-<w:styles xmlns:mc="http://schemas.openxmlformats.org/markup-compatibility/2006" xmlns:r="http://schemas.openxmlformats.org/officeDocument/2006/relationships" xmlns:w="http://schemas.openxmlformats.org/wordprocessingml/2006/main" xmlns:w14="http://schemas.microsoft.com/office/word/2010/wordml" xmlns:w15="http://schemas.microsoft.com/office/word/2012/wordml" mc:Ignorable="w14 w15">
+<w:styles xmlns:mc="http://schemas.openxmlformats.org/markup-compatibility/2006" xmlns:r="http://schemas.openxmlformats.org/officeDocument/2006/relationships" xmlns:w="http://schemas.openxmlformats.org/wordprocessingml/2006/main" xmlns:w14="http://schemas.microsoft.com/office/word/2010/wordml" xmlns:w15="http://schemas.microsoft.com/office/word/2012/wordml" xmlns:w16cex="http://schemas.microsoft.com/office/word/2018/wordml/cex" xmlns:w16cid="http://schemas.microsoft.com/office/word/2016/wordml/cid" xmlns:w16="http://schemas.microsoft.com/office/word/2018/wordml" xmlns:w16du="http://schemas.microsoft.com/office/word/2023/wordml/word16du" xmlns:w16sdtdh="http://schemas.microsoft.com/office/word/2020/wordml/sdtdatahash" xmlns:w16sdtfl="http://schemas.microsoft.com/office/word/2024/wordml/sdtformatlock" xmlns:w16se="http://schemas.microsoft.com/office/word/2015/wordml/symex" mc:Ignorable="w14 w15 w16se w16cid w16 w16cex w16sdtdh w16sdtfl w16du">
   <w:docDefaults>
-    <w:rPrDefault/>
+    <w:rPrDefault>
+      <w:rPr>
+        <w:rFonts w:ascii="Times New Roman" w:eastAsia="Times New Roman" w:hAnsi="Times New Roman" w:cs="Times New Roman"/>
+        <w:lang w:val="en-US" w:eastAsia="en-US" w:bidi="ar-SA"/>
+      </w:rPr>
+    </w:rPrDefault>
     <w:pPrDefault/>
   </w:docDefaults>
-  <w:style w:type="paragraph" w:styleId="Title">
-    <w:name w:val="Title"/>
-    <w:basedOn w:val="Normal"/>
-    <w:next w:val="Normal"/>
+  <w:latentStyles w:defLockedState="0" w:defUIPriority="99" w:defSemiHidden="0" w:defUnhideWhenUsed="0" w:defQFormat="0" w:count="376">
+    <w:lsdException w:name="Normal" w:uiPriority="0" w:qFormat="1"/>
+    <w:lsdException w:name="heading 1" w:uiPriority="9" w:qFormat="1"/>
+    <w:lsdException w:name="heading 2" w:semiHidden="1" w:uiPriority="9" w:unhideWhenUsed="1" w:qFormat="1"/>
+    <w:lsdException w:name="heading 3" w:semiHidden="1" w:uiPriority="9" w:unhideWhenUsed="1" w:qFormat="1"/>
+    <w:lsdException w:name="heading 4" w:semiHidden="1" w:uiPriority="9" w:unhideWhenUsed="1" w:qFormat="1"/>
+    <w:lsdException w:name="heading 5" w:semiHidden="1" w:uiPriority="9" w:unhideWhenUsed="1" w:qFormat="1"/>
+    <w:lsdException w:name="heading 6" w:semiHidden="1" w:uiPriority="9" w:unhideWhenUsed="1" w:qFormat="1"/>
+    <w:lsdException w:name="heading 7" w:semiHidden="1" w:uiPriority="9" w:unhideWhenUsed="1" w:qFormat="1"/>
+    <w:lsdException w:name="heading 8" w:semiHidden="1" w:uiPriority="9" w:unhideWhenUsed="1" w:qFormat="1"/>
+    <w:lsdException w:name="heading 9" w:semiHidden="1" w:uiPriority="9" w:unhideWhenUsed="1" w:qFormat="1"/>
+    <w:lsdException w:name="index 1" w:semiHidden="1" w:unhideWhenUsed="1"/>
+    <w:lsdException w:name="index 2" w:semiHidden="1" w:unhideWhenUsed="1"/>
+    <w:lsdException w:name="index 3" w:semiHidden="1" w:unhideWhenUsed="1"/>
+    <w:lsdException w:name="index 4" w:semiHidden="1" w:unhideWhenUsed="1"/>
+    <w:lsdException w:name="index 5" w:semiHidden="1" w:unhideWhenUsed="1"/>
+    <w:lsdException w:name="index 6" w:semiHidden="1" w:unhideWhenUsed="1"/>
+    <w:lsdException w:name="index 7" w:semiHidden="1" w:unhideWhenUsed="1"/>
+    <w:lsdException w:name="index 8" w:semiHidden="1" w:unhideWhenUsed="1"/>
+    <w:lsdException w:name="index 9" w:semiHidden="1" w:unhideWhenUsed="1"/>
+    <w:lsdException w:name="toc 1" w:semiHidden="1" w:uiPriority="39" w:unhideWhenUsed="1"/>
+    <w:lsdException w:name="toc 2" w:semiHidden="1" w:uiPriority="39" w:unhideWhenUsed="1"/>
+    <w:lsdException w:name="toc 3" w:semiHidden="1" w:uiPriority="39" w:unhideWhenUsed="1"/>
+    <w:lsdException w:name="toc 4" w:semiHidden="1" w:uiPriority="39" w:unhideWhenUsed="1"/>
+    <w:lsdException w:name="toc 5" w:semiHidden="1" w:uiPriority="39" w:unhideWhenUsed="1"/>
+    <w:lsdException w:name="toc 6" w:semiHidden="1" w:uiPriority="39" w:unhideWhenUsed="1"/>
+    <w:lsdException w:name="toc 7" w:semiHidden="1" w:uiPriority="39" w:unhideWhenUsed="1"/>
+    <w:lsdException w:name="toc 8" w:semiHidden="1" w:uiPriority="39" w:unhideWhenUsed="1"/>
+    <w:lsdException w:name="toc 9" w:semiHidden="1" w:uiPriority="39" w:unhideWhenUsed="1"/>
+    <w:lsdException w:name="Normal Indent" w:semiHidden="1" w:unhideWhenUsed="1"/>
+    <w:lsdException w:name="footnote text" w:semiHidden="1" w:unhideWhenUsed="1"/>
+    <w:lsdException w:name="annotation text" w:semiHidden="1" w:unhideWhenUsed="1"/>
+    <w:lsdException w:name="header" w:semiHidden="1" w:unhideWhenUsed="1"/>
+    <w:lsdException w:name="footer" w:semiHidden="1" w:unhideWhenUsed="1"/>
+    <w:lsdException w:name="index heading" w:semiHidden="1" w:unhideWhenUsed="1"/>
+    <w:lsdException w:name="caption" w:semiHidden="1" w:uiPriority="35" w:unhideWhenUsed="1" w:qFormat="1"/>
+    <w:lsdException w:name="table of figures" w:semiHidden="1" w:unhideWhenUsed="1"/>
+    <w:lsdException w:name="envelope address" w:semiHidden="1" w:unhideWhenUsed="1"/>
+    <w:lsdException w:name="envelope return" w:semiHidden="1" w:unhideWhenUsed="1"/>
+    <w:lsdException w:name="footnote reference" w:semiHidden="1" w:unhideWhenUsed="1"/>
+    <w:lsdException w:name="annotation reference" w:semiHidden="1" w:unhideWhenUsed="1"/>
+    <w:lsdException w:name="line number" w:semiHidden="1" w:unhideWhenUsed="1"/>
+    <w:lsdException w:name="page number" w:semiHidden="1" w:unhideWhenUsed="1"/>
+    <w:lsdException w:name="endnote reference" w:semiHidden="1" w:unhideWhenUsed="1"/>
+    <w:lsdException w:name="endnote text" w:semiHidden="1" w:unhideWhenUsed="1"/>
+    <w:lsdException w:name="table of authorities" w:semiHidden="1" w:unhideWhenUsed="1"/>
+    <w:lsdException w:name="macro" w:semiHidden="1" w:unhideWhenUsed="1"/>
+    <w:lsdException w:name="toa heading" w:semiHidden="1" w:unhideWhenUsed="1"/>
+    <w:lsdException w:name="List" w:semiHidden="1" w:unhideWhenUsed="1"/>
+    <w:lsdException w:name="List Bullet" w:semiHidden="1" w:unhideWhenUsed="1"/>
+    <w:lsdException w:name="List Number" w:semiHidden="1" w:unhideWhenUsed="1"/>
+    <w:lsdException w:name="List 2" w:semiHidden="1" w:unhideWhenUsed="1"/>
+    <w:lsdException w:name="List 3" w:semiHidden="1" w:unhideWhenUsed="1"/>
+    <w:lsdException w:name="List 4" w:semiHidden="1" w:unhideWhenUsed="1"/>
+    <w:lsdException w:name="List 5" w:semiHidden="1" w:unhideWhenUsed="1"/>
+    <w:lsdException w:name="List Bullet 2" w:semiHidden="1" w:unhideWhenUsed="1"/>
+    <w:lsdException w:name="List Bullet 3" w:semiHidden="1" w:unhideWhenUsed="1"/>
+    <w:lsdException w:name="List Bullet 4" w:semiHidden="1" w:unhideWhenUsed="1"/>
+    <w:lsdException w:name="List Bullet 5" w:semiHidden="1" w:unhideWhenUsed="1"/>
+    <w:lsdException w:name="List Number 2" w:semiHidden="1" w:unhideWhenUsed="1"/>
+    <w:lsdException w:name="List Number 3" w:semiHidden="1" w:unhideWhenUsed="1"/>
+    <w:lsdException w:name="List Number 4" w:semiHidden="1" w:unhideWhenUsed="1"/>
+    <w:lsdException w:name="List Number 5" w:semiHidden="1" w:unhideWhenUsed="1"/>
+    <w:lsdException w:name="Title" w:uiPriority="10" w:qFormat="1"/>
+    <w:lsdException w:name="Closing" w:semiHidden="1" w:unhideWhenUsed="1"/>
+    <w:lsdException w:name="Signature" w:semiHidden="1" w:unhideWhenUsed="1"/>
+    <w:lsdException w:name="Default Paragraph Font" w:semiHidden="1" w:uiPriority="1" w:unhideWhenUsed="1"/>
+    <w:lsdException w:name="Body Text" w:semiHidden="1" w:unhideWhenUsed="1"/>
+    <w:lsdException w:name="Body Text Indent" w:semiHidden="1" w:unhideWhenUsed="1"/>
+    <w:lsdException w:name="List Continue" w:semiHidden="1" w:unhideWhenUsed="1"/>
+    <w:lsdException w:name="List Continue 2" w:semiHidden="1" w:unhideWhenUsed="1"/>
+    <w:lsdException w:name="List Continue 3" w:semiHidden="1" w:unhideWhenUsed="1"/>
+    <w:lsdException w:name="List Continue 4" w:semiHidden="1" w:unhideWhenUsed="1"/>
+    <w:lsdException w:name="List Continue 5" w:semiHidden="1" w:unhideWhenUsed="1"/>
+    <w:lsdException w:name="Message Header" w:semiHidden="1" w:unhideWhenUsed="1"/>
+    <w:lsdException w:name="Subtitle" w:uiPriority="11" w:qFormat="1"/>
+    <w:lsdException w:name="Salutation" w:semiHidden="1" w:unhideWhenUsed="1"/>
+    <w:lsdException w:name="Date" w:semiHidden="1" w:unhideWhenUsed="1"/>
+    <w:lsdException w:name="Body Text First Indent" w:semiHidden="1" w:unhideWhenUsed="1"/>
+    <w:lsdException w:name="Body Text First Indent 2" w:semiHidden="1" w:unhideWhenUsed="1"/>
+    <w:lsdException w:name="Note Heading" w:semiHidden="1" w:unhideWhenUsed="1"/>
+    <w:lsdException w:name="Body Text 2" w:semiHidden="1" w:unhideWhenUsed="1"/>
+    <w:lsdException w:name="Body Text 3" w:semiHidden="1" w:unhideWhenUsed="1"/>
+    <w:lsdException w:name="Body Text Indent 2" w:semiHidden="1" w:unhideWhenUsed="1"/>
+    <w:lsdException w:name="Body Text Indent 3" w:semiHidden="1" w:unhideWhenUsed="1"/>
+    <w:lsdException w:name="Block Text" w:semiHidden="1" w:unhideWhenUsed="1"/>
+    <w:lsdException w:name="Hyperlink" w:semiHidden="1" w:unhideWhenUsed="1"/>
+    <w:lsdException w:name="FollowedHyperlink" w:semiHidden="1" w:unhideWhenUsed="1"/>
+    <w:lsdException w:name="Strong" w:uiPriority="22" w:qFormat="1"/>
+    <w:lsdException w:name="Emphasis" w:uiPriority="20" w:qFormat="1"/>
+    <w:lsdException w:name="Document Map" w:semiHidden="1" w:unhideWhenUsed="1"/>
+    <w:lsdException w:name="Plain Text" w:semiHidden="1" w:unhideWhenUsed="1"/>
+    <w:lsdException w:name="E-mail Signature" w:semiHidden="1" w:unhideWhenUsed="1"/>
+    <w:lsdException w:name="HTML Top of Form" w:semiHidden="1" w:unhideWhenUsed="1"/>
+    <w:lsdException w:name="HTML Bottom of Form" w:semiHidden="1" w:unhideWhenUsed="1"/>
+    <w:lsdException w:name="Normal (Web)" w:semiHidden="1" w:unhideWhenUsed="1"/>
+    <w:lsdException w:name="HTML Acronym" w:semiHidden="1" w:unhideWhenUsed="1"/>
+    <w:lsdException w:name="HTML Address" w:semiHidden="1" w:unhideWhenUsed="1"/>
+    <w:lsdException w:name="HTML Cite" w:semiHidden="1" w:unhideWhenUsed="1"/>
+    <w:lsdException w:name="HTML Code" w:semiHidden="1" w:unhideWhenUsed="1"/>
+    <w:lsdException w:name="HTML Definition" w:semiHidden="1" w:unhideWhenUsed="1"/>
+    <w:lsdException w:name="HTML Keyboard" w:semiHidden="1" w:unhideWhenUsed="1"/>
+    <w:lsdException w:name="HTML Preformatted" w:semiHidden="1" w:unhideWhenUsed="1"/>
+    <w:lsdException w:name="HTML Sample" w:semiHidden="1" w:unhideWhenUsed="1"/>
+    <w:lsdException w:name="HTML Typewriter" w:semiHidden="1" w:unhideWhenUsed="1"/>
+    <w:lsdException w:name="HTML Variable" w:semiHidden="1" w:unhideWhenUsed="1"/>
+    <w:lsdException w:name="Normal Table" w:semiHidden="1" w:unhideWhenUsed="1"/>
+    <w:lsdException w:name="annotation subject" w:semiHidden="1" w:unhideWhenUsed="1"/>
+    <w:lsdException w:name="No List" w:semiHidden="1" w:unhideWhenUsed="1"/>
+    <w:lsdException w:name="Outline List 1" w:semiHidden="1" w:unhideWhenUsed="1"/>
+    <w:lsdException w:name="Outline List 2" w:semiHidden="1" w:unhideWhenUsed="1"/>
+    <w:lsdException w:name="Outline List 3" w:semiHidden="1" w:unhideWhenUsed="1"/>
+    <w:lsdException w:name="Table Simple 1" w:semiHidden="1" w:unhideWhenUsed="1"/>
+    <w:lsdException w:name="Table Simple 2" w:semiHidden="1" w:unhideWhenUsed="1"/>
+    <w:lsdException w:name="Table Simple 3" w:semiHidden="1" w:unhideWhenUsed="1"/>
+    <w:lsdException w:name="Table Classic 1" w:semiHidden="1" w:unhideWhenUsed="1"/>
+    <w:lsdException w:name="Table Classic 2" w:semiHidden="1" w:unhideWhenUsed="1"/>
+    <w:lsdException w:name="Table Classic 3" w:semiHidden="1" w:unhideWhenUsed="1"/>
+    <w:lsdException w:name="Table Classic 4" w:semiHidden="1" w:unhideWhenUsed="1"/>
+    <w:lsdException w:name="Table Colorful 1" w:semiHidden="1" w:unhideWhenUsed="1"/>
+    <w:lsdException w:name="Table Colorful 2" w:semiHidden="1" w:unhideWhenUsed="1"/>
+    <w:lsdException w:name="Table Colorful 3" w:semiHidden="1" w:unhideWhenUsed="1"/>
+    <w:lsdException w:name="Table Columns 1" w:semiHidden="1" w:unhideWhenUsed="1"/>
+    <w:lsdException w:name="Table Columns 2" w:semiHidden="1" w:unhideWhenUsed="1"/>
+    <w:lsdException w:name="Table Columns 3" w:semiHidden="1" w:unhideWhenUsed="1"/>
+    <w:lsdException w:name="Table Columns 4" w:semiHidden="1" w:unhideWhenUsed="1"/>
+    <w:lsdException w:name="Table Columns 5" w:semiHidden="1" w:unhideWhenUsed="1"/>
+    <w:lsdException w:name="Table Grid 1" w:semiHidden="1" w:unhideWhenUsed="1"/>
+    <w:lsdException w:name="Table Grid 2" w:semiHidden="1" w:unhideWhenUsed="1"/>
+    <w:lsdException w:name="Table Grid 3" w:semiHidden="1" w:unhideWhenUsed="1"/>
+    <w:lsdException w:name="Table Grid 4" w:semiHidden="1" w:unhideWhenUsed="1"/>
+    <w:lsdException w:name="Table Grid 5" w:semiHidden="1" w:unhideWhenUsed="1"/>
+    <w:lsdException w:name="Table Grid 6" w:semiHidden="1" w:unhideWhenUsed="1"/>
+    <w:lsdException w:name="Table Grid 7" w:semiHidden="1" w:unhideWhenUsed="1"/>
+    <w:lsdException w:name="Table Grid 8" w:semiHidden="1" w:unhideWhenUsed="1"/>
+    <w:lsdException w:name="Table List 1" w:semiHidden="1" w:unhideWhenUsed="1"/>
+    <w:lsdException w:name="Table List 2" w:semiHidden="1" w:unhideWhenUsed="1"/>
+    <w:lsdException w:name="Table List 3" w:semiHidden="1" w:unhideWhenUsed="1"/>
+    <w:lsdException w:name="Table List 4" w:semiHidden="1" w:unhideWhenUsed="1"/>
+    <w:lsdException w:name="Table List 5" w:semiHidden="1" w:unhideWhenUsed="1"/>
+    <w:lsdException w:name="Table List 6" w:semiHidden="1" w:unhideWhenUsed="1"/>
+    <w:lsdException w:name="Table List 7" w:semiHidden="1" w:unhideWhenUsed="1"/>
+    <w:lsdException w:name="Table List 8" w:semiHidden="1" w:unhideWhenUsed="1"/>
+    <w:lsdException w:name="Table 3D effects 1" w:semiHidden="1" w:unhideWhenUsed="1"/>
+    <w:lsdException w:name="Table 3D effects 2" w:semiHidden="1" w:unhideWhenUsed="1"/>
+    <w:lsdException w:name="Table 3D effects 3" w:semiHidden="1" w:unhideWhenUsed="1"/>
+    <w:lsdException w:name="Table Contemporary" w:semiHidden="1" w:unhideWhenUsed="1"/>
+    <w:lsdException w:name="Table Elegant" w:semiHidden="1" w:unhideWhenUsed="1"/>
+    <w:lsdException w:name="Table Professional" w:semiHidden="1" w:unhideWhenUsed="1"/>
+    <w:lsdException w:name="Table Subtle 1" w:semiHidden="1" w:unhideWhenUsed="1"/>
+    <w:lsdException w:name="Table Subtle 2" w:semiHidden="1" w:unhideWhenUsed="1"/>
+    <w:lsdException w:name="Table Web 1" w:semiHidden="1" w:unhideWhenUsed="1"/>
+    <w:lsdException w:name="Table Web 2" w:semiHidden="1" w:unhideWhenUsed="1"/>
+    <w:lsdException w:name="Table Web 3" w:semiHidden="1" w:unhideWhenUsed="1"/>
+    <w:lsdException w:name="Balloon Text" w:semiHidden="1" w:unhideWhenUsed="1"/>
+    <w:lsdException w:name="Table Grid" w:uiPriority="39"/>
+    <w:lsdException w:name="Table Theme" w:semiHidden="1" w:unhideWhenUsed="1"/>
+    <w:lsdException w:name="Placeholder Text" w:semiHidden="1"/>
+    <w:lsdException w:name="No Spacing" w:uiPriority="1" w:qFormat="1"/>
+    <w:lsdException w:name="Light Shading" w:uiPriority="60"/>
+    <w:lsdException w:name="Light List" w:uiPriority="61"/>
+    <w:lsdException w:name="Light Grid" w:uiPriority="62"/>
+    <w:lsdException w:name="Medium Shading 1" w:uiPriority="63"/>
+    <w:lsdException w:name="Medium Shading 2" w:uiPriority="64"/>
+    <w:lsdException w:name="Medium List 1" w:uiPriority="65"/>
+    <w:lsdException w:name="Medium List 2" w:uiPriority="66"/>
+    <w:lsdException w:name="Medium Grid 1" w:uiPriority="67"/>
+    <w:lsdException w:name="Medium Grid 2" w:uiPriority="68"/>
+    <w:lsdException w:name="Medium Grid 3" w:uiPriority="69"/>
+    <w:lsdException w:name="Dark List" w:uiPriority="70"/>
+    <w:lsdException w:name="Colorful Shading" w:uiPriority="71"/>
+    <w:lsdException w:name="Colorful List" w:uiPriority="72"/>
+    <w:lsdException w:name="Colorful Grid" w:uiPriority="73"/>
+    <w:lsdException w:name="Light Shading Accent 1" w:uiPriority="60"/>
+    <w:lsdException w:name="Light List Accent 1" w:uiPriority="61"/>
+    <w:lsdException w:name="Light Grid Accent 1" w:uiPriority="62"/>
+    <w:lsdException w:name="Medium Shading 1 Accent 1" w:uiPriority="63"/>
+    <w:lsdException w:name="Medium Shading 2 Accent 1" w:uiPriority="64"/>
+    <w:lsdException w:name="Medium List 1 Accent 1" w:uiPriority="65"/>
+    <w:lsdException w:name="Revision" w:semiHidden="1"/>
+    <w:lsdException w:name="List Paragraph" w:uiPriority="34" w:qFormat="1"/>
+    <w:lsdException w:name="Quote" w:uiPriority="29" w:qFormat="1"/>
+    <w:lsdException w:name="Intense Quote" w:uiPriority="30" w:qFormat="1"/>
+    <w:lsdException w:name="Medium List 2 Accent 1" w:uiPriority="66"/>
+    <w:lsdException w:name="Medium Grid 1 Accent 1" w:uiPriority="67"/>
+    <w:lsdException w:name="Medium Grid 2 Accent 1" w:uiPriority="68"/>
+    <w:lsdException w:name="Medium Grid 3 Accent 1" w:uiPriority="69"/>
+    <w:lsdException w:name="Dark List Accent 1" w:uiPriority="70"/>
+    <w:lsdException w:name="Colorful Shading Accent 1" w:uiPriority="71"/>
+    <w:lsdException w:name="Colorful List Accent 1" w:uiPriority="72"/>
+    <w:lsdException w:name="Colorful Grid Accent 1" w:uiPriority="73"/>
+    <w:lsdException w:name="Light Shading Accent 2" w:uiPriority="60"/>
+    <w:lsdException w:name="Light List Accent 2" w:uiPriority="61"/>
+    <w:lsdException w:name="Light Grid Accent 2" w:uiPriority="62"/>
+    <w:lsdException w:name="Medium Shading 1 Accent 2" w:uiPriority="63"/>
+    <w:lsdException w:name="Medium Shading 2 Accent 2" w:uiPriority="64"/>
+    <w:lsdException w:name="Medium List 1 Accent 2" w:uiPriority="65"/>
+    <w:lsdException w:name="Medium List 2 Accent 2" w:uiPriority="66"/>
+    <w:lsdException w:name="Medium Grid 1 Accent 2" w:uiPriority="67"/>
+    <w:lsdException w:name="Medium Grid 2 Accent 2" w:uiPriority="68"/>
+    <w:lsdException w:name="Medium Grid 3 Accent 2" w:uiPriority="69"/>
+    <w:lsdException w:name="Dark List Accent 2" w:uiPriority="70"/>
+    <w:lsdException w:name="Colorful Shading Accent 2" w:uiPriority="71"/>
+    <w:lsdException w:name="Colorful List Accent 2" w:uiPriority="72"/>
+    <w:lsdException w:name="Colorful Grid Accent 2" w:uiPriority="73"/>
+    <w:lsdException w:name="Light Shading Accent 3" w:uiPriority="60"/>
+    <w:lsdException w:name="Light List Accent 3" w:uiPriority="61"/>
+    <w:lsdException w:name="Light Grid Accent 3" w:uiPriority="62"/>
+    <w:lsdException w:name="Medium Shading 1 Accent 3" w:uiPriority="63"/>
+    <w:lsdException w:name="Medium Shading 2 Accent 3" w:uiPriority="64"/>
+    <w:lsdException w:name="Medium List 1 Accent 3" w:uiPriority="65"/>
+    <w:lsdException w:name="Medium List 2 Accent 3" w:uiPriority="66"/>
+    <w:lsdException w:name="Medium Grid 1 Accent 3" w:uiPriority="67"/>
+    <w:lsdException w:name="Medium Grid 2 Accent 3" w:uiPriority="68"/>
+    <w:lsdException w:name="Medium Grid 3 Accent 3" w:uiPriority="69"/>
+    <w:lsdException w:name="Dark List Accent 3" w:uiPriority="70"/>
+    <w:lsdException w:name="Colorful Shading Accent 3" w:uiPriority="71"/>
+    <w:lsdException w:name="Colorful List Accent 3" w:uiPriority="72"/>
+    <w:lsdException w:name="Colorful Grid Accent 3" w:uiPriority="73"/>
+    <w:lsdException w:name="Light Shading Accent 4" w:uiPriority="60"/>
+    <w:lsdException w:name="Light List Accent 4" w:uiPriority="61"/>
+    <w:lsdException w:name="Light Grid Accent 4" w:uiPriority="62"/>
+    <w:lsdException w:name="Medium Shading 1 Accent 4" w:uiPriority="63"/>
+    <w:lsdException w:name="Medium Shading 2 Accent 4" w:uiPriority="64"/>
+    <w:lsdException w:name="Medium List 1 Accent 4" w:uiPriority="65"/>
+    <w:lsdException w:name="Medium List 2 Accent 4" w:uiPriority="66"/>
+    <w:lsdException w:name="Medium Grid 1 Accent 4" w:uiPriority="67"/>
+    <w:lsdException w:name="Medium Grid 2 Accent 4" w:uiPriority="68"/>
+    <w:lsdException w:name="Medium Grid 3 Accent 4" w:uiPriority="69"/>
+    <w:lsdException w:name="Dark List Accent 4" w:uiPriority="70"/>
+    <w:lsdException w:name="Colorful Shading Accent 4" w:uiPriority="71"/>
+    <w:lsdException w:name="Colorful List Accent 4" w:uiPriority="72"/>
+    <w:lsdException w:name="Colorful Grid Accent 4" w:uiPriority="73"/>
+    <w:lsdException w:name="Light Shading Accent 5" w:uiPriority="60"/>
+    <w:lsdException w:name="Light List Accent 5" w:uiPriority="61"/>
+    <w:lsdException w:name="Light Grid Accent 5" w:uiPriority="62"/>
+    <w:lsdException w:name="Medium Shading 1 Accent 5" w:uiPriority="63"/>
+    <w:lsdException w:name="Medium Shading 2 Accent 5" w:uiPriority="64"/>
+    <w:lsdException w:name="Medium List 1 Accent 5" w:uiPriority="65"/>
+    <w:lsdException w:name="Medium List 2 Accent 5" w:uiPriority="66"/>
+    <w:lsdException w:name="Medium Grid 1 Accent 5" w:uiPriority="67"/>
+    <w:lsdException w:name="Medium Grid 2 Accent 5" w:uiPriority="68"/>
+    <w:lsdException w:name="Medium Grid 3 Accent 5" w:uiPriority="69"/>
+    <w:lsdException w:name="Dark List Accent 5" w:uiPriority="70"/>
+    <w:lsdException w:name="Colorful Shading Accent 5" w:uiPriority="71"/>
+    <w:lsdException w:name="Colorful List Accent 5" w:uiPriority="72"/>
+    <w:lsdException w:name="Colorful Grid Accent 5" w:uiPriority="73"/>
+    <w:lsdException w:name="Light Shading Accent 6" w:uiPriority="60"/>
+    <w:lsdException w:name="Light List Accent 6" w:uiPriority="61"/>
+    <w:lsdException w:name="Light Grid Accent 6" w:uiPriority="62"/>
+    <w:lsdException w:name="Medium Shading 1 Accent 6" w:uiPriority="63"/>
+    <w:lsdException w:name="Medium Shading 2 Accent 6" w:uiPriority="64"/>
+    <w:lsdException w:name="Medium List 1 Accent 6" w:uiPriority="65"/>
+    <w:lsdException w:name="Medium List 2 Accent 6" w:uiPriority="66"/>
+    <w:lsdException w:name="Medium Grid 1 Accent 6" w:uiPriority="67"/>
+    <w:lsdException w:name="Medium Grid 2 Accent 6" w:uiPriority="68"/>
+    <w:lsdException w:name="Medium Grid 3 Accent 6" w:uiPriority="69"/>
+    <w:lsdException w:name="Dark List Accent 6" w:uiPriority="70"/>
+    <w:lsdException w:name="Colorful Shading Accent 6" w:uiPriority="71"/>
+    <w:lsdException w:name="Colorful List Accent 6" w:uiPriority="72"/>
+    <w:lsdException w:name="Colorful Grid Accent 6" w:uiPriority="73"/>
+    <w:lsdException w:name="Subtle Emphasis" w:uiPriority="19" w:qFormat="1"/>
+    <w:lsdException w:name="Intense Emphasis" w:uiPriority="21" w:qFormat="1"/>
+    <w:lsdException w:name="Subtle Reference" w:uiPriority="31" w:qFormat="1"/>
+    <w:lsdException w:name="Intense Reference" w:uiPriority="32" w:qFormat="1"/>
+    <w:lsdException w:name="Book Title" w:uiPriority="33" w:qFormat="1"/>
+    <w:lsdException w:name="Bibliography" w:semiHidden="1" w:uiPriority="37" w:unhideWhenUsed="1"/>
+    <w:lsdException w:name="TOC Heading" w:semiHidden="1" w:uiPriority="39" w:unhideWhenUsed="1" w:qFormat="1"/>
+    <w:lsdException w:name="Plain Table 1" w:uiPriority="41"/>
+    <w:lsdException w:name="Plain Table 2" w:uiPriority="42"/>
+    <w:lsdException w:name="Plain Table 3" w:uiPriority="43"/>
+    <w:lsdException w:name="Plain Table 4" w:uiPriority="44"/>
+    <w:lsdException w:name="Plain Table 5" w:uiPriority="45"/>
+    <w:lsdException w:name="Grid Table Light" w:uiPriority="40"/>
+    <w:lsdException w:name="Grid Table 1 Light" w:uiPriority="46"/>
+    <w:lsdException w:name="Grid Table 2" w:uiPriority="47"/>
+    <w:lsdException w:name="Grid Table 3" w:uiPriority="48"/>
+    <w:lsdException w:name="Grid Table 4" w:uiPriority="49"/>
+    <w:lsdException w:name="Grid Table 5 Dark" w:uiPriority="50"/>
+    <w:lsdException w:name="Grid Table 6 Colorful" w:uiPriority="51"/>
+    <w:lsdException w:name="Grid Table 7 Colorful" w:uiPriority="52"/>
+    <w:lsdException w:name="Grid Table 1 Light Accent 1" w:uiPriority="46"/>
+    <w:lsdException w:name="Grid Table 2 Accent 1" w:uiPriority="47"/>
+    <w:lsdException w:name="Grid Table 3 Accent 1" w:uiPriority="48"/>
+    <w:lsdException w:name="Grid Table 4 Accent 1" w:uiPriority="49"/>
+    <w:lsdException w:name="Grid Table 5 Dark Accent 1" w:uiPriority="50"/>
+    <w:lsdException w:name="Grid Table 6 Colorful Accent 1" w:uiPriority="51"/>
+    <w:lsdException w:name="Grid Table 7 Colorful Accent 1" w:uiPriority="52"/>
+    <w:lsdException w:name="Grid Table 1 Light Accent 2" w:uiPriority="46"/>
+    <w:lsdException w:name="Grid Table 2 Accent 2" w:uiPriority="47"/>
+    <w:lsdException w:name="Grid Table 3 Accent 2" w:uiPriority="48"/>
+    <w:lsdException w:name="Grid Table 4 Accent 2" w:uiPriority="49"/>
+    <w:lsdException w:name="Grid Table 5 Dark Accent 2" w:uiPriority="50"/>
+    <w:lsdException w:name="Grid Table 6 Colorful Accent 2" w:uiPriority="51"/>
+    <w:lsdException w:name="Grid Table 7 Colorful Accent 2" w:uiPriority="52"/>
+    <w:lsdException w:name="Grid Table 1 Light Accent 3" w:uiPriority="46"/>
+    <w:lsdException w:name="Grid Table 2 Accent 3" w:uiPriority="47"/>
+    <w:lsdException w:name="Grid Table 3 Accent 3" w:uiPriority="48"/>
+    <w:lsdException w:name="Grid Table 4 Accent 3" w:uiPriority="49"/>
+    <w:lsdException w:name="Grid Table 5 Dark Accent 3" w:uiPriority="50"/>
+    <w:lsdException w:name="Grid Table 6 Colorful Accent 3" w:uiPriority="51"/>
+    <w:lsdException w:name="Grid Table 7 Colorful Accent 3" w:uiPriority="52"/>
+    <w:lsdException w:name="Grid Table 1 Light Accent 4" w:uiPriority="46"/>
+    <w:lsdException w:name="Grid Table 2 Accent 4" w:uiPriority="47"/>
+    <w:lsdException w:name="Grid Table 3 Accent 4" w:uiPriority="48"/>
+    <w:lsdException w:name="Grid Table 4 Accent 4" w:uiPriority="49"/>
+    <w:lsdException w:name="Grid Table 5 Dark Accent 4" w:uiPriority="50"/>
+    <w:lsdException w:name="Grid Table 6 Colorful Accent 4" w:uiPriority="51"/>
+    <w:lsdException w:name="Grid Table 7 Colorful Accent 4" w:uiPriority="52"/>
+    <w:lsdException w:name="Grid Table 1 Light Accent 5" w:uiPriority="46"/>
+    <w:lsdException w:name="Grid Table 2 Accent 5" w:uiPriority="47"/>
+    <w:lsdException w:name="Grid Table 3 Accent 5" w:uiPriority="48"/>
+    <w:lsdException w:name="Grid Table 4 Accent 5" w:uiPriority="49"/>
+    <w:lsdException w:name="Grid Table 5 Dark Accent 5" w:uiPriority="50"/>
+    <w:lsdException w:name="Grid Table 6 Colorful Accent 5" w:uiPriority="51"/>
+    <w:lsdException w:name="Grid Table 7 Colorful Accent 5" w:uiPriority="52"/>
+    <w:lsdException w:name="Grid Table 1 Light Accent 6" w:uiPriority="46"/>
+    <w:lsdException w:name="Grid Table 2 Accent 6" w:uiPriority="47"/>
+    <w:lsdException w:name="Grid Table 3 Accent 6" w:uiPriority="48"/>
+    <w:lsdException w:name="Grid Table 4 Accent 6" w:uiPriority="49"/>
+    <w:lsdException w:name="Grid Table 5 Dark Accent 6" w:uiPriority="50"/>
+    <w:lsdException w:name="Grid Table 6 Colorful Accent 6" w:uiPriority="51"/>
+    <w:lsdException w:name="Grid Table 7 Colorful Accent 6" w:uiPriority="52"/>
+    <w:lsdException w:name="List Table 1 Light" w:uiPriority="46"/>
+    <w:lsdException w:name="List Table 2" w:uiPriority="47"/>
+    <w:lsdException w:name="List Table 3" w:uiPriority="48"/>
+    <w:lsdException w:name="List Table 4" w:uiPriority="49"/>
+    <w:lsdException w:name="List Table 5 Dark" w:uiPriority="50"/>
+    <w:lsdException w:name="List Table 6 Colorful" w:uiPriority="51"/>
+    <w:lsdException w:name="List Table 7 Colorful" w:uiPriority="52"/>
+    <w:lsdException w:name="List Table 1 Light Accent 1" w:uiPriority="46"/>
+    <w:lsdException w:name="List Table 2 Accent 1" w:uiPriority="47"/>
+    <w:lsdException w:name="List Table 3 Accent 1" w:uiPriority="48"/>
+    <w:lsdException w:name="List Table 4 Accent 1" w:uiPriority="49"/>
+    <w:lsdException w:name="List Table 5 Dark Accent 1" w:uiPriority="50"/>
+    <w:lsdException w:name="List Table 6 Colorful Accent 1" w:uiPriority="51"/>
+    <w:lsdException w:name="List Table 7 Colorful Accent 1" w:uiPriority="52"/>
+    <w:lsdException w:name="List Table 1 Light Accent 2" w:uiPriority="46"/>
+    <w:lsdException w:name="List Table 2 Accent 2" w:uiPriority="47"/>
+    <w:lsdException w:name="List Table 3 Accent 2" w:uiPriority="48"/>
+    <w:lsdException w:name="List Table 4 Accent 2" w:uiPriority="49"/>
+    <w:lsdException w:name="List Table 5 Dark Accent 2" w:uiPriority="50"/>
+    <w:lsdException w:name="List Table 6 Colorful Accent 2" w:uiPriority="51"/>
+    <w:lsdException w:name="List Table 7 Colorful Accent 2" w:uiPriority="52"/>
+    <w:lsdException w:name="List Table 1 Light Accent 3" w:uiPriority="46"/>
+    <w:lsdException w:name="List Table 2 Accent 3" w:uiPriority="47"/>
+    <w:lsdException w:name="List Table 3 Accent 3" w:uiPriority="48"/>
+    <w:lsdException w:name="List Table 4 Accent 3" w:uiPriority="49"/>
+    <w:lsdException w:name="List Table 5 Dark Accent 3" w:uiPriority="50"/>
+    <w:lsdException w:name="List Table 6 Colorful Accent 3" w:uiPriority="51"/>
+    <w:lsdException w:name="List Table 7 Colorful Accent 3" w:uiPriority="52"/>
+    <w:lsdException w:name="List Table 1 Light Accent 4" w:uiPriority="46"/>
+    <w:lsdException w:name="List Table 2 Accent 4" w:uiPriority="47"/>
+    <w:lsdException w:name="List Table 3 Accent 4" w:uiPriority="48"/>
+    <w:lsdException w:name="List Table 4 Accent 4" w:uiPriority="49"/>
+    <w:lsdException w:name="List Table 5 Dark Accent 4" w:uiPriority="50"/>
+    <w:lsdException w:name="List Table 6 Colorful Accent 4" w:uiPriority="51"/>
+    <w:lsdException w:name="List Table 7 Colorful Accent 4" w:uiPriority="52"/>
+    <w:lsdException w:name="List Table 1 Light Accent 5" w:uiPriority="46"/>
+    <w:lsdException w:name="List Table 2 Accent 5" w:uiPriority="47"/>
+    <w:lsdException w:name="List Table 3 Accent 5" w:uiPriority="48"/>
+    <w:lsdException w:name="List Table 4 Accent 5" w:uiPriority="49"/>
+    <w:lsdException w:name="List Table 5 Dark Accent 5" w:uiPriority="50"/>
+    <w:lsdException w:name="List Table 6 Colorful Accent 5" w:uiPriority="51"/>
+    <w:lsdException w:name="List Table 7 Colorful Accent 5" w:uiPriority="52"/>
+    <w:lsdException w:name="List Table 1 Light Accent 6" w:uiPriority="46"/>
+    <w:lsdException w:name="List Table 2 Accent 6" w:uiPriority="47"/>
+    <w:lsdException w:name="List Table 3 Accent 6" w:uiPriority="48"/>
+    <w:lsdException w:name="List Table 4 Accent 6" w:uiPriority="49"/>
+    <w:lsdException w:name="List Table 5 Dark Accent 6" w:uiPriority="50"/>
+    <w:lsdException w:name="List Table 6 Colorful Accent 6" w:uiPriority="51"/>
+    <w:lsdException w:name="List Table 7 Colorful Accent 6" w:uiPriority="52"/>
+    <w:lsdException w:name="Mention" w:semiHidden="1" w:unhideWhenUsed="1"/>
+    <w:lsdException w:name="Smart Hyperlink" w:semiHidden="1" w:unhideWhenUsed="1"/>
+    <w:lsdException w:name="Hashtag" w:semiHidden="1" w:unhideWhenUsed="1"/>
+    <w:lsdException w:name="Unresolved Mention" w:semiHidden="1" w:unhideWhenUsed="1"/>
+    <w:lsdException w:name="Smart Link" w:semiHidden="1" w:unhideWhenUsed="1"/>
+  </w:latentStyles>
+  <w:style w:type="paragraph" w:default="1" w:styleId="Normal">
+    <w:name w:val="Normal"/>
     <w:qFormat/>
-    <w:rPr>
-      <w:sz w:val="56"/>
-      <w:szCs w:val="56"/>
-    </w:rPr>
   </w:style>
   <w:style w:type="paragraph" w:styleId="Heading1">
-    <w:name w:val="Heading 1"/>
-    <w:basedOn w:val="Normal"/>
-    <w:next w:val="Normal"/>
+    <w:name w:val="heading 1"/>
+    <w:uiPriority w:val="9"/>
     <w:qFormat/>
+    <w:pPr>
+      <w:outlineLvl w:val="0"/>
+    </w:pPr>
     <w:rPr>
       <w:color w:val="2E74B5"/>
       <w:sz w:val="32"/>
@@ -4111,10 +3658,13 @@
     </w:rPr>
   </w:style>
   <w:style w:type="paragraph" w:styleId="Heading2">
-    <w:name w:val="Heading 2"/>
-    <w:basedOn w:val="Normal"/>
-    <w:next w:val="Normal"/>
+    <w:name w:val="heading 2"/>
+    <w:uiPriority w:val="9"/>
+    <w:unhideWhenUsed/>
     <w:qFormat/>
+    <w:pPr>
+      <w:outlineLvl w:val="1"/>
+    </w:pPr>
     <w:rPr>
       <w:color w:val="2E74B5"/>
       <w:sz w:val="26"/>
@@ -4122,10 +3672,14 @@
     </w:rPr>
   </w:style>
   <w:style w:type="paragraph" w:styleId="Heading3">
-    <w:name w:val="Heading 3"/>
-    <w:basedOn w:val="Normal"/>
-    <w:next w:val="Normal"/>
+    <w:name w:val="heading 3"/>
+    <w:uiPriority w:val="9"/>
+    <w:semiHidden/>
+    <w:unhideWhenUsed/>
     <w:qFormat/>
+    <w:pPr>
+      <w:outlineLvl w:val="2"/>
+    </w:pPr>
     <w:rPr>
       <w:color w:val="1F4D78"/>
       <w:sz w:val="24"/>
@@ -4133,10 +3687,14 @@
     </w:rPr>
   </w:style>
   <w:style w:type="paragraph" w:styleId="Heading4">
-    <w:name w:val="Heading 4"/>
-    <w:basedOn w:val="Normal"/>
-    <w:next w:val="Normal"/>
+    <w:name w:val="heading 4"/>
+    <w:uiPriority w:val="9"/>
+    <w:semiHidden/>
+    <w:unhideWhenUsed/>
     <w:qFormat/>
+    <w:pPr>
+      <w:outlineLvl w:val="3"/>
+    </w:pPr>
     <w:rPr>
       <w:i/>
       <w:iCs/>
@@ -4144,27 +3702,69 @@
     </w:rPr>
   </w:style>
   <w:style w:type="paragraph" w:styleId="Heading5">
-    <w:name w:val="Heading 5"/>
-    <w:basedOn w:val="Normal"/>
-    <w:next w:val="Normal"/>
+    <w:name w:val="heading 5"/>
+    <w:uiPriority w:val="9"/>
+    <w:semiHidden/>
+    <w:unhideWhenUsed/>
     <w:qFormat/>
+    <w:pPr>
+      <w:outlineLvl w:val="4"/>
+    </w:pPr>
     <w:rPr>
       <w:color w:val="2E74B5"/>
     </w:rPr>
   </w:style>
   <w:style w:type="paragraph" w:styleId="Heading6">
-    <w:name w:val="Heading 6"/>
-    <w:basedOn w:val="Normal"/>
-    <w:next w:val="Normal"/>
+    <w:name w:val="heading 6"/>
+    <w:uiPriority w:val="9"/>
+    <w:semiHidden/>
+    <w:unhideWhenUsed/>
     <w:qFormat/>
+    <w:pPr>
+      <w:outlineLvl w:val="5"/>
+    </w:pPr>
     <w:rPr>
       <w:color w:val="1F4D78"/>
     </w:rPr>
   </w:style>
-  <w:style w:type="paragraph" w:styleId="Strong">
-    <w:name w:val="Strong"/>
-    <w:basedOn w:val="Normal"/>
-    <w:next w:val="Normal"/>
+  <w:style w:type="character" w:default="1" w:styleId="DefaultParagraphFont">
+    <w:name w:val="Default Paragraph Font"/>
+    <w:uiPriority w:val="1"/>
+    <w:semiHidden/>
+    <w:unhideWhenUsed/>
+  </w:style>
+  <w:style w:type="table" w:default="1" w:styleId="TableNormal">
+    <w:name w:val="Normal Table"/>
+    <w:uiPriority w:val="99"/>
+    <w:semiHidden/>
+    <w:unhideWhenUsed/>
+    <w:tblPr>
+      <w:tblInd w:w="0" w:type="dxa"/>
+      <w:tblCellMar>
+        <w:top w:w="0" w:type="dxa"/>
+        <w:left w:w="108" w:type="dxa"/>
+        <w:bottom w:w="0" w:type="dxa"/>
+        <w:right w:w="108" w:type="dxa"/>
+      </w:tblCellMar>
+    </w:tblPr>
+  </w:style>
+  <w:style w:type="numbering" w:default="1" w:styleId="NoList">
+    <w:name w:val="No List"/>
+    <w:uiPriority w:val="99"/>
+    <w:semiHidden/>
+    <w:unhideWhenUsed/>
+  </w:style>
+  <w:style w:type="paragraph" w:styleId="Title">
+    <w:name w:val="Title"/>
+    <w:uiPriority w:val="10"/>
+    <w:qFormat/>
+    <w:rPr>
+      <w:sz w:val="56"/>
+      <w:szCs w:val="56"/>
+    </w:rPr>
+  </w:style>
+  <w:style w:type="paragraph" w:customStyle="1" w:styleId="Strong1">
+    <w:name w:val="Strong1"/>
     <w:qFormat/>
     <w:rPr>
       <w:b/>
@@ -4173,12 +3773,10 @@
   </w:style>
   <w:style w:type="paragraph" w:styleId="ListParagraph">
     <w:name w:val="List Paragraph"/>
-    <w:basedOn w:val="Normal"/>
     <w:qFormat/>
   </w:style>
   <w:style w:type="character" w:styleId="Hyperlink">
     <w:name w:val="Hyperlink"/>
-    <w:basedOn w:val="DefaultParagraphFont"/>
     <w:uiPriority w:val="99"/>
     <w:unhideWhenUsed/>
     <w:rPr>
@@ -4188,7 +3786,6 @@
   </w:style>
   <w:style w:type="character" w:styleId="FootnoteReference">
     <w:name w:val="footnote reference"/>
-    <w:basedOn w:val="DefaultParagraphFont"/>
     <w:uiPriority w:val="99"/>
     <w:semiHidden/>
     <w:unhideWhenUsed/>
@@ -4198,22 +3795,13 @@
   </w:style>
   <w:style w:type="paragraph" w:styleId="FootnoteText">
     <w:name w:val="footnote text"/>
-    <w:basedOn w:val="Normal"/>
     <w:link w:val="FootnoteTextChar"/>
     <w:uiPriority w:val="99"/>
     <w:semiHidden/>
     <w:unhideWhenUsed/>
-    <w:pPr>
-      <w:spacing w:after="0" w:line="240" w:lineRule="auto"/>
-    </w:pPr>
-    <w:rPr>
-      <w:sz w:val="20"/>
-      <w:szCs w:val="20"/>
-    </w:rPr>
   </w:style>
-  <w:style w:type="character" w:styleId="FootnoteTextChar">
+  <w:style w:type="character" w:customStyle="1" w:styleId="FootnoteTextChar">
     <w:name w:val="Footnote Text Char"/>
-    <w:basedOn w:val="DefaultParagraphFont"/>
     <w:link w:val="FootnoteText"/>
     <w:uiPriority w:val="99"/>
     <w:semiHidden/>
@@ -4225,7 +3813,6 @@
   </w:style>
   <w:style w:type="character" w:styleId="EndnoteReference">
     <w:name w:val="endnote reference"/>
-    <w:basedOn w:val="DefaultParagraphFont"/>
     <w:uiPriority w:val="99"/>
     <w:semiHidden/>
     <w:unhideWhenUsed/>
@@ -4235,22 +3822,13 @@
   </w:style>
   <w:style w:type="paragraph" w:styleId="EndnoteText">
     <w:name w:val="endnote text"/>
-    <w:basedOn w:val="Normal"/>
     <w:link w:val="EndnoteTextChar"/>
     <w:uiPriority w:val="99"/>
     <w:semiHidden/>
     <w:unhideWhenUsed/>
-    <w:pPr>
-      <w:spacing w:after="0" w:line="240" w:lineRule="auto"/>
-    </w:pPr>
-    <w:rPr>
-      <w:sz w:val="20"/>
-      <w:szCs w:val="20"/>
-    </w:rPr>
   </w:style>
-  <w:style w:type="character" w:styleId="EndnoteTextChar">
+  <w:style w:type="character" w:customStyle="1" w:styleId="EndnoteTextChar">
     <w:name w:val="Endnote Text Char"/>
-    <w:basedOn w:val="DefaultParagraphFont"/>
     <w:link w:val="EndnoteText"/>
     <w:uiPriority w:val="99"/>
     <w:semiHidden/>
@@ -4261,4 +3839,325 @@
     </w:rPr>
   </w:style>
 </w:styles>
+</file>
+
+<file path=word/theme/theme1.xml><?xml version="1.0" encoding="utf-8"?>
+<a:theme xmlns:a="http://schemas.openxmlformats.org/drawingml/2006/main" name="Office Theme">
+  <a:themeElements>
+    <a:clrScheme name="Office">
+      <a:dk1>
+        <a:sysClr val="windowText" lastClr="000000"/>
+      </a:dk1>
+      <a:lt1>
+        <a:sysClr val="window" lastClr="FFFFFF"/>
+      </a:lt1>
+      <a:dk2>
+        <a:srgbClr val="0E2841"/>
+      </a:dk2>
+      <a:lt2>
+        <a:srgbClr val="E8E8E8"/>
+      </a:lt2>
+      <a:accent1>
+        <a:srgbClr val="156082"/>
+      </a:accent1>
+      <a:accent2>
+        <a:srgbClr val="E97132"/>
+      </a:accent2>
+      <a:accent3>
+        <a:srgbClr val="196B24"/>
+      </a:accent3>
+      <a:accent4>
+        <a:srgbClr val="0F9ED5"/>
+      </a:accent4>
+      <a:accent5>
+        <a:srgbClr val="A02B93"/>
+      </a:accent5>
+      <a:accent6>
+        <a:srgbClr val="4EA72E"/>
+      </a:accent6>
+      <a:hlink>
+        <a:srgbClr val="467886"/>
+      </a:hlink>
+      <a:folHlink>
+        <a:srgbClr val="96607D"/>
+      </a:folHlink>
+    </a:clrScheme>
+    <a:fontScheme name="Office">
+      <a:majorFont>
+        <a:latin typeface="Aptos Display" panose="02110004020202020204"/>
+        <a:ea typeface=""/>
+        <a:cs typeface=""/>
+        <a:font script="Jpan" typeface="游ゴシック Light"/>
+        <a:font script="Hang" typeface="맑은 고딕"/>
+        <a:font script="Hans" typeface="等线 Light"/>
+        <a:font script="Hant" typeface="新細明體"/>
+        <a:font script="Arab" typeface="Times New Roman"/>
+        <a:font script="Hebr" typeface="Times New Roman"/>
+        <a:font script="Thai" typeface="Angsana New"/>
+        <a:font script="Ethi" typeface="Nyala"/>
+        <a:font script="Beng" typeface="Vrinda"/>
+        <a:font script="Gujr" typeface="Shruti"/>
+        <a:font script="Khmr" typeface="MoolBoran"/>
+        <a:font script="Knda" typeface="Tunga"/>
+        <a:font script="Guru" typeface="Raavi"/>
+        <a:font script="Cans" typeface="Euphemia"/>
+        <a:font script="Cher" typeface="Plantagenet Cherokee"/>
+        <a:font script="Yiii" typeface="Microsoft Yi Baiti"/>
+        <a:font script="Tibt" typeface="Microsoft Himalaya"/>
+        <a:font script="Thaa" typeface="MV Boli"/>
+        <a:font script="Deva" typeface="Mangal"/>
+        <a:font script="Telu" typeface="Gautami"/>
+        <a:font script="Taml" typeface="Latha"/>
+        <a:font script="Syrc" typeface="Estrangelo Edessa"/>
+        <a:font script="Orya" typeface="Kalinga"/>
+        <a:font script="Mlym" typeface="Kartika"/>
+        <a:font script="Laoo" typeface="DokChampa"/>
+        <a:font script="Sinh" typeface="Iskoola Pota"/>
+        <a:font script="Mong" typeface="Mongolian Baiti"/>
+        <a:font script="Viet" typeface="Times New Roman"/>
+        <a:font script="Uigh" typeface="Microsoft Uighur"/>
+        <a:font script="Geor" typeface="Sylfaen"/>
+        <a:font script="Armn" typeface="Arial"/>
+        <a:font script="Bugi" typeface="Leelawadee UI"/>
+        <a:font script="Bopo" typeface="Microsoft JhengHei"/>
+        <a:font script="Java" typeface="Javanese Text"/>
+        <a:font script="Lisu" typeface="Segoe UI"/>
+        <a:font script="Mymr" typeface="Myanmar Text"/>
+        <a:font script="Nkoo" typeface="Ebrima"/>
+        <a:font script="Olck" typeface="Nirmala UI"/>
+        <a:font script="Osma" typeface="Ebrima"/>
+        <a:font script="Phag" typeface="Phagspa"/>
+        <a:font script="Syrn" typeface="Estrangelo Edessa"/>
+        <a:font script="Syrj" typeface="Estrangelo Edessa"/>
+        <a:font script="Syre" typeface="Estrangelo Edessa"/>
+        <a:font script="Sora" typeface="Nirmala UI"/>
+        <a:font script="Tale" typeface="Microsoft Tai Le"/>
+        <a:font script="Talu" typeface="Microsoft New Tai Lue"/>
+        <a:font script="Tfng" typeface="Ebrima"/>
+      </a:majorFont>
+      <a:minorFont>
+        <a:latin typeface="Aptos" panose="02110004020202020204"/>
+        <a:ea typeface=""/>
+        <a:cs typeface=""/>
+        <a:font script="Jpan" typeface="游明朝"/>
+        <a:font script="Hang" typeface="맑은 고딕"/>
+        <a:font script="Hans" typeface="等线"/>
+        <a:font script="Hant" typeface="新細明體"/>
+        <a:font script="Arab" typeface="Arial"/>
+        <a:font script="Hebr" typeface="Arial"/>
+        <a:font script="Thai" typeface="Cordia New"/>
+        <a:font script="Ethi" typeface="Nyala"/>
+        <a:font script="Beng" typeface="Vrinda"/>
+        <a:font script="Gujr" typeface="Shruti"/>
+        <a:font script="Khmr" typeface="DaunPenh"/>
+        <a:font script="Knda" typeface="Tunga"/>
+        <a:font script="Guru" typeface="Raavi"/>
+        <a:font script="Cans" typeface="Euphemia"/>
+        <a:font script="Cher" typeface="Plantagenet Cherokee"/>
+        <a:font script="Yiii" typeface="Microsoft Yi Baiti"/>
+        <a:font script="Tibt" typeface="Microsoft Himalaya"/>
+        <a:font script="Thaa" typeface="MV Boli"/>
+        <a:font script="Deva" typeface="Mangal"/>
+        <a:font script="Telu" typeface="Gautami"/>
+        <a:font script="Taml" typeface="Latha"/>
+        <a:font script="Syrc" typeface="Estrangelo Edessa"/>
+        <a:font script="Orya" typeface="Kalinga"/>
+        <a:font script="Mlym" typeface="Kartika"/>
+        <a:font script="Laoo" typeface="DokChampa"/>
+        <a:font script="Sinh" typeface="Iskoola Pota"/>
+        <a:font script="Mong" typeface="Mongolian Baiti"/>
+        <a:font script="Viet" typeface="Arial"/>
+        <a:font script="Uigh" typeface="Microsoft Uighur"/>
+        <a:font script="Geor" typeface="Sylfaen"/>
+        <a:font script="Armn" typeface="Arial"/>
+        <a:font script="Bugi" typeface="Leelawadee UI"/>
+        <a:font script="Bopo" typeface="Microsoft JhengHei"/>
+        <a:font script="Java" typeface="Javanese Text"/>
+        <a:font script="Lisu" typeface="Segoe UI"/>
+        <a:font script="Mymr" typeface="Myanmar Text"/>
+        <a:font script="Nkoo" typeface="Ebrima"/>
+        <a:font script="Olck" typeface="Nirmala UI"/>
+        <a:font script="Osma" typeface="Ebrima"/>
+        <a:font script="Phag" typeface="Phagspa"/>
+        <a:font script="Syrn" typeface="Estrangelo Edessa"/>
+        <a:font script="Syrj" typeface="Estrangelo Edessa"/>
+        <a:font script="Syre" typeface="Estrangelo Edessa"/>
+        <a:font script="Sora" typeface="Nirmala UI"/>
+        <a:font script="Tale" typeface="Microsoft Tai Le"/>
+        <a:font script="Talu" typeface="Microsoft New Tai Lue"/>
+        <a:font script="Tfng" typeface="Ebrima"/>
+      </a:minorFont>
+    </a:fontScheme>
+    <a:fmtScheme name="Office">
+      <a:fillStyleLst>
+        <a:solidFill>
+          <a:schemeClr val="phClr"/>
+        </a:solidFill>
+        <a:gradFill rotWithShape="1">
+          <a:gsLst>
+            <a:gs pos="0">
+              <a:schemeClr val="phClr">
+                <a:lumMod val="110000"/>
+                <a:satMod val="105000"/>
+                <a:tint val="67000"/>
+              </a:schemeClr>
+            </a:gs>
+            <a:gs pos="50000">
+              <a:schemeClr val="phClr">
+                <a:lumMod val="105000"/>
+                <a:satMod val="103000"/>
+                <a:tint val="73000"/>
+              </a:schemeClr>
+            </a:gs>
+            <a:gs pos="100000">
+              <a:schemeClr val="phClr">
+                <a:lumMod val="105000"/>
+                <a:satMod val="109000"/>
+                <a:tint val="81000"/>
+              </a:schemeClr>
+            </a:gs>
+          </a:gsLst>
+          <a:lin ang="5400000" scaled="0"/>
+        </a:gradFill>
+        <a:gradFill rotWithShape="1">
+          <a:gsLst>
+            <a:gs pos="0">
+              <a:schemeClr val="phClr">
+                <a:satMod val="103000"/>
+                <a:lumMod val="102000"/>
+                <a:tint val="94000"/>
+              </a:schemeClr>
+            </a:gs>
+            <a:gs pos="50000">
+              <a:schemeClr val="phClr">
+                <a:satMod val="110000"/>
+                <a:lumMod val="100000"/>
+                <a:shade val="100000"/>
+              </a:schemeClr>
+            </a:gs>
+            <a:gs pos="100000">
+              <a:schemeClr val="phClr">
+                <a:lumMod val="99000"/>
+                <a:satMod val="120000"/>
+                <a:shade val="78000"/>
+              </a:schemeClr>
+            </a:gs>
+          </a:gsLst>
+          <a:lin ang="5400000" scaled="0"/>
+        </a:gradFill>
+      </a:fillStyleLst>
+      <a:lnStyleLst>
+        <a:ln w="12700" cap="flat" cmpd="sng" algn="ctr">
+          <a:solidFill>
+            <a:schemeClr val="phClr"/>
+          </a:solidFill>
+          <a:prstDash val="solid"/>
+          <a:miter lim="800000"/>
+        </a:ln>
+        <a:ln w="19050" cap="flat" cmpd="sng" algn="ctr">
+          <a:solidFill>
+            <a:schemeClr val="phClr"/>
+          </a:solidFill>
+          <a:prstDash val="solid"/>
+          <a:miter lim="800000"/>
+        </a:ln>
+        <a:ln w="25400" cap="flat" cmpd="sng" algn="ctr">
+          <a:solidFill>
+            <a:schemeClr val="phClr"/>
+          </a:solidFill>
+          <a:prstDash val="solid"/>
+          <a:miter lim="800000"/>
+        </a:ln>
+      </a:lnStyleLst>
+      <a:effectStyleLst>
+        <a:effectStyle>
+          <a:effectLst/>
+        </a:effectStyle>
+        <a:effectStyle>
+          <a:effectLst/>
+        </a:effectStyle>
+        <a:effectStyle>
+          <a:effectLst>
+            <a:outerShdw blurRad="57150" dist="19050" dir="5400000" algn="ctr" rotWithShape="0">
+              <a:srgbClr val="000000">
+                <a:alpha val="63000"/>
+              </a:srgbClr>
+            </a:outerShdw>
+          </a:effectLst>
+        </a:effectStyle>
+      </a:effectStyleLst>
+      <a:bgFillStyleLst>
+        <a:solidFill>
+          <a:schemeClr val="phClr"/>
+        </a:solidFill>
+        <a:solidFill>
+          <a:schemeClr val="phClr">
+            <a:tint val="95000"/>
+            <a:satMod val="170000"/>
+          </a:schemeClr>
+        </a:solidFill>
+        <a:gradFill rotWithShape="1">
+          <a:gsLst>
+            <a:gs pos="0">
+              <a:schemeClr val="phClr">
+                <a:tint val="93000"/>
+                <a:satMod val="150000"/>
+                <a:shade val="98000"/>
+                <a:lumMod val="102000"/>
+              </a:schemeClr>
+            </a:gs>
+            <a:gs pos="50000">
+              <a:schemeClr val="phClr">
+                <a:tint val="98000"/>
+                <a:satMod val="130000"/>
+                <a:shade val="90000"/>
+                <a:lumMod val="103000"/>
+              </a:schemeClr>
+            </a:gs>
+            <a:gs pos="100000">
+              <a:schemeClr val="phClr">
+                <a:shade val="63000"/>
+                <a:satMod val="120000"/>
+              </a:schemeClr>
+            </a:gs>
+          </a:gsLst>
+          <a:lin ang="5400000" scaled="0"/>
+        </a:gradFill>
+      </a:bgFillStyleLst>
+    </a:fmtScheme>
+  </a:themeElements>
+  <a:objectDefaults>
+    <a:lnDef>
+      <a:spPr/>
+      <a:bodyPr/>
+      <a:lstStyle/>
+      <a:style>
+        <a:lnRef idx="2">
+          <a:schemeClr val="accent1"/>
+        </a:lnRef>
+        <a:fillRef idx="0">
+          <a:schemeClr val="accent1"/>
+        </a:fillRef>
+        <a:effectRef idx="1">
+          <a:schemeClr val="accent1"/>
+        </a:effectRef>
+        <a:fontRef idx="minor">
+          <a:schemeClr val="tx1"/>
+        </a:fontRef>
+      </a:style>
+    </a:lnDef>
+  </a:objectDefaults>
+  <a:extraClrSchemeLst/>
+  <a:extLst>
+    <a:ext uri="{05A4C25C-085E-4340-85A3-A5531E510DB2}">
+      <thm15:themeFamily xmlns:thm15="http://schemas.microsoft.com/office/thememl/2012/main" name="Office Theme" id="{2E142A2C-CD16-42D6-873A-C26D2A0506FA}" vid="{1BDDFF52-6CD6-40A5-AB3C-68EB2F1E4D0A}"/>
+    </a:ext>
+  </a:extLst>
+</a:theme>
+</file>
+
+<file path=docMetadata/LabelInfo.xml><?xml version="1.0" encoding="utf-8"?>
+<clbl:labelList xmlns:clbl="http://schemas.microsoft.com/office/2020/mipLabelMetadata">
+  <clbl:label id="{f42aa342-8706-4288-bd11-ebb85995028c}" enabled="1" method="Standard" siteId="{72f988bf-86f1-41af-91ab-2d7cd011db47}" contentBits="0" removed="0"/>
+</clbl:labelList>
 </file>